--- a/(e)CRF/Per nummer/28_Rapport activiteitenprofiel.docx
+++ b/(e)CRF/Per nummer/28_Rapport activiteitenprofiel.docx
@@ -286,9 +286,6 @@
       <w:pPr>
         <w:spacing w:after="0" w:line="240" w:lineRule="auto"/>
       </w:pPr>
-      <w:r>
-        <w:separator/>
-      </w:r>
     </w:p>
   </w:endnote>
   <w:endnote w:type="continuationSeparator" w:id="0">
@@ -296,9 +293,6 @@
       <w:pPr>
         <w:spacing w:after="0" w:line="240" w:lineRule="auto"/>
       </w:pPr>
-      <w:r>
-        <w:continuationSeparator/>
-      </w:r>
     </w:p>
   </w:endnote>
 </w:endnotes>
@@ -387,10 +381,119 @@
   <w:p>
     <w:pPr>
       <w:pStyle w:val="Footer"/>
+      <w:jc w:val="center"/>
       <w:rPr>
         <w:rFonts w:ascii="Calibri" w:hAnsi="Calibri" w:cs="Calibri"/>
       </w:rPr>
     </w:pPr>
+    <w:r>
+      <w:rPr>
+        <w:rFonts w:ascii="Arial" w:hAnsi="Arial" w:eastAsia="Arial" w:cs="Arial"/>
+        <w:b w:val="0"/>
+        <w:color w:val="59636E"/>
+        <w:sz w:val="18"/>
+      </w:rPr>
+      <w:t xml:space="preserve">Pagina </w:t>
+    </w:r>
+    <w:r>
+      <w:rPr>
+        <w:rFonts w:ascii="Arial" w:hAnsi="Arial" w:eastAsia="Arial" w:cs="Arial"/>
+        <w:b w:val="0"/>
+        <w:color w:val="59636E"/>
+        <w:sz w:val="18"/>
+      </w:rPr>
+      <w:fldChar w:fldCharType="begin"/>
+    </w:r>
+    <w:r>
+      <w:rPr>
+        <w:rFonts w:ascii="Arial" w:hAnsi="Arial" w:eastAsia="Arial" w:cs="Arial"/>
+        <w:b w:val="0"/>
+        <w:color w:val="59636E"/>
+        <w:sz w:val="18"/>
+      </w:rPr>
+      <w:instrText xml:space="preserve"> PAGE </w:instrText>
+    </w:r>
+    <w:r>
+      <w:rPr>
+        <w:rFonts w:ascii="Arial" w:hAnsi="Arial" w:eastAsia="Arial" w:cs="Arial"/>
+        <w:b w:val="0"/>
+        <w:color w:val="59636E"/>
+        <w:sz w:val="18"/>
+      </w:rPr>
+      <w:fldChar w:fldCharType="separate"/>
+    </w:r>
+    <w:r>
+      <w:rPr>
+        <w:rFonts w:ascii="Arial" w:hAnsi="Arial" w:eastAsia="Arial" w:cs="Arial"/>
+        <w:b w:val="0"/>
+        <w:color w:val="59636E"/>
+        <w:sz w:val="18"/>
+      </w:rPr>
+      <w:t>1</w:t>
+    </w:r>
+    <w:r>
+      <w:rPr>
+        <w:rFonts w:ascii="Arial" w:hAnsi="Arial" w:eastAsia="Arial" w:cs="Arial"/>
+        <w:b w:val="0"/>
+        <w:color w:val="59636E"/>
+        <w:sz w:val="18"/>
+      </w:rPr>
+      <w:fldChar w:fldCharType="end"/>
+    </w:r>
+    <w:r>
+      <w:rPr>
+        <w:rFonts w:ascii="Arial" w:hAnsi="Arial" w:eastAsia="Arial" w:cs="Arial"/>
+        <w:b w:val="0"/>
+        <w:color w:val="59636E"/>
+        <w:sz w:val="18"/>
+      </w:rPr>
+      <w:t xml:space="preserve"> van </w:t>
+    </w:r>
+    <w:r>
+      <w:rPr>
+        <w:rFonts w:ascii="Arial" w:hAnsi="Arial" w:eastAsia="Arial" w:cs="Arial"/>
+        <w:b w:val="0"/>
+        <w:color w:val="59636E"/>
+        <w:sz w:val="18"/>
+      </w:rPr>
+      <w:fldChar w:fldCharType="begin"/>
+    </w:r>
+    <w:r>
+      <w:rPr>
+        <w:rFonts w:ascii="Arial" w:hAnsi="Arial" w:eastAsia="Arial" w:cs="Arial"/>
+        <w:b w:val="0"/>
+        <w:color w:val="59636E"/>
+        <w:sz w:val="18"/>
+      </w:rPr>
+      <w:instrText xml:space="preserve"> NUMPAGES </w:instrText>
+    </w:r>
+    <w:r>
+      <w:rPr>
+        <w:rFonts w:ascii="Arial" w:hAnsi="Arial" w:eastAsia="Arial" w:cs="Arial"/>
+        <w:b w:val="0"/>
+        <w:color w:val="59636E"/>
+        <w:sz w:val="18"/>
+      </w:rPr>
+      <w:fldChar w:fldCharType="separate"/>
+    </w:r>
+    <w:r>
+      <w:rPr>
+        <w:rFonts w:ascii="Arial" w:hAnsi="Arial" w:eastAsia="Arial" w:cs="Arial"/>
+        <w:b w:val="0"/>
+        <w:color w:val="59636E"/>
+        <w:sz w:val="18"/>
+      </w:rPr>
+      <w:t>1</w:t>
+    </w:r>
+    <w:r>
+      <w:rPr>
+        <w:rFonts w:ascii="Arial" w:hAnsi="Arial" w:eastAsia="Arial" w:cs="Arial"/>
+        <w:b w:val="0"/>
+        <w:color w:val="59636E"/>
+        <w:sz w:val="18"/>
+      </w:rPr>
+      <w:fldChar w:fldCharType="end"/>
+    </w:r>
   </w:p>
 </w:ftr>
 </file>
@@ -402,9 +505,6 @@
       <w:pPr>
         <w:spacing w:after="0" w:line="240" w:lineRule="auto"/>
       </w:pPr>
-      <w:r>
-        <w:separator/>
-      </w:r>
     </w:p>
   </w:footnote>
   <w:footnote w:type="continuationSeparator" w:id="0">
@@ -412,9 +512,6 @@
       <w:pPr>
         <w:spacing w:after="0" w:line="240" w:lineRule="auto"/>
       </w:pPr>
-      <w:r>
-        <w:continuationSeparator/>
-      </w:r>
     </w:p>
   </w:footnote>
 </w:footnotes>
@@ -425,6 +522,7 @@
   <w:p>
     <w:pPr>
       <w:pStyle w:val="Header"/>
+      <w:jc w:val="left"/>
       <w:rPr>
         <w:color w:val="000000" w:themeColor="text1"/>
         <w:sz w:val="18"/>
@@ -435,42 +533,12 @@
     <w:r>
       <w:rPr>
         <w:rFonts w:ascii="Arial" w:hAnsi="Arial" w:cs="Arial" w:eastAsia="Arial"/>
-        <w:color w:val="000000" w:themeColor="text1"/>
+        <w:b w:val="0"/>
+        <w:color w:val="59636E"/>
+        <w:sz w:val="18"/>
         <w:lang w:val="en-US"/>
       </w:rPr>
-      <w:t>Physical Activity Profile Report</w:t>
-    </w:r>
-    <w:r>
-      <w:rPr>
-        <w:rFonts w:ascii="Arial" w:hAnsi="Arial" w:cs="Arial" w:eastAsia="Arial"/>
-        <w:color w:val="000000" w:themeColor="text1"/>
-        <w:lang w:val="en-US"/>
-      </w:rPr>
-      <w:tab/>
-    </w:r>
-    <w:r>
-      <w:rPr>
-        <w:rFonts w:ascii="Arial" w:hAnsi="Arial" w:cs="Arial" w:eastAsia="Arial"/>
-        <w:color w:val="000000" w:themeColor="text1"/>
-        <w:lang w:val="en-US"/>
-      </w:rPr>
-      <w:tab/>
-    </w:r>
-    <w:r>
-      <w:rPr>
-        <w:rFonts w:ascii="Arial" w:hAnsi="Arial" w:cs="Arial" w:eastAsia="Arial"/>
-        <w:color w:val="000000" w:themeColor="text1"/>
-        <w:lang w:val="en-US"/>
-      </w:rPr>
-      <w:t>v</w:t>
-    </w:r>
-    <w:r>
-      <w:rPr>
-        <w:rFonts w:ascii="Arial" w:hAnsi="Arial" w:cs="Arial" w:eastAsia="Arial"/>
-        <w:color w:val="000000" w:themeColor="text1"/>
-        <w:lang w:val="en-US"/>
-      </w:rPr>
-      <w:t>.30_03_2026</w:t>
+      <w:t>PARADISE (S71769) — eCRF 28: Rapport activiteitenprofiel</w:t>
     </w:r>
   </w:p>
 </w:hdr>

--- a/(e)CRF/Per nummer/28_Rapport activiteitenprofiel.docx
+++ b/(e)CRF/Per nummer/28_Rapport activiteitenprofiel.docx
@@ -300,197 +300,352 @@
 
 <file path=word/footer1.xml><?xml version="1.0" encoding="utf-8"?>
 <w:ftr xmlns:wpc="http://schemas.microsoft.com/office/word/2010/wordprocessingCanvas" xmlns:cx="http://schemas.microsoft.com/office/drawing/2014/chartex" xmlns:cx1="http://schemas.microsoft.com/office/drawing/2015/9/8/chartex" xmlns:cx2="http://schemas.microsoft.com/office/drawing/2015/10/21/chartex" xmlns:cx3="http://schemas.microsoft.com/office/drawing/2016/5/9/chartex" xmlns:cx4="http://schemas.microsoft.com/office/drawing/2016/5/10/chartex" xmlns:cx5="http://schemas.microsoft.com/office/drawing/2016/5/11/chartex" xmlns:cx6="http://schemas.microsoft.com/office/drawing/2016/5/12/chartex" xmlns:cx7="http://schemas.microsoft.com/office/drawing/2016/5/13/chartex" xmlns:cx8="http://schemas.microsoft.com/office/drawing/2016/5/14/chartex" xmlns:mc="http://schemas.openxmlformats.org/markup-compatibility/2006" xmlns:aink="http://schemas.microsoft.com/office/drawing/2016/ink" xmlns:am3d="http://schemas.microsoft.com/office/drawing/2017/model3d" xmlns:o="urn:schemas-microsoft-com:office:office" xmlns:oel="http://schemas.microsoft.com/office/2019/extlst" xmlns:r="http://schemas.openxmlformats.org/officeDocument/2006/relationships" xmlns:m="http://schemas.openxmlformats.org/officeDocument/2006/math" xmlns:v="urn:schemas-microsoft-com:vml" xmlns:wp14="http://schemas.microsoft.com/office/word/2010/wordprocessingDrawing" xmlns:wp="http://schemas.openxmlformats.org/drawingml/2006/wordprocessingDrawing" xmlns:w10="urn:schemas-microsoft-com:office:word" xmlns:w="http://schemas.openxmlformats.org/wordprocessingml/2006/main" xmlns:w14="http://schemas.microsoft.com/office/word/2010/wordml" xmlns:w15="http://schemas.microsoft.com/office/word/2012/wordml" xmlns:w16cex="http://schemas.microsoft.com/office/word/2018/wordml/cex" xmlns:w16cid="http://schemas.microsoft.com/office/word/2016/wordml/cid" xmlns:w16="http://schemas.microsoft.com/office/word/2018/wordml" xmlns:w16du="http://schemas.microsoft.com/office/word/2023/wordml/word16du" xmlns:w16sdtdh="http://schemas.microsoft.com/office/word/2020/wordml/sdtdatahash" xmlns:w16sdtfl="http://schemas.microsoft.com/office/word/2024/wordml/sdtformatlock" xmlns:w16se="http://schemas.microsoft.com/office/word/2015/wordml/symex" xmlns:wpg="http://schemas.microsoft.com/office/word/2010/wordprocessingGroup" xmlns:wpi="http://schemas.microsoft.com/office/word/2010/wordprocessingInk" xmlns:wne="http://schemas.microsoft.com/office/word/2006/wordml" xmlns:wps="http://schemas.microsoft.com/office/word/2010/wordprocessingShape" mc:Ignorable="w14 w15 w16se w16cid w16 w16cex w16sdtdh w16sdtfl w16du wp14">
-  <w:sdt>
-    <w:sdtPr>
-      <w:id w:val="931316503"/>
-      <w:docPartObj>
-        <w:docPartGallery w:val="Page Numbers (Bottom of Page)"/>
-        <w:docPartUnique/>
-      </w:docPartObj>
-    </w:sdtPr>
-    <w:sdtEndPr>
-      <w:rPr>
-        <w:color w:val="7F7F7F" w:themeColor="background1" w:themeShade="7F"/>
-        <w:spacing w:val="60"/>
-      </w:rPr>
-    </w:sdtEndPr>
-    <w:sdtContent>
-      <w:p>
-        <w:pPr>
-          <w:pStyle w:val="Footer"/>
-          <w:pBdr>
-            <w:top w:val="single" w:color="D9D9D9" w:themeColor="background1" w:themeShade="D9" w:sz="4" w:space="1"/>
-          </w:pBdr>
-          <w:jc w:val="right"/>
-        </w:pPr>
-        <w:r>
-          <w:rPr>
-            <w:rFonts w:ascii="Calibri" w:hAnsi="Calibri" w:cs="Calibri"/>
-            <w:color w:val="000000" w:themeColor="text1"/>
-          </w:rPr>
-          <w:fldChar w:fldCharType="begin"/>
-        </w:r>
-        <w:r>
-          <w:rPr>
-            <w:rFonts w:ascii="Calibri" w:hAnsi="Calibri" w:cs="Calibri"/>
-            <w:color w:val="000000" w:themeColor="text1"/>
-          </w:rPr>
-          <w:instrText xml:space="preserve"> PAGE   \* MERGEFORMAT </w:instrText>
-        </w:r>
-        <w:r>
-          <w:rPr>
-            <w:rFonts w:ascii="Calibri" w:hAnsi="Calibri" w:cs="Calibri"/>
-            <w:color w:val="000000" w:themeColor="text1"/>
-          </w:rPr>
-          <w:fldChar w:fldCharType="separate"/>
-        </w:r>
-        <w:r>
-          <w:rPr>
-            <w:rFonts w:ascii="Calibri" w:hAnsi="Calibri" w:cs="Calibri"/>
-            <w:noProof/>
-            <w:color w:val="000000" w:themeColor="text1"/>
-          </w:rPr>
-          <w:t>2</w:t>
-        </w:r>
-        <w:r>
-          <w:rPr>
-            <w:rFonts w:ascii="Calibri" w:hAnsi="Calibri" w:cs="Calibri"/>
-            <w:noProof/>
-            <w:color w:val="000000" w:themeColor="text1"/>
-          </w:rPr>
-          <w:fldChar w:fldCharType="end"/>
-        </w:r>
-        <w:r>
-          <w:rPr>
-            <w:rFonts w:ascii="Calibri" w:hAnsi="Calibri" w:cs="Calibri"/>
-            <w:color w:val="000000" w:themeColor="text1"/>
-          </w:rPr>
-          <w:t xml:space="preserve"> | </w:t>
-        </w:r>
-        <w:r>
-          <w:rPr>
-            <w:rFonts w:ascii="Calibri" w:hAnsi="Calibri" w:cs="Calibri"/>
-            <w:color w:val="000000" w:themeColor="text1"/>
-            <w:spacing w:val="60"/>
-          </w:rPr>
-          <w:t>1</w:t>
-        </w:r>
-      </w:p>
-    </w:sdtContent>
-  </w:sdt>
   <w:p>
     <w:pPr>
-      <w:pStyle w:val="Footer"/>
-      <w:jc w:val="center"/>
-      <w:rPr>
-        <w:rFonts w:ascii="Calibri" w:hAnsi="Calibri" w:cs="Calibri"/>
-      </w:rPr>
+      <w:pBdr>
+        <w:top w:val="single" w:sz="6" w:space="6" w:color="C4CED8"/>
+      </w:pBdr>
     </w:pPr>
     <w:r>
       <w:rPr>
-        <w:rFonts w:ascii="Arial" w:hAnsi="Arial" w:eastAsia="Arial" w:cs="Arial"/>
-        <w:b w:val="0"/>
-        <w:color w:val="59636E"/>
-        <w:sz w:val="18"/>
-      </w:rPr>
-      <w:t xml:space="preserve">Pagina </w:t>
+        <w:noProof/>
+      </w:rPr>
+      <w:drawing>
+        <wp:anchor distT="0" distB="0" distL="114300" distR="114300" simplePos="0" relativeHeight="251659264" behindDoc="0" locked="0" layoutInCell="1" allowOverlap="1" wp14:anchorId="4A8142CD" wp14:editId="6CB4EA88">
+          <wp:simplePos x="0" y="0"/>
+          <wp:positionH relativeFrom="column">
+            <wp:posOffset>5527362</wp:posOffset>
+          </wp:positionH>
+          <wp:positionV relativeFrom="paragraph">
+            <wp:posOffset>66098</wp:posOffset>
+          </wp:positionV>
+          <wp:extent cx="1272540" cy="484505"/>
+          <wp:effectExtent l="0" t="0" r="3810" b="0"/>
+          <wp:wrapSquare wrapText="bothSides"/>
+          <wp:docPr id="1206673644" name="Afbeelding 7"/>
+          <wp:cNvGraphicFramePr>
+            <a:graphicFrameLocks xmlns:a="http://schemas.openxmlformats.org/drawingml/2006/main" noChangeAspect="1"/>
+          </wp:cNvGraphicFramePr>
+          <a:graphic xmlns:a="http://schemas.openxmlformats.org/drawingml/2006/main">
+            <a:graphicData uri="http://schemas.openxmlformats.org/drawingml/2006/picture">
+              <pic:pic xmlns:pic="http://schemas.openxmlformats.org/drawingml/2006/picture">
+                <pic:nvPicPr>
+                  <pic:cNvPr id="1340115081" name="Afbeelding 1340115081"/>
+                  <pic:cNvPicPr/>
+                </pic:nvPicPr>
+                <pic:blipFill rotWithShape="1">
+                  <a:blip r:embed="rIdTplImgC">
+                    <a:extLst>
+                      <a:ext uri="{28A0092B-C50C-407E-A947-70E740481C1C}">
+                        <a14:useLocalDpi xmlns:a14="http://schemas.microsoft.com/office/drawing/2010/main" val="0"/>
+                      </a:ext>
+                    </a:extLst>
+                  </a:blip>
+                  <a:srcRect l="8409" t="28983" b="36048"/>
+                  <a:stretch>
+                    <a:fillRect/>
+                  </a:stretch>
+                </pic:blipFill>
+                <pic:spPr bwMode="auto">
+                  <a:xfrm>
+                    <a:off x="0" y="0"/>
+                    <a:ext cx="1272540" cy="484505"/>
+                  </a:xfrm>
+                  <a:prstGeom prst="rect">
+                    <a:avLst/>
+                  </a:prstGeom>
+                  <a:ln>
+                    <a:noFill/>
+                  </a:ln>
+                  <a:extLst>
+                    <a:ext uri="{53640926-AAD7-44D8-BBD7-CCE9431645EC}">
+                      <a14:shadowObscured xmlns:a14="http://schemas.microsoft.com/office/drawing/2010/main"/>
+                    </a:ext>
+                  </a:extLst>
+                </pic:spPr>
+              </pic:pic>
+            </a:graphicData>
+          </a:graphic>
+          <wp14:sizeRelH relativeFrom="page">
+            <wp14:pctWidth>0</wp14:pctWidth>
+          </wp14:sizeRelH>
+          <wp14:sizeRelV relativeFrom="page">
+            <wp14:pctHeight>0</wp14:pctHeight>
+          </wp14:sizeRelV>
+        </wp:anchor>
+      </w:drawing>
     </w:r>
     <w:r>
       <w:rPr>
-        <w:rFonts w:ascii="Arial" w:hAnsi="Arial" w:eastAsia="Arial" w:cs="Arial"/>
-        <w:b w:val="0"/>
         <w:color w:val="59636E"/>
-        <w:sz w:val="18"/>
+        <w:sz w:val="16"/>
+        <w:szCs w:val="16"/>
+      </w:rPr>
+      <w:t>PARADISE-</w:t>
+    </w:r>
+    <w:proofErr w:type="gramStart"/>
+    <w:r>
+      <w:rPr>
+        <w:color w:val="59636E"/>
+        <w:sz w:val="16"/>
+        <w:szCs w:val="16"/>
+      </w:rPr>
+      <w:t>studie  ·</w:t>
+    </w:r>
+    <w:proofErr w:type="gramEnd"/>
+    <w:r>
+      <w:rPr>
+        <w:color w:val="59636E"/>
+        <w:sz w:val="16"/>
+        <w:szCs w:val="16"/>
+      </w:rPr>
+      <w:t xml:space="preserve">  eCRF 28: Rapport activiteitenprofiel </w:t>
+    </w:r>
+    <w:proofErr w:type="gramStart"/>
+    <w:r>
+      <w:rPr>
+        <w:color w:val="59636E"/>
+        <w:sz w:val="16"/>
+        <w:szCs w:val="16"/>
+      </w:rPr>
+      <w:t>·</w:t>
+    </w:r>
+    <w:proofErr w:type="gramEnd"/>
+    <w:r>
+      <w:rPr>
+        <w:color w:val="59636E"/>
+        <w:sz w:val="16"/>
+        <w:szCs w:val="16"/>
+      </w:rPr>
+      <w:t xml:space="preserve">  Versie </w:t>
+    </w:r>
+    <w:proofErr w:type="gramStart"/>
+    <w:r>
+      <w:rPr>
+        <w:i/>
+        <w:iCs/>
+        <w:color w:val="59636E"/>
+        <w:sz w:val="16"/>
+        <w:szCs w:val="16"/>
+      </w:rPr>
+      <w:t xml:space="preserve">[ </w:t>
+    </w:r>
+    <w:r>
+      <w:rPr>
+        <w:i/>
+        <w:iCs/>
+        <w:color w:val="59636E"/>
+        <w:sz w:val="16"/>
+        <w:szCs w:val="16"/>
+      </w:rPr>
+      <w:t>1.0</w:t>
+    </w:r>
+    <w:proofErr w:type="gramEnd"/>
+    <w:r>
+      <w:rPr>
+        <w:i/>
+        <w:iCs/>
+        <w:color w:val="59636E"/>
+        <w:sz w:val="16"/>
+        <w:szCs w:val="16"/>
+      </w:rPr>
+      <w:t xml:space="preserve"> </w:t>
+    </w:r>
+    <w:proofErr w:type="gramStart"/>
+    <w:r>
+      <w:rPr>
+        <w:i/>
+        <w:iCs/>
+        <w:color w:val="59636E"/>
+        <w:sz w:val="16"/>
+        <w:szCs w:val="16"/>
+      </w:rPr>
+      <w:t>]</w:t>
+    </w:r>
+    <w:r>
+      <w:rPr>
+        <w:color w:val="59636E"/>
+        <w:sz w:val="16"/>
+        <w:szCs w:val="16"/>
+      </w:rPr>
+      <w:t xml:space="preserve">  ·</w:t>
+    </w:r>
+    <w:proofErr w:type="gramEnd"/>
+    <w:r>
+      <w:rPr>
+        <w:color w:val="59636E"/>
+        <w:sz w:val="16"/>
+        <w:szCs w:val="16"/>
+      </w:rPr>
+      <w:t xml:space="preserve">  </w:t>
+    </w:r>
+    <w:proofErr w:type="gramStart"/>
+    <w:r>
+      <w:rPr>
+        <w:i/>
+        <w:iCs/>
+        <w:color w:val="59636E"/>
+        <w:sz w:val="16"/>
+        <w:szCs w:val="16"/>
+      </w:rPr>
+      <w:t xml:space="preserve">[ </w:t>
+    </w:r>
+    <w:r>
+      <w:rPr>
+        <w:i/>
+        <w:iCs/>
+        <w:color w:val="59636E"/>
+        <w:sz w:val="16"/>
+        <w:szCs w:val="16"/>
+      </w:rPr>
+      <w:t>27</w:t>
+    </w:r>
+    <w:proofErr w:type="gramEnd"/>
+    <w:r>
+      <w:rPr>
+        <w:i/>
+        <w:iCs/>
+        <w:color w:val="59636E"/>
+        <w:sz w:val="16"/>
+        <w:szCs w:val="16"/>
+      </w:rPr>
+      <w:t>/07/</w:t>
+    </w:r>
+    <w:proofErr w:type="gramStart"/>
+    <w:r>
+      <w:rPr>
+        <w:i/>
+        <w:iCs/>
+        <w:color w:val="59636E"/>
+        <w:sz w:val="16"/>
+        <w:szCs w:val="16"/>
+      </w:rPr>
+      <w:t>2026</w:t>
+    </w:r>
+    <w:r>
+      <w:rPr>
+        <w:i/>
+        <w:iCs/>
+        <w:color w:val="59636E"/>
+        <w:sz w:val="16"/>
+        <w:szCs w:val="16"/>
+      </w:rPr>
+      <w:t xml:space="preserve"> ]</w:t>
+    </w:r>
+    <w:proofErr w:type="gramEnd"/>
+    <w:r>
+      <w:rPr>
+        <w:color w:val="59636E"/>
+        <w:sz w:val="16"/>
+        <w:szCs w:val="16"/>
+      </w:rPr>
+      <w:t xml:space="preserve">  </w:t>
+    </w:r>
+    <w:proofErr w:type="gramStart"/>
+    <w:r>
+      <w:rPr>
+        <w:color w:val="59636E"/>
+        <w:sz w:val="16"/>
+        <w:szCs w:val="16"/>
+      </w:rPr>
+      <w:t>·  Pagina</w:t>
+    </w:r>
+    <w:proofErr w:type="gramEnd"/>
+    <w:r>
+      <w:rPr>
+        <w:color w:val="59636E"/>
+        <w:sz w:val="16"/>
+        <w:szCs w:val="16"/>
+      </w:rPr>
+      <w:t xml:space="preserve"> </w:t>
+    </w:r>
+    <w:r>
+      <w:rPr>
+        <w:color w:val="59636E"/>
+        <w:sz w:val="16"/>
+        <w:szCs w:val="16"/>
       </w:rPr>
       <w:fldChar w:fldCharType="begin"/>
     </w:r>
     <w:r>
       <w:rPr>
-        <w:rFonts w:ascii="Arial" w:hAnsi="Arial" w:eastAsia="Arial" w:cs="Arial"/>
-        <w:b w:val="0"/>
         <w:color w:val="59636E"/>
-        <w:sz w:val="18"/>
-      </w:rPr>
-      <w:instrText xml:space="preserve"> PAGE </w:instrText>
+        <w:sz w:val="16"/>
+        <w:szCs w:val="16"/>
+      </w:rPr>
+      <w:instrText>PAGE</w:instrText>
     </w:r>
     <w:r>
       <w:rPr>
-        <w:rFonts w:ascii="Arial" w:hAnsi="Arial" w:eastAsia="Arial" w:cs="Arial"/>
-        <w:b w:val="0"/>
         <w:color w:val="59636E"/>
-        <w:sz w:val="18"/>
+        <w:sz w:val="16"/>
+        <w:szCs w:val="16"/>
       </w:rPr>
       <w:fldChar w:fldCharType="separate"/>
     </w:r>
     <w:r>
       <w:rPr>
-        <w:rFonts w:ascii="Arial" w:hAnsi="Arial" w:eastAsia="Arial" w:cs="Arial"/>
-        <w:b w:val="0"/>
+        <w:noProof/>
         <w:color w:val="59636E"/>
-        <w:sz w:val="18"/>
+        <w:sz w:val="16"/>
+        <w:szCs w:val="16"/>
       </w:rPr>
       <w:t>1</w:t>
     </w:r>
     <w:r>
       <w:rPr>
-        <w:rFonts w:ascii="Arial" w:hAnsi="Arial" w:eastAsia="Arial" w:cs="Arial"/>
-        <w:b w:val="0"/>
         <w:color w:val="59636E"/>
-        <w:sz w:val="18"/>
+        <w:sz w:val="16"/>
+        <w:szCs w:val="16"/>
       </w:rPr>
       <w:fldChar w:fldCharType="end"/>
     </w:r>
     <w:r>
       <w:rPr>
-        <w:rFonts w:ascii="Arial" w:hAnsi="Arial" w:eastAsia="Arial" w:cs="Arial"/>
-        <w:b w:val="0"/>
         <w:color w:val="59636E"/>
-        <w:sz w:val="18"/>
+        <w:sz w:val="16"/>
+        <w:szCs w:val="16"/>
       </w:rPr>
       <w:t xml:space="preserve"> van </w:t>
     </w:r>
     <w:r>
       <w:rPr>
-        <w:rFonts w:ascii="Arial" w:hAnsi="Arial" w:eastAsia="Arial" w:cs="Arial"/>
-        <w:b w:val="0"/>
         <w:color w:val="59636E"/>
-        <w:sz w:val="18"/>
+        <w:sz w:val="16"/>
+        <w:szCs w:val="16"/>
       </w:rPr>
       <w:fldChar w:fldCharType="begin"/>
     </w:r>
     <w:r>
       <w:rPr>
-        <w:rFonts w:ascii="Arial" w:hAnsi="Arial" w:eastAsia="Arial" w:cs="Arial"/>
-        <w:b w:val="0"/>
         <w:color w:val="59636E"/>
-        <w:sz w:val="18"/>
-      </w:rPr>
-      <w:instrText xml:space="preserve"> NUMPAGES </w:instrText>
+        <w:sz w:val="16"/>
+        <w:szCs w:val="16"/>
+      </w:rPr>
+      <w:instrText>NUMPAGES</w:instrText>
     </w:r>
     <w:r>
       <w:rPr>
-        <w:rFonts w:ascii="Arial" w:hAnsi="Arial" w:eastAsia="Arial" w:cs="Arial"/>
-        <w:b w:val="0"/>
         <w:color w:val="59636E"/>
-        <w:sz w:val="18"/>
+        <w:sz w:val="16"/>
+        <w:szCs w:val="16"/>
       </w:rPr>
       <w:fldChar w:fldCharType="separate"/>
     </w:r>
     <w:r>
       <w:rPr>
-        <w:rFonts w:ascii="Arial" w:hAnsi="Arial" w:eastAsia="Arial" w:cs="Arial"/>
-        <w:b w:val="0"/>
+        <w:noProof/>
         <w:color w:val="59636E"/>
-        <w:sz w:val="18"/>
-      </w:rPr>
-      <w:t>1</w:t>
+        <w:sz w:val="16"/>
+        <w:szCs w:val="16"/>
+      </w:rPr>
+      <w:t>2</w:t>
     </w:r>
     <w:r>
       <w:rPr>
-        <w:rFonts w:ascii="Arial" w:hAnsi="Arial" w:eastAsia="Arial" w:cs="Arial"/>
-        <w:b w:val="0"/>
         <w:color w:val="59636E"/>
-        <w:sz w:val="18"/>
+        <w:sz w:val="16"/>
+        <w:szCs w:val="16"/>
       </w:rPr>
       <w:fldChar w:fldCharType="end"/>
     </w:r>
@@ -521,24 +676,127 @@
 <w:hdr xmlns:wpc="http://schemas.microsoft.com/office/word/2010/wordprocessingCanvas" xmlns:cx="http://schemas.microsoft.com/office/drawing/2014/chartex" xmlns:cx1="http://schemas.microsoft.com/office/drawing/2015/9/8/chartex" xmlns:cx2="http://schemas.microsoft.com/office/drawing/2015/10/21/chartex" xmlns:cx3="http://schemas.microsoft.com/office/drawing/2016/5/9/chartex" xmlns:cx4="http://schemas.microsoft.com/office/drawing/2016/5/10/chartex" xmlns:cx5="http://schemas.microsoft.com/office/drawing/2016/5/11/chartex" xmlns:cx6="http://schemas.microsoft.com/office/drawing/2016/5/12/chartex" xmlns:cx7="http://schemas.microsoft.com/office/drawing/2016/5/13/chartex" xmlns:cx8="http://schemas.microsoft.com/office/drawing/2016/5/14/chartex" xmlns:mc="http://schemas.openxmlformats.org/markup-compatibility/2006" xmlns:aink="http://schemas.microsoft.com/office/drawing/2016/ink" xmlns:am3d="http://schemas.microsoft.com/office/drawing/2017/model3d" xmlns:o="urn:schemas-microsoft-com:office:office" xmlns:oel="http://schemas.microsoft.com/office/2019/extlst" xmlns:r="http://schemas.openxmlformats.org/officeDocument/2006/relationships" xmlns:m="http://schemas.openxmlformats.org/officeDocument/2006/math" xmlns:v="urn:schemas-microsoft-com:vml" xmlns:wp14="http://schemas.microsoft.com/office/word/2010/wordprocessingDrawing" xmlns:wp="http://schemas.openxmlformats.org/drawingml/2006/wordprocessingDrawing" xmlns:w10="urn:schemas-microsoft-com:office:word" xmlns:w="http://schemas.openxmlformats.org/wordprocessingml/2006/main" xmlns:w14="http://schemas.microsoft.com/office/word/2010/wordml" xmlns:w15="http://schemas.microsoft.com/office/word/2012/wordml" xmlns:w16cex="http://schemas.microsoft.com/office/word/2018/wordml/cex" xmlns:w16cid="http://schemas.microsoft.com/office/word/2016/wordml/cid" xmlns:w16="http://schemas.microsoft.com/office/word/2018/wordml" xmlns:w16du="http://schemas.microsoft.com/office/word/2023/wordml/word16du" xmlns:w16sdtdh="http://schemas.microsoft.com/office/word/2020/wordml/sdtdatahash" xmlns:w16sdtfl="http://schemas.microsoft.com/office/word/2024/wordml/sdtformatlock" xmlns:w16se="http://schemas.microsoft.com/office/word/2015/wordml/symex" xmlns:wpg="http://schemas.microsoft.com/office/word/2010/wordprocessingGroup" xmlns:wpi="http://schemas.microsoft.com/office/word/2010/wordprocessingInk" xmlns:wne="http://schemas.microsoft.com/office/word/2006/wordml" xmlns:wps="http://schemas.microsoft.com/office/word/2010/wordprocessingShape" mc:Ignorable="w14 w15 w16se w16cid w16 w16cex w16sdtdh w16sdtfl w16du wp14">
   <w:p>
     <w:pPr>
-      <w:pStyle w:val="Header"/>
-      <w:jc w:val="left"/>
-      <w:rPr>
-        <w:color w:val="000000" w:themeColor="text1"/>
-        <w:sz w:val="18"/>
-        <w:szCs w:val="18"/>
-        <w:lang w:val="en-US"/>
-      </w:rPr>
+      <w:pStyle w:val="Koptekst"/>
+      <w:jc w:val="right"/>
     </w:pPr>
     <w:r>
       <w:rPr>
-        <w:rFonts w:ascii="Arial" w:hAnsi="Arial" w:cs="Arial" w:eastAsia="Arial"/>
-        <w:b w:val="0"/>
-        <w:color w:val="59636E"/>
-        <w:sz w:val="18"/>
-        <w:lang w:val="en-US"/>
-      </w:rPr>
-      <w:t>PARADISE (S71769) — eCRF 28: Rapport activiteitenprofiel</w:t>
+        <w:noProof/>
+      </w:rPr>
+      <w:drawing>
+        <wp:anchor distT="0" distB="0" distL="114300" distR="114300" simplePos="0" relativeHeight="251658240" behindDoc="1" locked="0" layoutInCell="1" allowOverlap="1" wp14:anchorId="755D2A89" wp14:editId="42F71064">
+          <wp:simplePos x="0" y="0"/>
+          <wp:positionH relativeFrom="margin">
+            <wp:align>left</wp:align>
+          </wp:positionH>
+          <wp:positionV relativeFrom="paragraph">
+            <wp:posOffset>-20955</wp:posOffset>
+          </wp:positionV>
+          <wp:extent cx="1615079" cy="720000"/>
+          <wp:effectExtent l="0" t="0" r="0" b="0"/>
+          <wp:wrapTight wrapText="bothSides">
+            <wp:wrapPolygon edited="0">
+              <wp:start x="510" y="1716"/>
+              <wp:lineTo x="255" y="5719"/>
+              <wp:lineTo x="764" y="20018"/>
+              <wp:lineTo x="8664" y="20018"/>
+              <wp:lineTo x="13250" y="18874"/>
+              <wp:lineTo x="20895" y="14298"/>
+              <wp:lineTo x="20895" y="9151"/>
+              <wp:lineTo x="14015" y="4004"/>
+              <wp:lineTo x="8664" y="1716"/>
+              <wp:lineTo x="510" y="1716"/>
+            </wp:wrapPolygon>
+          </wp:wrapTight>
+          <wp:docPr id="1820294796" name="Afbeelding 5"/>
+          <wp:cNvGraphicFramePr>
+            <a:graphicFrameLocks xmlns:a="http://schemas.openxmlformats.org/drawingml/2006/main" noChangeAspect="1"/>
+          </wp:cNvGraphicFramePr>
+          <a:graphic xmlns:a="http://schemas.openxmlformats.org/drawingml/2006/main">
+            <a:graphicData uri="http://schemas.openxmlformats.org/drawingml/2006/picture">
+              <pic:pic xmlns:pic="http://schemas.openxmlformats.org/drawingml/2006/picture">
+                <pic:nvPicPr>
+                  <pic:cNvPr id="1820294796" name="Afbeelding 1820294796"/>
+                  <pic:cNvPicPr/>
+                </pic:nvPicPr>
+                <pic:blipFill>
+                  <a:blip r:embed="rIdTplImgA">
+                    <a:extLst>
+                      <a:ext uri="{28A0092B-C50C-407E-A947-70E740481C1C}">
+                        <a14:useLocalDpi xmlns:a14="http://schemas.microsoft.com/office/drawing/2010/main" val="0"/>
+                      </a:ext>
+                    </a:extLst>
+                  </a:blip>
+                  <a:stretch>
+                    <a:fillRect/>
+                  </a:stretch>
+                </pic:blipFill>
+                <pic:spPr>
+                  <a:xfrm>
+                    <a:off x="0" y="0"/>
+                    <a:ext cx="1615079" cy="720000"/>
+                  </a:xfrm>
+                  <a:prstGeom prst="rect">
+                    <a:avLst/>
+                  </a:prstGeom>
+                </pic:spPr>
+              </pic:pic>
+            </a:graphicData>
+          </a:graphic>
+          <wp14:sizeRelH relativeFrom="page">
+            <wp14:pctWidth>0</wp14:pctWidth>
+          </wp14:sizeRelH>
+          <wp14:sizeRelV relativeFrom="page">
+            <wp14:pctHeight>0</wp14:pctHeight>
+          </wp14:sizeRelV>
+        </wp:anchor>
+      </w:drawing>
+    </w:r>
+    <w:r>
+      <w:rPr>
+        <w:noProof/>
+      </w:rPr>
+      <w:drawing>
+        <wp:inline distT="0" distB="0" distL="0" distR="0" wp14:anchorId="4E8F3C53" wp14:editId="680A2799">
+          <wp:extent cx="2525825" cy="720000"/>
+          <wp:effectExtent l="0" t="0" r="0" b="4445"/>
+          <wp:docPr id="328170997" name="Afbeelding 6"/>
+          <wp:cNvGraphicFramePr>
+            <a:graphicFrameLocks xmlns:a="http://schemas.openxmlformats.org/drawingml/2006/main" noChangeAspect="1"/>
+          </wp:cNvGraphicFramePr>
+          <a:graphic xmlns:a="http://schemas.openxmlformats.org/drawingml/2006/main">
+            <a:graphicData uri="http://schemas.openxmlformats.org/drawingml/2006/picture">
+              <pic:pic xmlns:pic="http://schemas.openxmlformats.org/drawingml/2006/picture">
+                <pic:nvPicPr>
+                  <pic:cNvPr id="328170997" name="Afbeelding 328170997"/>
+                  <pic:cNvPicPr/>
+                </pic:nvPicPr>
+                <pic:blipFill>
+                  <a:blip r:embed="rIdTplImgB">
+                    <a:extLst>
+                      <a:ext uri="{28A0092B-C50C-407E-A947-70E740481C1C}">
+                        <a14:useLocalDpi xmlns:a14="http://schemas.microsoft.com/office/drawing/2010/main" val="0"/>
+                      </a:ext>
+                    </a:extLst>
+                  </a:blip>
+                  <a:stretch>
+                    <a:fillRect/>
+                  </a:stretch>
+                </pic:blipFill>
+                <pic:spPr>
+                  <a:xfrm>
+                    <a:off x="0" y="0"/>
+                    <a:ext cx="2525825" cy="720000"/>
+                  </a:xfrm>
+                  <a:prstGeom prst="rect">
+                    <a:avLst/>
+                  </a:prstGeom>
+                </pic:spPr>
+              </pic:pic>
+            </a:graphicData>
+          </a:graphic>
+        </wp:inline>
+      </w:drawing>
     </w:r>
   </w:p>
 </w:hdr>

--- a/(e)CRF/Per nummer/28_Rapport activiteitenprofiel.docx
+++ b/(e)CRF/Per nummer/28_Rapport activiteitenprofiel.docx
@@ -314,7 +314,7 @@
         <wp:anchor distT="0" distB="0" distL="114300" distR="114300" simplePos="0" relativeHeight="251659264" behindDoc="0" locked="0" layoutInCell="1" allowOverlap="1" wp14:anchorId="4A8142CD" wp14:editId="6CB4EA88">
           <wp:simplePos x="0" y="0"/>
           <wp:positionH relativeFrom="column">
-            <wp:posOffset>5527362</wp:posOffset>
+            <wp:posOffset>5351825</wp:posOffset>
           </wp:positionH>
           <wp:positionV relativeFrom="paragraph">
             <wp:posOffset>66098</wp:posOffset>

--- a/(e)CRF/Per nummer/28_Rapport activiteitenprofiel.docx
+++ b/(e)CRF/Per nummer/28_Rapport activiteitenprofiel.docx
@@ -1,80 +1,246 @@
 
 <file path=word/document.xml><?xml version="1.0" encoding="utf-8"?>
-<w:document xmlns:wpc="http://schemas.microsoft.com/office/word/2010/wordprocessingCanvas" xmlns:cx="http://schemas.microsoft.com/office/drawing/2014/chartex" xmlns:cx1="http://schemas.microsoft.com/office/drawing/2015/9/8/chartex" xmlns:cx2="http://schemas.microsoft.com/office/drawing/2015/10/21/chartex" xmlns:cx3="http://schemas.microsoft.com/office/drawing/2016/5/9/chartex" xmlns:cx4="http://schemas.microsoft.com/office/drawing/2016/5/10/chartex" xmlns:cx5="http://schemas.microsoft.com/office/drawing/2016/5/11/chartex" xmlns:cx6="http://schemas.microsoft.com/office/drawing/2016/5/12/chartex" xmlns:cx7="http://schemas.microsoft.com/office/drawing/2016/5/13/chartex" xmlns:cx8="http://schemas.microsoft.com/office/drawing/2016/5/14/chartex" xmlns:mc="http://schemas.openxmlformats.org/markup-compatibility/2006" xmlns:aink="http://schemas.microsoft.com/office/drawing/2016/ink" xmlns:am3d="http://schemas.microsoft.com/office/drawing/2017/model3d" xmlns:o="urn:schemas-microsoft-com:office:office" xmlns:oel="http://schemas.microsoft.com/office/2019/extlst" xmlns:r="http://schemas.openxmlformats.org/officeDocument/2006/relationships" xmlns:m="http://schemas.openxmlformats.org/officeDocument/2006/math" xmlns:v="urn:schemas-microsoft-com:vml" xmlns:wp14="http://schemas.microsoft.com/office/word/2010/wordprocessingDrawing" xmlns:wp="http://schemas.openxmlformats.org/drawingml/2006/wordprocessingDrawing" xmlns:w10="urn:schemas-microsoft-com:office:word" xmlns:w="http://schemas.openxmlformats.org/wordprocessingml/2006/main" xmlns:w14="http://schemas.microsoft.com/office/word/2010/wordml" xmlns:w15="http://schemas.microsoft.com/office/word/2012/wordml" xmlns:w16cex="http://schemas.microsoft.com/office/word/2018/wordml/cex" xmlns:w16cid="http://schemas.microsoft.com/office/word/2016/wordml/cid" xmlns:w16="http://schemas.microsoft.com/office/word/2018/wordml" xmlns:w16du="http://schemas.microsoft.com/office/word/2023/wordml/word16du" xmlns:w16sdtdh="http://schemas.microsoft.com/office/word/2020/wordml/sdtdatahash" xmlns:w16sdtfl="http://schemas.microsoft.com/office/word/2024/wordml/sdtformatlock" xmlns:w16se="http://schemas.microsoft.com/office/word/2015/wordml/symex" xmlns:wpg="http://schemas.microsoft.com/office/word/2010/wordprocessingGroup" xmlns:wpi="http://schemas.microsoft.com/office/word/2010/wordprocessingInk" xmlns:wne="http://schemas.microsoft.com/office/word/2006/wordml" xmlns:wps="http://schemas.microsoft.com/office/word/2010/wordprocessingShape" xmlns:a="http://schemas.openxmlformats.org/drawingml/2006/main" xmlns:pic="http://schemas.openxmlformats.org/drawingml/2006/picture" mc:Ignorable="w14 w15 w16se w16cid w16 w16cex w16sdtdh w16sdtfl w16du wp14">
+<w:document xmlns:wpc="http://schemas.microsoft.com/office/word/2010/wordprocessingCanvas" xmlns:cx="http://schemas.microsoft.com/office/drawing/2014/chartex" xmlns:cx1="http://schemas.microsoft.com/office/drawing/2015/9/8/chartex" xmlns:cx2="http://schemas.microsoft.com/office/drawing/2015/10/21/chartex" xmlns:cx3="http://schemas.microsoft.com/office/drawing/2016/5/9/chartex" xmlns:cx4="http://schemas.microsoft.com/office/drawing/2016/5/10/chartex" xmlns:cx5="http://schemas.microsoft.com/office/drawing/2016/5/11/chartex" xmlns:cx6="http://schemas.microsoft.com/office/drawing/2016/5/12/chartex" xmlns:cx7="http://schemas.microsoft.com/office/drawing/2016/5/13/chartex" xmlns:cx8="http://schemas.microsoft.com/office/drawing/2016/5/14/chartex" xmlns:mc="http://schemas.openxmlformats.org/markup-compatibility/2006" xmlns:aink="http://schemas.microsoft.com/office/drawing/2016/ink" xmlns:am3d="http://schemas.microsoft.com/office/drawing/2017/model3d" xmlns:o="urn:schemas-microsoft-com:office:office" xmlns:oel="http://schemas.microsoft.com/office/2019/extlst" xmlns:r="http://schemas.openxmlformats.org/officeDocument/2006/relationships" xmlns:m="http://schemas.openxmlformats.org/officeDocument/2006/math" xmlns:v="urn:schemas-microsoft-com:vml" xmlns:wp14="http://schemas.microsoft.com/office/word/2010/wordprocessingDrawing" xmlns:wp="http://schemas.openxmlformats.org/drawingml/2006/wordprocessingDrawing" xmlns:w10="urn:schemas-microsoft-com:office:word" xmlns:w="http://schemas.openxmlformats.org/wordprocessingml/2006/main" xmlns:w14="http://schemas.microsoft.com/office/word/2010/wordml" xmlns:w15="http://schemas.microsoft.com/office/word/2012/wordml" xmlns:w16cei="http://schemas.microsoft.com/office/word/2026/wordml/cei" xmlns:w16cex="http://schemas.microsoft.com/office/word/2018/wordml/cex" xmlns:w16cid="http://schemas.microsoft.com/office/word/2016/wordml/cid" xmlns:w16="http://schemas.microsoft.com/office/word/2018/wordml" xmlns:w16du="http://schemas.microsoft.com/office/word/2023/wordml/word16du" xmlns:w16sdtdh="http://schemas.microsoft.com/office/word/2020/wordml/sdtdatahash" xmlns:w16sdtfl="http://schemas.microsoft.com/office/word/2024/wordml/sdtformatlock" xmlns:w16se="http://schemas.microsoft.com/office/word/2015/wordml/symex" xmlns:wpg="http://schemas.microsoft.com/office/word/2010/wordprocessingGroup" xmlns:wpi="http://schemas.microsoft.com/office/word/2010/wordprocessingInk" xmlns:wne="http://schemas.microsoft.com/office/word/2006/wordml" xmlns:wps="http://schemas.microsoft.com/office/word/2010/wordprocessingShape" mc:Ignorable="w14 w15 w16se w16cid w16 w16cex w16sdtdh w16sdtfl w16du wp14">
   <w:body>
     <w:p>
       <w:pPr>
         <w:spacing w:after="120" w:line="360" w:lineRule="auto"/>
         <w:jc w:val="center"/>
         <w:rPr>
-          <w:rFonts w:ascii="Calibri" w:hAnsi="Calibri" w:cs="Calibri"/>
-          <w:b w:val="1"/>
-          <w:bCs w:val="1"/>
-          <w:color w:val="EE0000"/>
-          <w:sz w:val="28"/>
-          <w:szCs w:val="28"/>
-          <w:lang w:val="en-US"/>
-        </w:rPr>
-      </w:pPr>
-      <w:r>
-        <w:rPr>
-          <w:rFonts w:ascii="Arial" w:hAnsi="Arial" w:cs="Arial" w:eastAsia="Arial"/>
-          <w:b w:val="1"/>
-          <w:bCs w:val="1"/>
+          <w:b/>
+          <w:bCs/>
           <w:color w:val="123A5F"/>
           <w:sz w:val="28"/>
           <w:szCs w:val="28"/>
-          <w:lang w:val="en-US"/>
+        </w:rPr>
+      </w:pPr>
+      <w:r>
+        <w:rPr>
+          <w:b/>
+          <w:bCs/>
+          <w:color w:val="123A5F"/>
+          <w:sz w:val="28"/>
+          <w:szCs w:val="28"/>
         </w:rPr>
         <w:t xml:space="preserve">Appendix </w:t>
       </w:r>
       <w:r>
         <w:rPr>
-          <w:rFonts w:ascii="Arial" w:hAnsi="Arial" w:cs="Arial" w:eastAsia="Arial"/>
-          <w:b w:val="1"/>
-          <w:bCs w:val="1"/>
+          <w:b/>
+          <w:bCs/>
           <w:color w:val="123A5F"/>
           <w:sz w:val="28"/>
           <w:szCs w:val="28"/>
-          <w:lang w:val="en-US"/>
         </w:rPr>
         <w:t>2</w:t>
       </w:r>
       <w:r>
         <w:rPr>
-          <w:rFonts w:ascii="Arial" w:hAnsi="Arial" w:cs="Arial" w:eastAsia="Arial"/>
-          <w:b w:val="1"/>
-          <w:bCs w:val="1"/>
+          <w:b/>
+          <w:bCs/>
           <w:color w:val="123A5F"/>
           <w:sz w:val="28"/>
           <w:szCs w:val="28"/>
-          <w:lang w:val="en-US"/>
         </w:rPr>
         <w:t>8</w:t>
       </w:r>
       <w:r>
         <w:rPr>
-          <w:rFonts w:ascii="Arial" w:hAnsi="Arial" w:cs="Arial" w:eastAsia="Arial"/>
-          <w:b w:val="1"/>
-          <w:bCs w:val="1"/>
+          <w:b/>
+          <w:bCs/>
           <w:color w:val="123A5F"/>
           <w:sz w:val="28"/>
           <w:szCs w:val="28"/>
-          <w:lang w:val="en-US"/>
         </w:rPr>
         <w:t xml:space="preserve">: </w:t>
       </w:r>
+      <w:proofErr w:type="spellStart"/>
       <w:r>
         <w:rPr>
-          <w:rFonts w:ascii="Arial" w:hAnsi="Arial" w:cs="Arial" w:eastAsia="Arial"/>
-          <w:b w:val="1"/>
-          <w:bCs w:val="1"/>
+          <w:b/>
+          <w:bCs/>
           <w:color w:val="123A5F"/>
           <w:sz w:val="28"/>
           <w:szCs w:val="28"/>
-          <w:lang w:val="en-US"/>
         </w:rPr>
-        <w:t>Physical Activity Profile Report</w:t>
+        <w:t>Physical</w:t>
+      </w:r>
+      <w:proofErr w:type="spellEnd"/>
+      <w:r>
+        <w:rPr>
+          <w:b/>
+          <w:bCs/>
+          <w:color w:val="123A5F"/>
+          <w:sz w:val="28"/>
+          <w:szCs w:val="28"/>
+        </w:rPr>
+        <w:t xml:space="preserve"> Activity Profile Report</w:t>
+      </w:r>
+    </w:p>
+    <w:p>
+      <w:pPr>
+        <w:tabs>
+          <w:tab w:val="left" w:leader="underscore" w:pos="8505"/>
+        </w:tabs>
+        <w:spacing w:line="360" w:lineRule="auto"/>
+        <w:rPr>
+          <w:rFonts w:ascii="Calibri" w:hAnsi="Calibri" w:cs="Calibri"/>
+          <w:b/>
+          <w:bCs/>
+          <w:sz w:val="24"/>
+          <w:szCs w:val="24"/>
+        </w:rPr>
+      </w:pPr>
+      <w:r>
+        <w:rPr>
+          <w:b/>
+          <w:bCs/>
+          <w:color w:val="123A5F"/>
+          <w:sz w:val="24"/>
+          <w:szCs w:val="24"/>
+        </w:rPr>
+        <w:t>Studie-informatie</w:t>
+      </w:r>
+    </w:p>
+    <w:p>
+      <w:pPr>
+        <w:numPr>
+          <w:ilvl w:val="0"/>
+          <w:numId w:val="25"/>
+        </w:numPr>
+        <w:tabs>
+          <w:tab w:val="left" w:leader="underscore" w:pos="8505"/>
+        </w:tabs>
+        <w:spacing w:line="360" w:lineRule="auto"/>
+        <w:rPr>
+          <w:rFonts w:ascii="Calibri" w:hAnsi="Calibri" w:cs="Calibri"/>
+          <w:lang w:val="en-GB"/>
+        </w:rPr>
+      </w:pPr>
+      <w:r>
+        <w:rPr>
+          <w:color w:val="24303B"/>
+          <w:lang w:val="en-GB"/>
+        </w:rPr>
+        <w:t xml:space="preserve">Studie </w:t>
+      </w:r>
+      <w:proofErr w:type="spellStart"/>
+      <w:r>
+        <w:rPr>
+          <w:color w:val="24303B"/>
+          <w:lang w:val="en-GB"/>
+        </w:rPr>
+        <w:t>titel</w:t>
+      </w:r>
+      <w:proofErr w:type="spellEnd"/>
+      <w:r>
+        <w:rPr>
+          <w:color w:val="24303B"/>
+          <w:lang w:val="en-GB"/>
+        </w:rPr>
+        <w:t>: Towards Pressure-Adherence &amp; Education Driven Service in Diabetic Foot Disease (PARADISE trial)</w:t>
+      </w:r>
+    </w:p>
+    <w:p>
+      <w:pPr>
+        <w:numPr>
+          <w:ilvl w:val="0"/>
+          <w:numId w:val="25"/>
+        </w:numPr>
+        <w:tabs>
+          <w:tab w:val="left" w:leader="underscore" w:pos="8505"/>
+        </w:tabs>
+        <w:spacing w:line="360" w:lineRule="auto"/>
+        <w:rPr>
+          <w:rFonts w:ascii="Calibri" w:hAnsi="Calibri" w:cs="Calibri"/>
+        </w:rPr>
+      </w:pPr>
+      <w:r>
+        <w:rPr>
+          <w:color w:val="24303B"/>
+        </w:rPr>
+        <w:t>Protocolnummer: S71769</w:t>
+      </w:r>
+    </w:p>
+    <w:p>
+      <w:pPr>
+        <w:numPr>
+          <w:ilvl w:val="0"/>
+          <w:numId w:val="25"/>
+        </w:numPr>
+        <w:tabs>
+          <w:tab w:val="left" w:leader="underscore" w:pos="8505"/>
+        </w:tabs>
+        <w:spacing w:line="360" w:lineRule="auto"/>
+        <w:rPr>
+          <w:rFonts w:ascii="Calibri" w:hAnsi="Calibri" w:cs="Calibri"/>
+        </w:rPr>
+      </w:pPr>
+      <w:r>
+        <w:rPr>
+          <w:color w:val="24303B"/>
+        </w:rPr>
+        <w:t xml:space="preserve">Studielocatie: </w:t>
+      </w:r>
+      <w:r>
+        <w:rPr>
+          <w:color w:val="24303B"/>
+        </w:rPr>
+        <w:tab/>
+      </w:r>
+    </w:p>
+    <w:p>
+      <w:pPr>
+        <w:numPr>
+          <w:ilvl w:val="0"/>
+          <w:numId w:val="25"/>
+        </w:numPr>
+        <w:tabs>
+          <w:tab w:val="left" w:leader="underscore" w:pos="8505"/>
+        </w:tabs>
+        <w:spacing w:line="360" w:lineRule="auto"/>
+        <w:rPr>
+          <w:rFonts w:ascii="Calibri" w:hAnsi="Calibri" w:cs="Calibri"/>
+        </w:rPr>
+      </w:pPr>
+      <w:r>
+        <w:rPr>
+          <w:color w:val="24303B"/>
+        </w:rPr>
+        <w:t xml:space="preserve">Hoofdonderzoeker (PI): </w:t>
+      </w:r>
+      <w:r>
+        <w:rPr>
+          <w:color w:val="24303B"/>
+        </w:rPr>
+        <w:tab/>
+      </w:r>
+    </w:p>
+    <w:p>
+      <w:pPr>
+        <w:numPr>
+          <w:ilvl w:val="0"/>
+          <w:numId w:val="25"/>
+        </w:numPr>
+        <w:tabs>
+          <w:tab w:val="left" w:leader="underscore" w:pos="8505"/>
+        </w:tabs>
+        <w:spacing w:line="360" w:lineRule="auto"/>
+        <w:rPr>
+          <w:rFonts w:ascii="Calibri" w:hAnsi="Calibri" w:cs="Calibri"/>
+        </w:rPr>
+      </w:pPr>
+      <w:r>
+        <w:rPr>
+          <w:color w:val="24303B"/>
+        </w:rPr>
+        <w:t xml:space="preserve">Deelnemerscode: </w:t>
+      </w:r>
+      <w:r>
+        <w:rPr>
+          <w:color w:val="24303B"/>
+        </w:rPr>
+        <w:tab/>
       </w:r>
     </w:p>
     <w:p>
@@ -86,10 +252,51 @@
       </w:pPr>
       <w:r>
         <w:rPr>
-          <w:rFonts w:ascii="Arial" w:hAnsi="Arial" w:cs="Arial" w:eastAsia="Arial"/>
           <w:color w:val="000000" w:themeColor="text1"/>
         </w:rPr>
-        <w:t>De podoloog dient het rapport “Physical Activity Report” uit de DynaPort-software af te drukken en hiervan een samenvatting op te nemen in het patiëntspecifiek rapport.</w:t>
+        <w:t>De podoloog dient het rapport “</w:t>
+      </w:r>
+      <w:proofErr w:type="spellStart"/>
+      <w:r>
+        <w:rPr>
+          <w:color w:val="000000" w:themeColor="text1"/>
+        </w:rPr>
+        <w:t>Physical</w:t>
+      </w:r>
+      <w:proofErr w:type="spellEnd"/>
+      <w:r>
+        <w:rPr>
+          <w:color w:val="000000" w:themeColor="text1"/>
+        </w:rPr>
+        <w:t xml:space="preserve"> Activity Report” uit de </w:t>
+      </w:r>
+      <w:proofErr w:type="spellStart"/>
+      <w:r>
+        <w:rPr>
+          <w:color w:val="000000" w:themeColor="text1"/>
+        </w:rPr>
+        <w:t>DynaPort</w:t>
+      </w:r>
+      <w:proofErr w:type="spellEnd"/>
+      <w:r>
+        <w:rPr>
+          <w:color w:val="000000" w:themeColor="text1"/>
+        </w:rPr>
+        <w:t xml:space="preserve">-software af te drukken en hiervan een samenvatting op te nemen in het </w:t>
+      </w:r>
+      <w:proofErr w:type="spellStart"/>
+      <w:r>
+        <w:rPr>
+          <w:color w:val="000000" w:themeColor="text1"/>
+        </w:rPr>
+        <w:t>patiëntspecifiek</w:t>
+      </w:r>
+      <w:proofErr w:type="spellEnd"/>
+      <w:r>
+        <w:rPr>
+          <w:color w:val="000000" w:themeColor="text1"/>
+        </w:rPr>
+        <w:t xml:space="preserve"> rapport.</w:t>
       </w:r>
     </w:p>
     <w:p>
@@ -101,14 +308,13 @@
       </w:pPr>
       <w:r>
         <w:rPr>
-          <w:rFonts w:ascii="Arial" w:hAnsi="Arial" w:cs="Arial" w:eastAsia="Arial"/>
           <w:noProof/>
           <w:color w:val="24303B"/>
         </w:rPr>
         <w:drawing>
-          <wp:inline distT="0" distB="0" distL="0" distR="0" wp14:anchorId="346B7AF4" wp14:editId="1A58C3E6">
-            <wp:extent cx="4483281" cy="4327812"/>
-            <wp:effectExtent l="0" t="0" r="0" b="0"/>
+          <wp:inline distT="0" distB="0" distL="0" distR="0" wp14:anchorId="346B7AF4" wp14:editId="67979E9A">
+            <wp:extent cx="4002657" cy="3863855"/>
+            <wp:effectExtent l="0" t="0" r="0" b="3810"/>
             <wp:docPr id="1520597059" name="Picture 1"/>
             <wp:cNvGraphicFramePr>
               <a:graphicFrameLocks xmlns:a="http://schemas.openxmlformats.org/drawingml/2006/main" noChangeAspect="1"/>
@@ -121,7 +327,7 @@
                     <pic:cNvPicPr/>
                   </pic:nvPicPr>
                   <pic:blipFill>
-                    <a:blip r:embed="rId7"/>
+                    <a:blip r:embed="rId10"/>
                     <a:stretch>
                       <a:fillRect/>
                     </a:stretch>
@@ -129,7 +335,7 @@
                   <pic:spPr>
                     <a:xfrm>
                       <a:off x="0" y="0"/>
-                      <a:ext cx="4489782" cy="4334087"/>
+                      <a:ext cx="4026036" cy="3886423"/>
                     </a:xfrm>
                     <a:prstGeom prst="rect">
                       <a:avLst/>
@@ -146,20 +352,11 @@
       <w:pPr>
         <w:rPr>
           <w:rFonts w:ascii="Calibri" w:hAnsi="Calibri" w:cs="Calibri"/>
-          <w:color w:val="EE0000"/>
-        </w:rPr>
-      </w:pPr>
-    </w:p>
-    <w:p>
-      <w:pPr>
-        <w:rPr>
-          <w:rFonts w:ascii="Calibri" w:hAnsi="Calibri" w:cs="Calibri"/>
           <w:color w:val="000000" w:themeColor="text1"/>
         </w:rPr>
       </w:pPr>
       <w:r>
         <w:rPr>
-          <w:rFonts w:ascii="Arial" w:hAnsi="Arial" w:cs="Arial" w:eastAsia="Arial"/>
           <w:b/>
           <w:bCs/>
           <w:color w:val="123A5F"/>
@@ -171,70 +368,33 @@
       <w:pPr>
         <w:rPr>
           <w:rFonts w:ascii="Calibri" w:hAnsi="Calibri" w:cs="Calibri"/>
-          <w:color w:val="000000" w:themeColor="text1"/>
-          <w:highlight w:val="green"/>
         </w:rPr>
       </w:pPr>
       <w:r>
-        <w:rPr>
-          <w:rFonts w:ascii="Arial" w:hAnsi="Arial" w:cs="Arial" w:eastAsia="Arial"/>
-          <w:color w:val="000000" w:themeColor="text1"/>
-          <w:highlight w:val="green"/>
-        </w:rPr>
         <w:t xml:space="preserve">Aantal stappen per </w:t>
       </w:r>
       <w:proofErr w:type="gramStart"/>
       <w:r>
-        <w:rPr>
-          <w:rFonts w:ascii="Arial" w:hAnsi="Arial" w:cs="Arial" w:eastAsia="Arial"/>
-          <w:color w:val="000000" w:themeColor="text1"/>
-          <w:highlight w:val="green"/>
-        </w:rPr>
         <w:t>dag /</w:t>
       </w:r>
       <w:proofErr w:type="gramEnd"/>
       <w:r>
-        <w:rPr>
-          <w:rFonts w:ascii="Arial" w:hAnsi="Arial" w:cs="Arial" w:eastAsia="Arial"/>
-          <w:color w:val="000000" w:themeColor="text1"/>
-          <w:highlight w:val="green"/>
-        </w:rPr>
         <w:t xml:space="preserve"> variabiliteit in het aantal stappen gedurende de </w:t>
       </w:r>
       <w:proofErr w:type="gramStart"/>
       <w:r>
-        <w:rPr>
-          <w:rFonts w:ascii="Arial" w:hAnsi="Arial" w:cs="Arial" w:eastAsia="Arial"/>
-          <w:color w:val="000000" w:themeColor="text1"/>
-          <w:highlight w:val="green"/>
-        </w:rPr>
         <w:t>week /</w:t>
       </w:r>
       <w:proofErr w:type="gramEnd"/>
       <w:r>
-        <w:rPr>
-          <w:rFonts w:ascii="Arial" w:hAnsi="Arial" w:cs="Arial" w:eastAsia="Arial"/>
-          <w:color w:val="000000" w:themeColor="text1"/>
-          <w:highlight w:val="green"/>
-        </w:rPr>
         <w:t xml:space="preserve"> aantal trappen per </w:t>
       </w:r>
       <w:proofErr w:type="gramStart"/>
       <w:r>
-        <w:rPr>
-          <w:rFonts w:ascii="Arial" w:hAnsi="Arial" w:cs="Arial" w:eastAsia="Arial"/>
-          <w:color w:val="000000" w:themeColor="text1"/>
-          <w:highlight w:val="green"/>
-        </w:rPr>
         <w:t>dag /</w:t>
       </w:r>
       <w:proofErr w:type="gramEnd"/>
       <w:r>
-        <w:rPr>
-          <w:rFonts w:ascii="Arial" w:hAnsi="Arial" w:cs="Arial" w:eastAsia="Arial"/>
-          <w:color w:val="000000" w:themeColor="text1"/>
-          <w:highlight w:val="green"/>
-        </w:rPr>
         <w:t xml:space="preserve"> temporele verdeling van activiteit gedurende de dag</w:t>
       </w:r>
     </w:p>
@@ -246,16 +406,9 @@
         </w:numPr>
         <w:rPr>
           <w:rFonts w:ascii="Calibri" w:hAnsi="Calibri" w:cs="Calibri"/>
-          <w:color w:val="000000" w:themeColor="text1"/>
-          <w:highlight w:val="green"/>
         </w:rPr>
       </w:pPr>
       <w:r>
-        <w:rPr>
-          <w:rFonts w:ascii="Arial" w:hAnsi="Arial" w:cs="Arial" w:eastAsia="Arial"/>
-          <w:color w:val="000000" w:themeColor="text1"/>
-          <w:highlight w:val="green"/>
-        </w:rPr>
         <w:t>Bepalen van 80% gepersonaliseerde draagtijd op basis van het Move Monitor-schema (input voor Orthotimer-software) + voor de patiënt</w:t>
       </w:r>
     </w:p>
@@ -268,9 +421,9 @@
       </w:pPr>
     </w:p>
     <w:sectPr>
-      <w:headerReference w:type="default" r:id="rId8"/>
-      <w:footerReference w:type="default" r:id="rId9"/>
-      <w:pgSz w:w="11906" w:h="16838" w:orient="portrait"/>
+      <w:headerReference w:type="default" r:id="rId11"/>
+      <w:footerReference w:type="default" r:id="rId12"/>
+      <w:pgSz w:w="11906" w:h="16838"/>
       <w:pgMar w:top="1440" w:right="1440" w:bottom="1440" w:left="1440" w:header="708" w:footer="708" w:gutter="0"/>
       <w:cols w:space="708"/>
       <w:docGrid w:linePitch="360"/>
@@ -280,7 +433,7 @@
 </file>
 
 <file path=word/endnotes.xml><?xml version="1.0" encoding="utf-8"?>
-<w:endnotes xmlns:wpc="http://schemas.microsoft.com/office/word/2010/wordprocessingCanvas" xmlns:cx="http://schemas.microsoft.com/office/drawing/2014/chartex" xmlns:cx1="http://schemas.microsoft.com/office/drawing/2015/9/8/chartex" xmlns:cx2="http://schemas.microsoft.com/office/drawing/2015/10/21/chartex" xmlns:cx3="http://schemas.microsoft.com/office/drawing/2016/5/9/chartex" xmlns:cx4="http://schemas.microsoft.com/office/drawing/2016/5/10/chartex" xmlns:cx5="http://schemas.microsoft.com/office/drawing/2016/5/11/chartex" xmlns:cx6="http://schemas.microsoft.com/office/drawing/2016/5/12/chartex" xmlns:cx7="http://schemas.microsoft.com/office/drawing/2016/5/13/chartex" xmlns:cx8="http://schemas.microsoft.com/office/drawing/2016/5/14/chartex" xmlns:mc="http://schemas.openxmlformats.org/markup-compatibility/2006" xmlns:aink="http://schemas.microsoft.com/office/drawing/2016/ink" xmlns:am3d="http://schemas.microsoft.com/office/drawing/2017/model3d" xmlns:o="urn:schemas-microsoft-com:office:office" xmlns:oel="http://schemas.microsoft.com/office/2019/extlst" xmlns:r="http://schemas.openxmlformats.org/officeDocument/2006/relationships" xmlns:m="http://schemas.openxmlformats.org/officeDocument/2006/math" xmlns:v="urn:schemas-microsoft-com:vml" xmlns:wp14="http://schemas.microsoft.com/office/word/2010/wordprocessingDrawing" xmlns:wp="http://schemas.openxmlformats.org/drawingml/2006/wordprocessingDrawing" xmlns:w10="urn:schemas-microsoft-com:office:word" xmlns:w="http://schemas.openxmlformats.org/wordprocessingml/2006/main" xmlns:w14="http://schemas.microsoft.com/office/word/2010/wordml" xmlns:w15="http://schemas.microsoft.com/office/word/2012/wordml" xmlns:w16cex="http://schemas.microsoft.com/office/word/2018/wordml/cex" xmlns:w16cid="http://schemas.microsoft.com/office/word/2016/wordml/cid" xmlns:w16="http://schemas.microsoft.com/office/word/2018/wordml" xmlns:w16du="http://schemas.microsoft.com/office/word/2023/wordml/word16du" xmlns:w16sdtdh="http://schemas.microsoft.com/office/word/2020/wordml/sdtdatahash" xmlns:w16sdtfl="http://schemas.microsoft.com/office/word/2024/wordml/sdtformatlock" xmlns:w16se="http://schemas.microsoft.com/office/word/2015/wordml/symex" xmlns:wpg="http://schemas.microsoft.com/office/word/2010/wordprocessingGroup" xmlns:wpi="http://schemas.microsoft.com/office/word/2010/wordprocessingInk" xmlns:wne="http://schemas.microsoft.com/office/word/2006/wordml" xmlns:wps="http://schemas.microsoft.com/office/word/2010/wordprocessingShape" mc:Ignorable="w14 w15 w16se w16cid w16 w16cex w16sdtdh w16sdtfl w16du wp14">
+<w:endnotes xmlns:wpc="http://schemas.microsoft.com/office/word/2010/wordprocessingCanvas" xmlns:cx="http://schemas.microsoft.com/office/drawing/2014/chartex" xmlns:cx1="http://schemas.microsoft.com/office/drawing/2015/9/8/chartex" xmlns:cx2="http://schemas.microsoft.com/office/drawing/2015/10/21/chartex" xmlns:cx3="http://schemas.microsoft.com/office/drawing/2016/5/9/chartex" xmlns:cx4="http://schemas.microsoft.com/office/drawing/2016/5/10/chartex" xmlns:cx5="http://schemas.microsoft.com/office/drawing/2016/5/11/chartex" xmlns:cx6="http://schemas.microsoft.com/office/drawing/2016/5/12/chartex" xmlns:cx7="http://schemas.microsoft.com/office/drawing/2016/5/13/chartex" xmlns:cx8="http://schemas.microsoft.com/office/drawing/2016/5/14/chartex" xmlns:mc="http://schemas.openxmlformats.org/markup-compatibility/2006" xmlns:aink="http://schemas.microsoft.com/office/drawing/2016/ink" xmlns:am3d="http://schemas.microsoft.com/office/drawing/2017/model3d" xmlns:o="urn:schemas-microsoft-com:office:office" xmlns:oel="http://schemas.microsoft.com/office/2019/extlst" xmlns:r="http://schemas.openxmlformats.org/officeDocument/2006/relationships" xmlns:m="http://schemas.openxmlformats.org/officeDocument/2006/math" xmlns:v="urn:schemas-microsoft-com:vml" xmlns:wp14="http://schemas.microsoft.com/office/word/2010/wordprocessingDrawing" xmlns:wp="http://schemas.openxmlformats.org/drawingml/2006/wordprocessingDrawing" xmlns:w10="urn:schemas-microsoft-com:office:word" xmlns:w="http://schemas.openxmlformats.org/wordprocessingml/2006/main" xmlns:w14="http://schemas.microsoft.com/office/word/2010/wordml" xmlns:w15="http://schemas.microsoft.com/office/word/2012/wordml" xmlns:w16cei="http://schemas.microsoft.com/office/word/2026/wordml/cei" xmlns:w16cex="http://schemas.microsoft.com/office/word/2018/wordml/cex" xmlns:w16cid="http://schemas.microsoft.com/office/word/2016/wordml/cid" xmlns:w16="http://schemas.microsoft.com/office/word/2018/wordml" xmlns:w16du="http://schemas.microsoft.com/office/word/2023/wordml/word16du" xmlns:w16sdtdh="http://schemas.microsoft.com/office/word/2020/wordml/sdtdatahash" xmlns:w16sdtfl="http://schemas.microsoft.com/office/word/2024/wordml/sdtformatlock" xmlns:w16se="http://schemas.microsoft.com/office/word/2015/wordml/symex" xmlns:wpg="http://schemas.microsoft.com/office/word/2010/wordprocessingGroup" xmlns:wpi="http://schemas.microsoft.com/office/word/2010/wordprocessingInk" xmlns:wne="http://schemas.microsoft.com/office/word/2006/wordml" xmlns:wps="http://schemas.microsoft.com/office/word/2010/wordprocessingShape" mc:Ignorable="w14 w15 w16se w16cid w16 w16cex w16sdtdh w16sdtfl w16du wp14">
   <w:endnote w:type="separator" w:id="-1">
     <w:p>
       <w:pPr>
@@ -299,7 +452,7 @@
 </file>
 
 <file path=word/footer1.xml><?xml version="1.0" encoding="utf-8"?>
-<w:ftr xmlns:wpc="http://schemas.microsoft.com/office/word/2010/wordprocessingCanvas" xmlns:cx="http://schemas.microsoft.com/office/drawing/2014/chartex" xmlns:cx1="http://schemas.microsoft.com/office/drawing/2015/9/8/chartex" xmlns:cx2="http://schemas.microsoft.com/office/drawing/2015/10/21/chartex" xmlns:cx3="http://schemas.microsoft.com/office/drawing/2016/5/9/chartex" xmlns:cx4="http://schemas.microsoft.com/office/drawing/2016/5/10/chartex" xmlns:cx5="http://schemas.microsoft.com/office/drawing/2016/5/11/chartex" xmlns:cx6="http://schemas.microsoft.com/office/drawing/2016/5/12/chartex" xmlns:cx7="http://schemas.microsoft.com/office/drawing/2016/5/13/chartex" xmlns:cx8="http://schemas.microsoft.com/office/drawing/2016/5/14/chartex" xmlns:mc="http://schemas.openxmlformats.org/markup-compatibility/2006" xmlns:aink="http://schemas.microsoft.com/office/drawing/2016/ink" xmlns:am3d="http://schemas.microsoft.com/office/drawing/2017/model3d" xmlns:o="urn:schemas-microsoft-com:office:office" xmlns:oel="http://schemas.microsoft.com/office/2019/extlst" xmlns:r="http://schemas.openxmlformats.org/officeDocument/2006/relationships" xmlns:m="http://schemas.openxmlformats.org/officeDocument/2006/math" xmlns:v="urn:schemas-microsoft-com:vml" xmlns:wp14="http://schemas.microsoft.com/office/word/2010/wordprocessingDrawing" xmlns:wp="http://schemas.openxmlformats.org/drawingml/2006/wordprocessingDrawing" xmlns:w10="urn:schemas-microsoft-com:office:word" xmlns:w="http://schemas.openxmlformats.org/wordprocessingml/2006/main" xmlns:w14="http://schemas.microsoft.com/office/word/2010/wordml" xmlns:w15="http://schemas.microsoft.com/office/word/2012/wordml" xmlns:w16cex="http://schemas.microsoft.com/office/word/2018/wordml/cex" xmlns:w16cid="http://schemas.microsoft.com/office/word/2016/wordml/cid" xmlns:w16="http://schemas.microsoft.com/office/word/2018/wordml" xmlns:w16du="http://schemas.microsoft.com/office/word/2023/wordml/word16du" xmlns:w16sdtdh="http://schemas.microsoft.com/office/word/2020/wordml/sdtdatahash" xmlns:w16sdtfl="http://schemas.microsoft.com/office/word/2024/wordml/sdtformatlock" xmlns:w16se="http://schemas.microsoft.com/office/word/2015/wordml/symex" xmlns:wpg="http://schemas.microsoft.com/office/word/2010/wordprocessingGroup" xmlns:wpi="http://schemas.microsoft.com/office/word/2010/wordprocessingInk" xmlns:wne="http://schemas.microsoft.com/office/word/2006/wordml" xmlns:wps="http://schemas.microsoft.com/office/word/2010/wordprocessingShape" mc:Ignorable="w14 w15 w16se w16cid w16 w16cex w16sdtdh w16sdtfl w16du wp14">
+<w:ftr xmlns:wpc="http://schemas.microsoft.com/office/word/2010/wordprocessingCanvas" xmlns:cx="http://schemas.microsoft.com/office/drawing/2014/chartex" xmlns:cx1="http://schemas.microsoft.com/office/drawing/2015/9/8/chartex" xmlns:cx2="http://schemas.microsoft.com/office/drawing/2015/10/21/chartex" xmlns:cx3="http://schemas.microsoft.com/office/drawing/2016/5/9/chartex" xmlns:cx4="http://schemas.microsoft.com/office/drawing/2016/5/10/chartex" xmlns:cx5="http://schemas.microsoft.com/office/drawing/2016/5/11/chartex" xmlns:cx6="http://schemas.microsoft.com/office/drawing/2016/5/12/chartex" xmlns:cx7="http://schemas.microsoft.com/office/drawing/2016/5/13/chartex" xmlns:cx8="http://schemas.microsoft.com/office/drawing/2016/5/14/chartex" xmlns:mc="http://schemas.openxmlformats.org/markup-compatibility/2006" xmlns:aink="http://schemas.microsoft.com/office/drawing/2016/ink" xmlns:am3d="http://schemas.microsoft.com/office/drawing/2017/model3d" xmlns:o="urn:schemas-microsoft-com:office:office" xmlns:oel="http://schemas.microsoft.com/office/2019/extlst" xmlns:r="http://schemas.openxmlformats.org/officeDocument/2006/relationships" xmlns:m="http://schemas.openxmlformats.org/officeDocument/2006/math" xmlns:v="urn:schemas-microsoft-com:vml" xmlns:wp14="http://schemas.microsoft.com/office/word/2010/wordprocessingDrawing" xmlns:wp="http://schemas.openxmlformats.org/drawingml/2006/wordprocessingDrawing" xmlns:w10="urn:schemas-microsoft-com:office:word" xmlns:w="http://schemas.openxmlformats.org/wordprocessingml/2006/main" xmlns:w14="http://schemas.microsoft.com/office/word/2010/wordml" xmlns:w15="http://schemas.microsoft.com/office/word/2012/wordml" xmlns:w16cei="http://schemas.microsoft.com/office/word/2026/wordml/cei" xmlns:w16cex="http://schemas.microsoft.com/office/word/2018/wordml/cex" xmlns:w16cid="http://schemas.microsoft.com/office/word/2016/wordml/cid" xmlns:w16="http://schemas.microsoft.com/office/word/2018/wordml" xmlns:w16du="http://schemas.microsoft.com/office/word/2023/wordml/word16du" xmlns:w16sdtdh="http://schemas.microsoft.com/office/word/2020/wordml/sdtdatahash" xmlns:w16sdtfl="http://schemas.microsoft.com/office/word/2024/wordml/sdtformatlock" xmlns:w16se="http://schemas.microsoft.com/office/word/2015/wordml/symex" xmlns:wpg="http://schemas.microsoft.com/office/word/2010/wordprocessingGroup" xmlns:wpi="http://schemas.microsoft.com/office/word/2010/wordprocessingInk" xmlns:wne="http://schemas.microsoft.com/office/word/2006/wordml" xmlns:wps="http://schemas.microsoft.com/office/word/2010/wordprocessingShape" mc:Ignorable="w14 w15 w16se w16cid w16 w16cex w16sdtdh w16sdtfl w16du wp14">
   <w:p>
     <w:pPr>
       <w:pBdr>
@@ -334,7 +487,7 @@
                   <pic:cNvPicPr/>
                 </pic:nvPicPr>
                 <pic:blipFill rotWithShape="1">
-                  <a:blip r:embed="rIdTplImgC">
+                  <a:blip r:embed="rId1">
                     <a:extLst>
                       <a:ext uri="{28A0092B-C50C-407E-A947-70E740481C1C}">
                         <a14:useLocalDpi xmlns:a14="http://schemas.microsoft.com/office/drawing/2010/main" val="0"/>
@@ -408,7 +561,7 @@
         <w:sz w:val="16"/>
         <w:szCs w:val="16"/>
       </w:rPr>
-      <w:t>·</w:t>
+      <w:t>·  Versie</w:t>
     </w:r>
     <w:proofErr w:type="gramEnd"/>
     <w:r>
@@ -417,7 +570,7 @@
         <w:sz w:val="16"/>
         <w:szCs w:val="16"/>
       </w:rPr>
-      <w:t xml:space="preserve">  Versie </w:t>
+      <w:t xml:space="preserve"> </w:t>
     </w:r>
     <w:proofErr w:type="gramStart"/>
     <w:r>
@@ -654,7 +807,7 @@
 </file>
 
 <file path=word/footnotes.xml><?xml version="1.0" encoding="utf-8"?>
-<w:footnotes xmlns:wpc="http://schemas.microsoft.com/office/word/2010/wordprocessingCanvas" xmlns:cx="http://schemas.microsoft.com/office/drawing/2014/chartex" xmlns:cx1="http://schemas.microsoft.com/office/drawing/2015/9/8/chartex" xmlns:cx2="http://schemas.microsoft.com/office/drawing/2015/10/21/chartex" xmlns:cx3="http://schemas.microsoft.com/office/drawing/2016/5/9/chartex" xmlns:cx4="http://schemas.microsoft.com/office/drawing/2016/5/10/chartex" xmlns:cx5="http://schemas.microsoft.com/office/drawing/2016/5/11/chartex" xmlns:cx6="http://schemas.microsoft.com/office/drawing/2016/5/12/chartex" xmlns:cx7="http://schemas.microsoft.com/office/drawing/2016/5/13/chartex" xmlns:cx8="http://schemas.microsoft.com/office/drawing/2016/5/14/chartex" xmlns:mc="http://schemas.openxmlformats.org/markup-compatibility/2006" xmlns:aink="http://schemas.microsoft.com/office/drawing/2016/ink" xmlns:am3d="http://schemas.microsoft.com/office/drawing/2017/model3d" xmlns:o="urn:schemas-microsoft-com:office:office" xmlns:oel="http://schemas.microsoft.com/office/2019/extlst" xmlns:r="http://schemas.openxmlformats.org/officeDocument/2006/relationships" xmlns:m="http://schemas.openxmlformats.org/officeDocument/2006/math" xmlns:v="urn:schemas-microsoft-com:vml" xmlns:wp14="http://schemas.microsoft.com/office/word/2010/wordprocessingDrawing" xmlns:wp="http://schemas.openxmlformats.org/drawingml/2006/wordprocessingDrawing" xmlns:w10="urn:schemas-microsoft-com:office:word" xmlns:w="http://schemas.openxmlformats.org/wordprocessingml/2006/main" xmlns:w14="http://schemas.microsoft.com/office/word/2010/wordml" xmlns:w15="http://schemas.microsoft.com/office/word/2012/wordml" xmlns:w16cex="http://schemas.microsoft.com/office/word/2018/wordml/cex" xmlns:w16cid="http://schemas.microsoft.com/office/word/2016/wordml/cid" xmlns:w16="http://schemas.microsoft.com/office/word/2018/wordml" xmlns:w16du="http://schemas.microsoft.com/office/word/2023/wordml/word16du" xmlns:w16sdtdh="http://schemas.microsoft.com/office/word/2020/wordml/sdtdatahash" xmlns:w16sdtfl="http://schemas.microsoft.com/office/word/2024/wordml/sdtformatlock" xmlns:w16se="http://schemas.microsoft.com/office/word/2015/wordml/symex" xmlns:wpg="http://schemas.microsoft.com/office/word/2010/wordprocessingGroup" xmlns:wpi="http://schemas.microsoft.com/office/word/2010/wordprocessingInk" xmlns:wne="http://schemas.microsoft.com/office/word/2006/wordml" xmlns:wps="http://schemas.microsoft.com/office/word/2010/wordprocessingShape" mc:Ignorable="w14 w15 w16se w16cid w16 w16cex w16sdtdh w16sdtfl w16du wp14">
+<w:footnotes xmlns:wpc="http://schemas.microsoft.com/office/word/2010/wordprocessingCanvas" xmlns:cx="http://schemas.microsoft.com/office/drawing/2014/chartex" xmlns:cx1="http://schemas.microsoft.com/office/drawing/2015/9/8/chartex" xmlns:cx2="http://schemas.microsoft.com/office/drawing/2015/10/21/chartex" xmlns:cx3="http://schemas.microsoft.com/office/drawing/2016/5/9/chartex" xmlns:cx4="http://schemas.microsoft.com/office/drawing/2016/5/10/chartex" xmlns:cx5="http://schemas.microsoft.com/office/drawing/2016/5/11/chartex" xmlns:cx6="http://schemas.microsoft.com/office/drawing/2016/5/12/chartex" xmlns:cx7="http://schemas.microsoft.com/office/drawing/2016/5/13/chartex" xmlns:cx8="http://schemas.microsoft.com/office/drawing/2016/5/14/chartex" xmlns:mc="http://schemas.openxmlformats.org/markup-compatibility/2006" xmlns:aink="http://schemas.microsoft.com/office/drawing/2016/ink" xmlns:am3d="http://schemas.microsoft.com/office/drawing/2017/model3d" xmlns:o="urn:schemas-microsoft-com:office:office" xmlns:oel="http://schemas.microsoft.com/office/2019/extlst" xmlns:r="http://schemas.openxmlformats.org/officeDocument/2006/relationships" xmlns:m="http://schemas.openxmlformats.org/officeDocument/2006/math" xmlns:v="urn:schemas-microsoft-com:vml" xmlns:wp14="http://schemas.microsoft.com/office/word/2010/wordprocessingDrawing" xmlns:wp="http://schemas.openxmlformats.org/drawingml/2006/wordprocessingDrawing" xmlns:w10="urn:schemas-microsoft-com:office:word" xmlns:w="http://schemas.openxmlformats.org/wordprocessingml/2006/main" xmlns:w14="http://schemas.microsoft.com/office/word/2010/wordml" xmlns:w15="http://schemas.microsoft.com/office/word/2012/wordml" xmlns:w16cei="http://schemas.microsoft.com/office/word/2026/wordml/cei" xmlns:w16cex="http://schemas.microsoft.com/office/word/2018/wordml/cex" xmlns:w16cid="http://schemas.microsoft.com/office/word/2016/wordml/cid" xmlns:w16="http://schemas.microsoft.com/office/word/2018/wordml" xmlns:w16du="http://schemas.microsoft.com/office/word/2023/wordml/word16du" xmlns:w16sdtdh="http://schemas.microsoft.com/office/word/2020/wordml/sdtdatahash" xmlns:w16sdtfl="http://schemas.microsoft.com/office/word/2024/wordml/sdtformatlock" xmlns:w16se="http://schemas.microsoft.com/office/word/2015/wordml/symex" xmlns:wpg="http://schemas.microsoft.com/office/word/2010/wordprocessingGroup" xmlns:wpi="http://schemas.microsoft.com/office/word/2010/wordprocessingInk" xmlns:wne="http://schemas.microsoft.com/office/word/2006/wordml" xmlns:wps="http://schemas.microsoft.com/office/word/2010/wordprocessingShape" mc:Ignorable="w14 w15 w16se w16cid w16 w16cex w16sdtdh w16sdtfl w16du wp14">
   <w:footnote w:type="separator" w:id="-1">
     <w:p>
       <w:pPr>
@@ -673,10 +826,9 @@
 </file>
 
 <file path=word/header1.xml><?xml version="1.0" encoding="utf-8"?>
-<w:hdr xmlns:wpc="http://schemas.microsoft.com/office/word/2010/wordprocessingCanvas" xmlns:cx="http://schemas.microsoft.com/office/drawing/2014/chartex" xmlns:cx1="http://schemas.microsoft.com/office/drawing/2015/9/8/chartex" xmlns:cx2="http://schemas.microsoft.com/office/drawing/2015/10/21/chartex" xmlns:cx3="http://schemas.microsoft.com/office/drawing/2016/5/9/chartex" xmlns:cx4="http://schemas.microsoft.com/office/drawing/2016/5/10/chartex" xmlns:cx5="http://schemas.microsoft.com/office/drawing/2016/5/11/chartex" xmlns:cx6="http://schemas.microsoft.com/office/drawing/2016/5/12/chartex" xmlns:cx7="http://schemas.microsoft.com/office/drawing/2016/5/13/chartex" xmlns:cx8="http://schemas.microsoft.com/office/drawing/2016/5/14/chartex" xmlns:mc="http://schemas.openxmlformats.org/markup-compatibility/2006" xmlns:aink="http://schemas.microsoft.com/office/drawing/2016/ink" xmlns:am3d="http://schemas.microsoft.com/office/drawing/2017/model3d" xmlns:o="urn:schemas-microsoft-com:office:office" xmlns:oel="http://schemas.microsoft.com/office/2019/extlst" xmlns:r="http://schemas.openxmlformats.org/officeDocument/2006/relationships" xmlns:m="http://schemas.openxmlformats.org/officeDocument/2006/math" xmlns:v="urn:schemas-microsoft-com:vml" xmlns:wp14="http://schemas.microsoft.com/office/word/2010/wordprocessingDrawing" xmlns:wp="http://schemas.openxmlformats.org/drawingml/2006/wordprocessingDrawing" xmlns:w10="urn:schemas-microsoft-com:office:word" xmlns:w="http://schemas.openxmlformats.org/wordprocessingml/2006/main" xmlns:w14="http://schemas.microsoft.com/office/word/2010/wordml" xmlns:w15="http://schemas.microsoft.com/office/word/2012/wordml" xmlns:w16cex="http://schemas.microsoft.com/office/word/2018/wordml/cex" xmlns:w16cid="http://schemas.microsoft.com/office/word/2016/wordml/cid" xmlns:w16="http://schemas.microsoft.com/office/word/2018/wordml" xmlns:w16du="http://schemas.microsoft.com/office/word/2023/wordml/word16du" xmlns:w16sdtdh="http://schemas.microsoft.com/office/word/2020/wordml/sdtdatahash" xmlns:w16sdtfl="http://schemas.microsoft.com/office/word/2024/wordml/sdtformatlock" xmlns:w16se="http://schemas.microsoft.com/office/word/2015/wordml/symex" xmlns:wpg="http://schemas.microsoft.com/office/word/2010/wordprocessingGroup" xmlns:wpi="http://schemas.microsoft.com/office/word/2010/wordprocessingInk" xmlns:wne="http://schemas.microsoft.com/office/word/2006/wordml" xmlns:wps="http://schemas.microsoft.com/office/word/2010/wordprocessingShape" mc:Ignorable="w14 w15 w16se w16cid w16 w16cex w16sdtdh w16sdtfl w16du wp14">
+<w:hdr xmlns:wpc="http://schemas.microsoft.com/office/word/2010/wordprocessingCanvas" xmlns:cx="http://schemas.microsoft.com/office/drawing/2014/chartex" xmlns:cx1="http://schemas.microsoft.com/office/drawing/2015/9/8/chartex" xmlns:cx2="http://schemas.microsoft.com/office/drawing/2015/10/21/chartex" xmlns:cx3="http://schemas.microsoft.com/office/drawing/2016/5/9/chartex" xmlns:cx4="http://schemas.microsoft.com/office/drawing/2016/5/10/chartex" xmlns:cx5="http://schemas.microsoft.com/office/drawing/2016/5/11/chartex" xmlns:cx6="http://schemas.microsoft.com/office/drawing/2016/5/12/chartex" xmlns:cx7="http://schemas.microsoft.com/office/drawing/2016/5/13/chartex" xmlns:cx8="http://schemas.microsoft.com/office/drawing/2016/5/14/chartex" xmlns:mc="http://schemas.openxmlformats.org/markup-compatibility/2006" xmlns:aink="http://schemas.microsoft.com/office/drawing/2016/ink" xmlns:am3d="http://schemas.microsoft.com/office/drawing/2017/model3d" xmlns:o="urn:schemas-microsoft-com:office:office" xmlns:oel="http://schemas.microsoft.com/office/2019/extlst" xmlns:r="http://schemas.openxmlformats.org/officeDocument/2006/relationships" xmlns:m="http://schemas.openxmlformats.org/officeDocument/2006/math" xmlns:v="urn:schemas-microsoft-com:vml" xmlns:wp14="http://schemas.microsoft.com/office/word/2010/wordprocessingDrawing" xmlns:wp="http://schemas.openxmlformats.org/drawingml/2006/wordprocessingDrawing" xmlns:w10="urn:schemas-microsoft-com:office:word" xmlns:w="http://schemas.openxmlformats.org/wordprocessingml/2006/main" xmlns:w14="http://schemas.microsoft.com/office/word/2010/wordml" xmlns:w15="http://schemas.microsoft.com/office/word/2012/wordml" xmlns:w16cei="http://schemas.microsoft.com/office/word/2026/wordml/cei" xmlns:w16cex="http://schemas.microsoft.com/office/word/2018/wordml/cex" xmlns:w16cid="http://schemas.microsoft.com/office/word/2016/wordml/cid" xmlns:w16="http://schemas.microsoft.com/office/word/2018/wordml" xmlns:w16du="http://schemas.microsoft.com/office/word/2023/wordml/word16du" xmlns:w16sdtdh="http://schemas.microsoft.com/office/word/2020/wordml/sdtdatahash" xmlns:w16sdtfl="http://schemas.microsoft.com/office/word/2024/wordml/sdtformatlock" xmlns:w16se="http://schemas.microsoft.com/office/word/2015/wordml/symex" xmlns:wpg="http://schemas.microsoft.com/office/word/2010/wordprocessingGroup" xmlns:wpi="http://schemas.microsoft.com/office/word/2010/wordprocessingInk" xmlns:wne="http://schemas.microsoft.com/office/word/2006/wordml" xmlns:wps="http://schemas.microsoft.com/office/word/2010/wordprocessingShape" mc:Ignorable="w14 w15 w16se w16cid w16 w16cex w16sdtdh w16sdtfl w16du wp14">
   <w:p>
     <w:pPr>
-      <w:pStyle w:val="Koptekst"/>
       <w:jc w:val="right"/>
     </w:pPr>
     <w:r>
@@ -720,7 +872,7 @@
                   <pic:cNvPicPr/>
                 </pic:nvPicPr>
                 <pic:blipFill>
-                  <a:blip r:embed="rIdTplImgA">
+                  <a:blip r:embed="rId1">
                     <a:extLst>
                       <a:ext uri="{28A0092B-C50C-407E-A947-70E740481C1C}">
                         <a14:useLocalDpi xmlns:a14="http://schemas.microsoft.com/office/drawing/2010/main" val="0"/>
@@ -772,7 +924,7 @@
                   <pic:cNvPicPr/>
                 </pic:nvPicPr>
                 <pic:blipFill>
-                  <a:blip r:embed="rIdTplImgB">
+                  <a:blip r:embed="rId2">
                     <a:extLst>
                       <a:ext uri="{28A0092B-C50C-407E-A947-70E740481C1C}">
                         <a14:useLocalDpi xmlns:a14="http://schemas.microsoft.com/office/drawing/2010/main" val="0"/>
@@ -803,7 +955,7 @@
 </file>
 
 <file path=word/numbering.xml><?xml version="1.0" encoding="utf-8"?>
-<w:numbering xmlns:wpc="http://schemas.microsoft.com/office/word/2010/wordprocessingCanvas" xmlns:cx="http://schemas.microsoft.com/office/drawing/2014/chartex" xmlns:cx1="http://schemas.microsoft.com/office/drawing/2015/9/8/chartex" xmlns:cx2="http://schemas.microsoft.com/office/drawing/2015/10/21/chartex" xmlns:cx3="http://schemas.microsoft.com/office/drawing/2016/5/9/chartex" xmlns:cx4="http://schemas.microsoft.com/office/drawing/2016/5/10/chartex" xmlns:cx5="http://schemas.microsoft.com/office/drawing/2016/5/11/chartex" xmlns:cx6="http://schemas.microsoft.com/office/drawing/2016/5/12/chartex" xmlns:cx7="http://schemas.microsoft.com/office/drawing/2016/5/13/chartex" xmlns:cx8="http://schemas.microsoft.com/office/drawing/2016/5/14/chartex" xmlns:mc="http://schemas.openxmlformats.org/markup-compatibility/2006" xmlns:aink="http://schemas.microsoft.com/office/drawing/2016/ink" xmlns:am3d="http://schemas.microsoft.com/office/drawing/2017/model3d" xmlns:o="urn:schemas-microsoft-com:office:office" xmlns:oel="http://schemas.microsoft.com/office/2019/extlst" xmlns:r="http://schemas.openxmlformats.org/officeDocument/2006/relationships" xmlns:m="http://schemas.openxmlformats.org/officeDocument/2006/math" xmlns:v="urn:schemas-microsoft-com:vml" xmlns:wp14="http://schemas.microsoft.com/office/word/2010/wordprocessingDrawing" xmlns:wp="http://schemas.openxmlformats.org/drawingml/2006/wordprocessingDrawing" xmlns:w10="urn:schemas-microsoft-com:office:word" xmlns:w="http://schemas.openxmlformats.org/wordprocessingml/2006/main" xmlns:w14="http://schemas.microsoft.com/office/word/2010/wordml" xmlns:w15="http://schemas.microsoft.com/office/word/2012/wordml" xmlns:w16cex="http://schemas.microsoft.com/office/word/2018/wordml/cex" xmlns:w16cid="http://schemas.microsoft.com/office/word/2016/wordml/cid" xmlns:w16="http://schemas.microsoft.com/office/word/2018/wordml" xmlns:w16du="http://schemas.microsoft.com/office/word/2023/wordml/word16du" xmlns:w16sdtdh="http://schemas.microsoft.com/office/word/2020/wordml/sdtdatahash" xmlns:w16sdtfl="http://schemas.microsoft.com/office/word/2024/wordml/sdtformatlock" xmlns:w16se="http://schemas.microsoft.com/office/word/2015/wordml/symex" xmlns:wpg="http://schemas.microsoft.com/office/word/2010/wordprocessingGroup" xmlns:wpi="http://schemas.microsoft.com/office/word/2010/wordprocessingInk" xmlns:wne="http://schemas.microsoft.com/office/word/2006/wordml" xmlns:wps="http://schemas.microsoft.com/office/word/2010/wordprocessingShape" mc:Ignorable="w14 w15 w16se w16cid w16 w16cex w16sdtdh w16sdtfl w16du wp14">
+<w:numbering xmlns:wpc="http://schemas.microsoft.com/office/word/2010/wordprocessingCanvas" xmlns:cx="http://schemas.microsoft.com/office/drawing/2014/chartex" xmlns:cx1="http://schemas.microsoft.com/office/drawing/2015/9/8/chartex" xmlns:cx2="http://schemas.microsoft.com/office/drawing/2015/10/21/chartex" xmlns:cx3="http://schemas.microsoft.com/office/drawing/2016/5/9/chartex" xmlns:cx4="http://schemas.microsoft.com/office/drawing/2016/5/10/chartex" xmlns:cx5="http://schemas.microsoft.com/office/drawing/2016/5/11/chartex" xmlns:cx6="http://schemas.microsoft.com/office/drawing/2016/5/12/chartex" xmlns:cx7="http://schemas.microsoft.com/office/drawing/2016/5/13/chartex" xmlns:cx8="http://schemas.microsoft.com/office/drawing/2016/5/14/chartex" xmlns:mc="http://schemas.openxmlformats.org/markup-compatibility/2006" xmlns:aink="http://schemas.microsoft.com/office/drawing/2016/ink" xmlns:am3d="http://schemas.microsoft.com/office/drawing/2017/model3d" xmlns:o="urn:schemas-microsoft-com:office:office" xmlns:oel="http://schemas.microsoft.com/office/2019/extlst" xmlns:r="http://schemas.openxmlformats.org/officeDocument/2006/relationships" xmlns:m="http://schemas.openxmlformats.org/officeDocument/2006/math" xmlns:v="urn:schemas-microsoft-com:vml" xmlns:wp14="http://schemas.microsoft.com/office/word/2010/wordprocessingDrawing" xmlns:wp="http://schemas.openxmlformats.org/drawingml/2006/wordprocessingDrawing" xmlns:w10="urn:schemas-microsoft-com:office:word" xmlns:w="http://schemas.openxmlformats.org/wordprocessingml/2006/main" xmlns:w14="http://schemas.microsoft.com/office/word/2010/wordml" xmlns:w15="http://schemas.microsoft.com/office/word/2012/wordml" xmlns:w16cei="http://schemas.microsoft.com/office/word/2026/wordml/cei" xmlns:w16cex="http://schemas.microsoft.com/office/word/2018/wordml/cex" xmlns:w16cid="http://schemas.microsoft.com/office/word/2016/wordml/cid" xmlns:w16="http://schemas.microsoft.com/office/word/2018/wordml" xmlns:w16du="http://schemas.microsoft.com/office/word/2023/wordml/word16du" xmlns:w16sdtdh="http://schemas.microsoft.com/office/word/2020/wordml/sdtdatahash" xmlns:w16sdtfl="http://schemas.microsoft.com/office/word/2024/wordml/sdtformatlock" xmlns:w16se="http://schemas.microsoft.com/office/word/2015/wordml/symex" xmlns:wpg="http://schemas.microsoft.com/office/word/2010/wordprocessingGroup" xmlns:wpi="http://schemas.microsoft.com/office/word/2010/wordprocessingInk" xmlns:wne="http://schemas.microsoft.com/office/word/2006/wordml" xmlns:wps="http://schemas.microsoft.com/office/word/2010/wordprocessingShape" mc:Ignorable="w14 w15 w16se w16cid w16 w16cex w16sdtdh w16sdtfl w16du wp14">
   <w:abstractNum w:abstractNumId="0" w15:restartNumberingAfterBreak="0">
     <w:nsid w:val="03E752F1"/>
     <w:multiLevelType w:val="multilevel"/>
@@ -820,7 +972,7 @@
         <w:ind w:left="720" w:hanging="360"/>
       </w:pPr>
       <w:rPr>
-        <w:rFonts w:hint="default" w:ascii="Symbol" w:hAnsi="Symbol"/>
+        <w:rFonts w:ascii="Symbol" w:hAnsi="Symbol" w:hint="default"/>
         <w:sz w:val="20"/>
       </w:rPr>
     </w:lvl>
@@ -836,7 +988,7 @@
         <w:ind w:left="1440" w:hanging="360"/>
       </w:pPr>
       <w:rPr>
-        <w:rFonts w:hint="default" w:ascii="Courier New" w:hAnsi="Courier New"/>
+        <w:rFonts w:ascii="Courier New" w:hAnsi="Courier New" w:hint="default"/>
         <w:sz w:val="20"/>
       </w:rPr>
     </w:lvl>
@@ -852,7 +1004,7 @@
         <w:ind w:left="2160" w:hanging="360"/>
       </w:pPr>
       <w:rPr>
-        <w:rFonts w:hint="default" w:ascii="Wingdings" w:hAnsi="Wingdings"/>
+        <w:rFonts w:ascii="Wingdings" w:hAnsi="Wingdings" w:hint="default"/>
         <w:sz w:val="20"/>
       </w:rPr>
     </w:lvl>
@@ -868,7 +1020,7 @@
         <w:ind w:left="2880" w:hanging="360"/>
       </w:pPr>
       <w:rPr>
-        <w:rFonts w:hint="default" w:ascii="Wingdings" w:hAnsi="Wingdings"/>
+        <w:rFonts w:ascii="Wingdings" w:hAnsi="Wingdings" w:hint="default"/>
         <w:sz w:val="20"/>
       </w:rPr>
     </w:lvl>
@@ -884,7 +1036,7 @@
         <w:ind w:left="3600" w:hanging="360"/>
       </w:pPr>
       <w:rPr>
-        <w:rFonts w:hint="default" w:ascii="Wingdings" w:hAnsi="Wingdings"/>
+        <w:rFonts w:ascii="Wingdings" w:hAnsi="Wingdings" w:hint="default"/>
         <w:sz w:val="20"/>
       </w:rPr>
     </w:lvl>
@@ -900,7 +1052,7 @@
         <w:ind w:left="4320" w:hanging="360"/>
       </w:pPr>
       <w:rPr>
-        <w:rFonts w:hint="default" w:ascii="Wingdings" w:hAnsi="Wingdings"/>
+        <w:rFonts w:ascii="Wingdings" w:hAnsi="Wingdings" w:hint="default"/>
         <w:sz w:val="20"/>
       </w:rPr>
     </w:lvl>
@@ -916,7 +1068,7 @@
         <w:ind w:left="5040" w:hanging="360"/>
       </w:pPr>
       <w:rPr>
-        <w:rFonts w:hint="default" w:ascii="Wingdings" w:hAnsi="Wingdings"/>
+        <w:rFonts w:ascii="Wingdings" w:hAnsi="Wingdings" w:hint="default"/>
         <w:sz w:val="20"/>
       </w:rPr>
     </w:lvl>
@@ -932,7 +1084,7 @@
         <w:ind w:left="5760" w:hanging="360"/>
       </w:pPr>
       <w:rPr>
-        <w:rFonts w:hint="default" w:ascii="Wingdings" w:hAnsi="Wingdings"/>
+        <w:rFonts w:ascii="Wingdings" w:hAnsi="Wingdings" w:hint="default"/>
         <w:sz w:val="20"/>
       </w:rPr>
     </w:lvl>
@@ -948,7 +1100,7 @@
         <w:ind w:left="6480" w:hanging="360"/>
       </w:pPr>
       <w:rPr>
-        <w:rFonts w:hint="default" w:ascii="Wingdings" w:hAnsi="Wingdings"/>
+        <w:rFonts w:ascii="Wingdings" w:hAnsi="Wingdings" w:hint="default"/>
         <w:sz w:val="20"/>
       </w:rPr>
     </w:lvl>
@@ -966,7 +1118,7 @@
         <w:ind w:left="720" w:hanging="360"/>
       </w:pPr>
       <w:rPr>
-        <w:rFonts w:hint="default" w:ascii="Symbol" w:hAnsi="Symbol"/>
+        <w:rFonts w:ascii="Symbol" w:hAnsi="Symbol" w:hint="default"/>
       </w:rPr>
     </w:lvl>
     <w:lvl w:ilvl="1" w:tplc="04130003" w:tentative="1">
@@ -978,7 +1130,7 @@
         <w:ind w:left="1440" w:hanging="360"/>
       </w:pPr>
       <w:rPr>
-        <w:rFonts w:hint="default" w:ascii="Courier New" w:hAnsi="Courier New" w:cs="Courier New"/>
+        <w:rFonts w:ascii="Courier New" w:hAnsi="Courier New" w:cs="Courier New" w:hint="default"/>
       </w:rPr>
     </w:lvl>
     <w:lvl w:ilvl="2" w:tplc="04130005" w:tentative="1">
@@ -990,7 +1142,7 @@
         <w:ind w:left="2160" w:hanging="360"/>
       </w:pPr>
       <w:rPr>
-        <w:rFonts w:hint="default" w:ascii="Wingdings" w:hAnsi="Wingdings"/>
+        <w:rFonts w:ascii="Wingdings" w:hAnsi="Wingdings" w:hint="default"/>
       </w:rPr>
     </w:lvl>
     <w:lvl w:ilvl="3" w:tplc="04130001" w:tentative="1">
@@ -1002,7 +1154,7 @@
         <w:ind w:left="2880" w:hanging="360"/>
       </w:pPr>
       <w:rPr>
-        <w:rFonts w:hint="default" w:ascii="Symbol" w:hAnsi="Symbol"/>
+        <w:rFonts w:ascii="Symbol" w:hAnsi="Symbol" w:hint="default"/>
       </w:rPr>
     </w:lvl>
     <w:lvl w:ilvl="4" w:tplc="04130003" w:tentative="1">
@@ -1014,7 +1166,7 @@
         <w:ind w:left="3600" w:hanging="360"/>
       </w:pPr>
       <w:rPr>
-        <w:rFonts w:hint="default" w:ascii="Courier New" w:hAnsi="Courier New" w:cs="Courier New"/>
+        <w:rFonts w:ascii="Courier New" w:hAnsi="Courier New" w:cs="Courier New" w:hint="default"/>
       </w:rPr>
     </w:lvl>
     <w:lvl w:ilvl="5" w:tplc="04130005" w:tentative="1">
@@ -1026,7 +1178,7 @@
         <w:ind w:left="4320" w:hanging="360"/>
       </w:pPr>
       <w:rPr>
-        <w:rFonts w:hint="default" w:ascii="Wingdings" w:hAnsi="Wingdings"/>
+        <w:rFonts w:ascii="Wingdings" w:hAnsi="Wingdings" w:hint="default"/>
       </w:rPr>
     </w:lvl>
     <w:lvl w:ilvl="6" w:tplc="04130001" w:tentative="1">
@@ -1038,7 +1190,7 @@
         <w:ind w:left="5040" w:hanging="360"/>
       </w:pPr>
       <w:rPr>
-        <w:rFonts w:hint="default" w:ascii="Symbol" w:hAnsi="Symbol"/>
+        <w:rFonts w:ascii="Symbol" w:hAnsi="Symbol" w:hint="default"/>
       </w:rPr>
     </w:lvl>
     <w:lvl w:ilvl="7" w:tplc="04130003" w:tentative="1">
@@ -1050,7 +1202,7 @@
         <w:ind w:left="5760" w:hanging="360"/>
       </w:pPr>
       <w:rPr>
-        <w:rFonts w:hint="default" w:ascii="Courier New" w:hAnsi="Courier New" w:cs="Courier New"/>
+        <w:rFonts w:ascii="Courier New" w:hAnsi="Courier New" w:cs="Courier New" w:hint="default"/>
       </w:rPr>
     </w:lvl>
     <w:lvl w:ilvl="8" w:tplc="04130005" w:tentative="1">
@@ -1062,7 +1214,7 @@
         <w:ind w:left="6480" w:hanging="360"/>
       </w:pPr>
       <w:rPr>
-        <w:rFonts w:hint="default" w:ascii="Wingdings" w:hAnsi="Wingdings"/>
+        <w:rFonts w:ascii="Wingdings" w:hAnsi="Wingdings" w:hint="default"/>
       </w:rPr>
     </w:lvl>
   </w:abstractNum>
@@ -1082,7 +1234,7 @@
         <w:ind w:left="720" w:hanging="360"/>
       </w:pPr>
       <w:rPr>
-        <w:rFonts w:hint="default" w:ascii="Symbol" w:hAnsi="Symbol"/>
+        <w:rFonts w:ascii="Symbol" w:hAnsi="Symbol" w:hint="default"/>
         <w:sz w:val="20"/>
       </w:rPr>
     </w:lvl>
@@ -1098,7 +1250,7 @@
         <w:ind w:left="1440" w:hanging="360"/>
       </w:pPr>
       <w:rPr>
-        <w:rFonts w:hint="default" w:ascii="Courier New" w:hAnsi="Courier New"/>
+        <w:rFonts w:ascii="Courier New" w:hAnsi="Courier New" w:hint="default"/>
         <w:sz w:val="20"/>
       </w:rPr>
     </w:lvl>
@@ -1114,7 +1266,7 @@
         <w:ind w:left="2160" w:hanging="360"/>
       </w:pPr>
       <w:rPr>
-        <w:rFonts w:hint="default" w:ascii="Wingdings" w:hAnsi="Wingdings"/>
+        <w:rFonts w:ascii="Wingdings" w:hAnsi="Wingdings" w:hint="default"/>
         <w:sz w:val="20"/>
       </w:rPr>
     </w:lvl>
@@ -1130,7 +1282,7 @@
         <w:ind w:left="2880" w:hanging="360"/>
       </w:pPr>
       <w:rPr>
-        <w:rFonts w:hint="default" w:ascii="Wingdings" w:hAnsi="Wingdings"/>
+        <w:rFonts w:ascii="Wingdings" w:hAnsi="Wingdings" w:hint="default"/>
         <w:sz w:val="20"/>
       </w:rPr>
     </w:lvl>
@@ -1146,7 +1298,7 @@
         <w:ind w:left="3600" w:hanging="360"/>
       </w:pPr>
       <w:rPr>
-        <w:rFonts w:hint="default" w:ascii="Wingdings" w:hAnsi="Wingdings"/>
+        <w:rFonts w:ascii="Wingdings" w:hAnsi="Wingdings" w:hint="default"/>
         <w:sz w:val="20"/>
       </w:rPr>
     </w:lvl>
@@ -1162,7 +1314,7 @@
         <w:ind w:left="4320" w:hanging="360"/>
       </w:pPr>
       <w:rPr>
-        <w:rFonts w:hint="default" w:ascii="Wingdings" w:hAnsi="Wingdings"/>
+        <w:rFonts w:ascii="Wingdings" w:hAnsi="Wingdings" w:hint="default"/>
         <w:sz w:val="20"/>
       </w:rPr>
     </w:lvl>
@@ -1178,7 +1330,7 @@
         <w:ind w:left="5040" w:hanging="360"/>
       </w:pPr>
       <w:rPr>
-        <w:rFonts w:hint="default" w:ascii="Wingdings" w:hAnsi="Wingdings"/>
+        <w:rFonts w:ascii="Wingdings" w:hAnsi="Wingdings" w:hint="default"/>
         <w:sz w:val="20"/>
       </w:rPr>
     </w:lvl>
@@ -1194,7 +1346,7 @@
         <w:ind w:left="5760" w:hanging="360"/>
       </w:pPr>
       <w:rPr>
-        <w:rFonts w:hint="default" w:ascii="Wingdings" w:hAnsi="Wingdings"/>
+        <w:rFonts w:ascii="Wingdings" w:hAnsi="Wingdings" w:hint="default"/>
         <w:sz w:val="20"/>
       </w:rPr>
     </w:lvl>
@@ -1210,7 +1362,7 @@
         <w:ind w:left="6480" w:hanging="360"/>
       </w:pPr>
       <w:rPr>
-        <w:rFonts w:hint="default" w:ascii="Wingdings" w:hAnsi="Wingdings"/>
+        <w:rFonts w:ascii="Wingdings" w:hAnsi="Wingdings" w:hint="default"/>
         <w:sz w:val="20"/>
       </w:rPr>
     </w:lvl>
@@ -1231,7 +1383,7 @@
         <w:ind w:left="720" w:hanging="360"/>
       </w:pPr>
       <w:rPr>
-        <w:rFonts w:hint="default" w:ascii="Symbol" w:hAnsi="Symbol"/>
+        <w:rFonts w:ascii="Symbol" w:hAnsi="Symbol" w:hint="default"/>
         <w:sz w:val="20"/>
       </w:rPr>
     </w:lvl>
@@ -1247,7 +1399,7 @@
         <w:ind w:left="1440" w:hanging="360"/>
       </w:pPr>
       <w:rPr>
-        <w:rFonts w:hint="default" w:ascii="Courier New" w:hAnsi="Courier New"/>
+        <w:rFonts w:ascii="Courier New" w:hAnsi="Courier New" w:hint="default"/>
         <w:sz w:val="20"/>
       </w:rPr>
     </w:lvl>
@@ -1263,7 +1415,7 @@
         <w:ind w:left="2160" w:hanging="360"/>
       </w:pPr>
       <w:rPr>
-        <w:rFonts w:hint="default" w:ascii="Wingdings" w:hAnsi="Wingdings"/>
+        <w:rFonts w:ascii="Wingdings" w:hAnsi="Wingdings" w:hint="default"/>
         <w:sz w:val="20"/>
       </w:rPr>
     </w:lvl>
@@ -1279,7 +1431,7 @@
         <w:ind w:left="2880" w:hanging="360"/>
       </w:pPr>
       <w:rPr>
-        <w:rFonts w:hint="default" w:ascii="Wingdings" w:hAnsi="Wingdings"/>
+        <w:rFonts w:ascii="Wingdings" w:hAnsi="Wingdings" w:hint="default"/>
         <w:sz w:val="20"/>
       </w:rPr>
     </w:lvl>
@@ -1295,7 +1447,7 @@
         <w:ind w:left="3600" w:hanging="360"/>
       </w:pPr>
       <w:rPr>
-        <w:rFonts w:hint="default" w:ascii="Wingdings" w:hAnsi="Wingdings"/>
+        <w:rFonts w:ascii="Wingdings" w:hAnsi="Wingdings" w:hint="default"/>
         <w:sz w:val="20"/>
       </w:rPr>
     </w:lvl>
@@ -1311,7 +1463,7 @@
         <w:ind w:left="4320" w:hanging="360"/>
       </w:pPr>
       <w:rPr>
-        <w:rFonts w:hint="default" w:ascii="Wingdings" w:hAnsi="Wingdings"/>
+        <w:rFonts w:ascii="Wingdings" w:hAnsi="Wingdings" w:hint="default"/>
         <w:sz w:val="20"/>
       </w:rPr>
     </w:lvl>
@@ -1327,7 +1479,7 @@
         <w:ind w:left="5040" w:hanging="360"/>
       </w:pPr>
       <w:rPr>
-        <w:rFonts w:hint="default" w:ascii="Wingdings" w:hAnsi="Wingdings"/>
+        <w:rFonts w:ascii="Wingdings" w:hAnsi="Wingdings" w:hint="default"/>
         <w:sz w:val="20"/>
       </w:rPr>
     </w:lvl>
@@ -1343,7 +1495,7 @@
         <w:ind w:left="5760" w:hanging="360"/>
       </w:pPr>
       <w:rPr>
-        <w:rFonts w:hint="default" w:ascii="Wingdings" w:hAnsi="Wingdings"/>
+        <w:rFonts w:ascii="Wingdings" w:hAnsi="Wingdings" w:hint="default"/>
         <w:sz w:val="20"/>
       </w:rPr>
     </w:lvl>
@@ -1359,7 +1511,7 @@
         <w:ind w:left="6480" w:hanging="360"/>
       </w:pPr>
       <w:rPr>
-        <w:rFonts w:hint="default" w:ascii="Wingdings" w:hAnsi="Wingdings"/>
+        <w:rFonts w:ascii="Wingdings" w:hAnsi="Wingdings" w:hint="default"/>
         <w:sz w:val="20"/>
       </w:rPr>
     </w:lvl>
@@ -1469,7 +1621,7 @@
         <w:ind w:left="720" w:hanging="360"/>
       </w:pPr>
       <w:rPr>
-        <w:rFonts w:hint="default" w:ascii="Symbol" w:hAnsi="Symbol"/>
+        <w:rFonts w:ascii="Symbol" w:hAnsi="Symbol" w:hint="default"/>
         <w:sz w:val="20"/>
       </w:rPr>
     </w:lvl>
@@ -1485,7 +1637,7 @@
         <w:ind w:left="1440" w:hanging="360"/>
       </w:pPr>
       <w:rPr>
-        <w:rFonts w:hint="default" w:ascii="Courier New" w:hAnsi="Courier New"/>
+        <w:rFonts w:ascii="Courier New" w:hAnsi="Courier New" w:hint="default"/>
         <w:sz w:val="20"/>
       </w:rPr>
     </w:lvl>
@@ -1501,7 +1653,7 @@
         <w:ind w:left="2160" w:hanging="360"/>
       </w:pPr>
       <w:rPr>
-        <w:rFonts w:hint="default" w:ascii="Wingdings" w:hAnsi="Wingdings"/>
+        <w:rFonts w:ascii="Wingdings" w:hAnsi="Wingdings" w:hint="default"/>
         <w:sz w:val="20"/>
       </w:rPr>
     </w:lvl>
@@ -1517,7 +1669,7 @@
         <w:ind w:left="2880" w:hanging="360"/>
       </w:pPr>
       <w:rPr>
-        <w:rFonts w:hint="default" w:ascii="Wingdings" w:hAnsi="Wingdings"/>
+        <w:rFonts w:ascii="Wingdings" w:hAnsi="Wingdings" w:hint="default"/>
         <w:sz w:val="20"/>
       </w:rPr>
     </w:lvl>
@@ -1533,7 +1685,7 @@
         <w:ind w:left="3600" w:hanging="360"/>
       </w:pPr>
       <w:rPr>
-        <w:rFonts w:hint="default" w:ascii="Wingdings" w:hAnsi="Wingdings"/>
+        <w:rFonts w:ascii="Wingdings" w:hAnsi="Wingdings" w:hint="default"/>
         <w:sz w:val="20"/>
       </w:rPr>
     </w:lvl>
@@ -1549,7 +1701,7 @@
         <w:ind w:left="4320" w:hanging="360"/>
       </w:pPr>
       <w:rPr>
-        <w:rFonts w:hint="default" w:ascii="Wingdings" w:hAnsi="Wingdings"/>
+        <w:rFonts w:ascii="Wingdings" w:hAnsi="Wingdings" w:hint="default"/>
         <w:sz w:val="20"/>
       </w:rPr>
     </w:lvl>
@@ -1565,7 +1717,7 @@
         <w:ind w:left="5040" w:hanging="360"/>
       </w:pPr>
       <w:rPr>
-        <w:rFonts w:hint="default" w:ascii="Wingdings" w:hAnsi="Wingdings"/>
+        <w:rFonts w:ascii="Wingdings" w:hAnsi="Wingdings" w:hint="default"/>
         <w:sz w:val="20"/>
       </w:rPr>
     </w:lvl>
@@ -1581,7 +1733,7 @@
         <w:ind w:left="5760" w:hanging="360"/>
       </w:pPr>
       <w:rPr>
-        <w:rFonts w:hint="default" w:ascii="Wingdings" w:hAnsi="Wingdings"/>
+        <w:rFonts w:ascii="Wingdings" w:hAnsi="Wingdings" w:hint="default"/>
         <w:sz w:val="20"/>
       </w:rPr>
     </w:lvl>
@@ -1597,7 +1749,7 @@
         <w:ind w:left="6480" w:hanging="360"/>
       </w:pPr>
       <w:rPr>
-        <w:rFonts w:hint="default" w:ascii="Wingdings" w:hAnsi="Wingdings"/>
+        <w:rFonts w:ascii="Wingdings" w:hAnsi="Wingdings" w:hint="default"/>
         <w:sz w:val="20"/>
       </w:rPr>
     </w:lvl>
@@ -1618,7 +1770,7 @@
         <w:ind w:left="720" w:hanging="360"/>
       </w:pPr>
       <w:rPr>
-        <w:rFonts w:hint="default" w:ascii="Symbol" w:hAnsi="Symbol"/>
+        <w:rFonts w:ascii="Symbol" w:hAnsi="Symbol" w:hint="default"/>
         <w:sz w:val="20"/>
       </w:rPr>
     </w:lvl>
@@ -1634,7 +1786,7 @@
         <w:ind w:left="1440" w:hanging="360"/>
       </w:pPr>
       <w:rPr>
-        <w:rFonts w:hint="default" w:ascii="Courier New" w:hAnsi="Courier New"/>
+        <w:rFonts w:ascii="Courier New" w:hAnsi="Courier New" w:hint="default"/>
         <w:sz w:val="20"/>
       </w:rPr>
     </w:lvl>
@@ -1650,7 +1802,7 @@
         <w:ind w:left="2160" w:hanging="360"/>
       </w:pPr>
       <w:rPr>
-        <w:rFonts w:hint="default" w:ascii="Wingdings" w:hAnsi="Wingdings"/>
+        <w:rFonts w:ascii="Wingdings" w:hAnsi="Wingdings" w:hint="default"/>
         <w:sz w:val="20"/>
       </w:rPr>
     </w:lvl>
@@ -1666,7 +1818,7 @@
         <w:ind w:left="2880" w:hanging="360"/>
       </w:pPr>
       <w:rPr>
-        <w:rFonts w:hint="default" w:ascii="Wingdings" w:hAnsi="Wingdings"/>
+        <w:rFonts w:ascii="Wingdings" w:hAnsi="Wingdings" w:hint="default"/>
         <w:sz w:val="20"/>
       </w:rPr>
     </w:lvl>
@@ -1682,7 +1834,7 @@
         <w:ind w:left="3600" w:hanging="360"/>
       </w:pPr>
       <w:rPr>
-        <w:rFonts w:hint="default" w:ascii="Wingdings" w:hAnsi="Wingdings"/>
+        <w:rFonts w:ascii="Wingdings" w:hAnsi="Wingdings" w:hint="default"/>
         <w:sz w:val="20"/>
       </w:rPr>
     </w:lvl>
@@ -1698,7 +1850,7 @@
         <w:ind w:left="4320" w:hanging="360"/>
       </w:pPr>
       <w:rPr>
-        <w:rFonts w:hint="default" w:ascii="Wingdings" w:hAnsi="Wingdings"/>
+        <w:rFonts w:ascii="Wingdings" w:hAnsi="Wingdings" w:hint="default"/>
         <w:sz w:val="20"/>
       </w:rPr>
     </w:lvl>
@@ -1714,7 +1866,7 @@
         <w:ind w:left="5040" w:hanging="360"/>
       </w:pPr>
       <w:rPr>
-        <w:rFonts w:hint="default" w:ascii="Wingdings" w:hAnsi="Wingdings"/>
+        <w:rFonts w:ascii="Wingdings" w:hAnsi="Wingdings" w:hint="default"/>
         <w:sz w:val="20"/>
       </w:rPr>
     </w:lvl>
@@ -1730,7 +1882,7 @@
         <w:ind w:left="5760" w:hanging="360"/>
       </w:pPr>
       <w:rPr>
-        <w:rFonts w:hint="default" w:ascii="Wingdings" w:hAnsi="Wingdings"/>
+        <w:rFonts w:ascii="Wingdings" w:hAnsi="Wingdings" w:hint="default"/>
         <w:sz w:val="20"/>
       </w:rPr>
     </w:lvl>
@@ -1746,7 +1898,7 @@
         <w:ind w:left="6480" w:hanging="360"/>
       </w:pPr>
       <w:rPr>
-        <w:rFonts w:hint="default" w:ascii="Wingdings" w:hAnsi="Wingdings"/>
+        <w:rFonts w:ascii="Wingdings" w:hAnsi="Wingdings" w:hint="default"/>
         <w:sz w:val="20"/>
       </w:rPr>
     </w:lvl>
@@ -1767,7 +1919,7 @@
         <w:ind w:left="720" w:hanging="360"/>
       </w:pPr>
       <w:rPr>
-        <w:rFonts w:hint="default" w:ascii="Symbol" w:hAnsi="Symbol"/>
+        <w:rFonts w:ascii="Symbol" w:hAnsi="Symbol" w:hint="default"/>
         <w:sz w:val="20"/>
       </w:rPr>
     </w:lvl>
@@ -1783,7 +1935,7 @@
         <w:ind w:left="1440" w:hanging="360"/>
       </w:pPr>
       <w:rPr>
-        <w:rFonts w:hint="default" w:ascii="Courier New" w:hAnsi="Courier New"/>
+        <w:rFonts w:ascii="Courier New" w:hAnsi="Courier New" w:hint="default"/>
         <w:sz w:val="20"/>
       </w:rPr>
     </w:lvl>
@@ -1799,7 +1951,7 @@
         <w:ind w:left="2160" w:hanging="360"/>
       </w:pPr>
       <w:rPr>
-        <w:rFonts w:hint="default" w:ascii="Wingdings" w:hAnsi="Wingdings"/>
+        <w:rFonts w:ascii="Wingdings" w:hAnsi="Wingdings" w:hint="default"/>
         <w:sz w:val="20"/>
       </w:rPr>
     </w:lvl>
@@ -1815,7 +1967,7 @@
         <w:ind w:left="2880" w:hanging="360"/>
       </w:pPr>
       <w:rPr>
-        <w:rFonts w:hint="default" w:ascii="Wingdings" w:hAnsi="Wingdings"/>
+        <w:rFonts w:ascii="Wingdings" w:hAnsi="Wingdings" w:hint="default"/>
         <w:sz w:val="20"/>
       </w:rPr>
     </w:lvl>
@@ -1831,7 +1983,7 @@
         <w:ind w:left="3600" w:hanging="360"/>
       </w:pPr>
       <w:rPr>
-        <w:rFonts w:hint="default" w:ascii="Wingdings" w:hAnsi="Wingdings"/>
+        <w:rFonts w:ascii="Wingdings" w:hAnsi="Wingdings" w:hint="default"/>
         <w:sz w:val="20"/>
       </w:rPr>
     </w:lvl>
@@ -1847,7 +1999,7 @@
         <w:ind w:left="4320" w:hanging="360"/>
       </w:pPr>
       <w:rPr>
-        <w:rFonts w:hint="default" w:ascii="Wingdings" w:hAnsi="Wingdings"/>
+        <w:rFonts w:ascii="Wingdings" w:hAnsi="Wingdings" w:hint="default"/>
         <w:sz w:val="20"/>
       </w:rPr>
     </w:lvl>
@@ -1863,7 +2015,7 @@
         <w:ind w:left="5040" w:hanging="360"/>
       </w:pPr>
       <w:rPr>
-        <w:rFonts w:hint="default" w:ascii="Wingdings" w:hAnsi="Wingdings"/>
+        <w:rFonts w:ascii="Wingdings" w:hAnsi="Wingdings" w:hint="default"/>
         <w:sz w:val="20"/>
       </w:rPr>
     </w:lvl>
@@ -1879,7 +2031,7 @@
         <w:ind w:left="5760" w:hanging="360"/>
       </w:pPr>
       <w:rPr>
-        <w:rFonts w:hint="default" w:ascii="Wingdings" w:hAnsi="Wingdings"/>
+        <w:rFonts w:ascii="Wingdings" w:hAnsi="Wingdings" w:hint="default"/>
         <w:sz w:val="20"/>
       </w:rPr>
     </w:lvl>
@@ -1895,7 +2047,7 @@
         <w:ind w:left="6480" w:hanging="360"/>
       </w:pPr>
       <w:rPr>
-        <w:rFonts w:hint="default" w:ascii="Wingdings" w:hAnsi="Wingdings"/>
+        <w:rFonts w:ascii="Wingdings" w:hAnsi="Wingdings" w:hint="default"/>
         <w:sz w:val="20"/>
       </w:rPr>
     </w:lvl>
@@ -1916,7 +2068,7 @@
         <w:ind w:left="720" w:hanging="360"/>
       </w:pPr>
       <w:rPr>
-        <w:rFonts w:hint="default" w:ascii="Symbol" w:hAnsi="Symbol"/>
+        <w:rFonts w:ascii="Symbol" w:hAnsi="Symbol" w:hint="default"/>
         <w:sz w:val="20"/>
       </w:rPr>
     </w:lvl>
@@ -1932,7 +2084,7 @@
         <w:ind w:left="1440" w:hanging="360"/>
       </w:pPr>
       <w:rPr>
-        <w:rFonts w:hint="default" w:ascii="Courier New" w:hAnsi="Courier New"/>
+        <w:rFonts w:ascii="Courier New" w:hAnsi="Courier New" w:hint="default"/>
         <w:sz w:val="20"/>
       </w:rPr>
     </w:lvl>
@@ -1948,7 +2100,7 @@
         <w:ind w:left="2160" w:hanging="360"/>
       </w:pPr>
       <w:rPr>
-        <w:rFonts w:hint="default" w:ascii="Wingdings" w:hAnsi="Wingdings"/>
+        <w:rFonts w:ascii="Wingdings" w:hAnsi="Wingdings" w:hint="default"/>
         <w:sz w:val="20"/>
       </w:rPr>
     </w:lvl>
@@ -1964,7 +2116,7 @@
         <w:ind w:left="2880" w:hanging="360"/>
       </w:pPr>
       <w:rPr>
-        <w:rFonts w:hint="default" w:ascii="Wingdings" w:hAnsi="Wingdings"/>
+        <w:rFonts w:ascii="Wingdings" w:hAnsi="Wingdings" w:hint="default"/>
         <w:sz w:val="20"/>
       </w:rPr>
     </w:lvl>
@@ -1980,7 +2132,7 @@
         <w:ind w:left="3600" w:hanging="360"/>
       </w:pPr>
       <w:rPr>
-        <w:rFonts w:hint="default" w:ascii="Wingdings" w:hAnsi="Wingdings"/>
+        <w:rFonts w:ascii="Wingdings" w:hAnsi="Wingdings" w:hint="default"/>
         <w:sz w:val="20"/>
       </w:rPr>
     </w:lvl>
@@ -1996,7 +2148,7 @@
         <w:ind w:left="4320" w:hanging="360"/>
       </w:pPr>
       <w:rPr>
-        <w:rFonts w:hint="default" w:ascii="Wingdings" w:hAnsi="Wingdings"/>
+        <w:rFonts w:ascii="Wingdings" w:hAnsi="Wingdings" w:hint="default"/>
         <w:sz w:val="20"/>
       </w:rPr>
     </w:lvl>
@@ -2012,7 +2164,7 @@
         <w:ind w:left="5040" w:hanging="360"/>
       </w:pPr>
       <w:rPr>
-        <w:rFonts w:hint="default" w:ascii="Wingdings" w:hAnsi="Wingdings"/>
+        <w:rFonts w:ascii="Wingdings" w:hAnsi="Wingdings" w:hint="default"/>
         <w:sz w:val="20"/>
       </w:rPr>
     </w:lvl>
@@ -2028,7 +2180,7 @@
         <w:ind w:left="5760" w:hanging="360"/>
       </w:pPr>
       <w:rPr>
-        <w:rFonts w:hint="default" w:ascii="Wingdings" w:hAnsi="Wingdings"/>
+        <w:rFonts w:ascii="Wingdings" w:hAnsi="Wingdings" w:hint="default"/>
         <w:sz w:val="20"/>
       </w:rPr>
     </w:lvl>
@@ -2044,7 +2196,7 @@
         <w:ind w:left="6480" w:hanging="360"/>
       </w:pPr>
       <w:rPr>
-        <w:rFonts w:hint="default" w:ascii="Wingdings" w:hAnsi="Wingdings"/>
+        <w:rFonts w:ascii="Wingdings" w:hAnsi="Wingdings" w:hint="default"/>
         <w:sz w:val="20"/>
       </w:rPr>
     </w:lvl>
@@ -2065,7 +2217,7 @@
         <w:ind w:left="720" w:hanging="360"/>
       </w:pPr>
       <w:rPr>
-        <w:rFonts w:hint="default" w:ascii="Symbol" w:hAnsi="Symbol"/>
+        <w:rFonts w:ascii="Symbol" w:hAnsi="Symbol" w:hint="default"/>
         <w:sz w:val="20"/>
       </w:rPr>
     </w:lvl>
@@ -2081,7 +2233,7 @@
         <w:ind w:left="1440" w:hanging="360"/>
       </w:pPr>
       <w:rPr>
-        <w:rFonts w:hint="default" w:ascii="Courier New" w:hAnsi="Courier New"/>
+        <w:rFonts w:ascii="Courier New" w:hAnsi="Courier New" w:hint="default"/>
         <w:sz w:val="20"/>
       </w:rPr>
     </w:lvl>
@@ -2097,7 +2249,7 @@
         <w:ind w:left="2160" w:hanging="360"/>
       </w:pPr>
       <w:rPr>
-        <w:rFonts w:hint="default" w:ascii="Wingdings" w:hAnsi="Wingdings"/>
+        <w:rFonts w:ascii="Wingdings" w:hAnsi="Wingdings" w:hint="default"/>
         <w:sz w:val="20"/>
       </w:rPr>
     </w:lvl>
@@ -2113,7 +2265,7 @@
         <w:ind w:left="2880" w:hanging="360"/>
       </w:pPr>
       <w:rPr>
-        <w:rFonts w:hint="default" w:ascii="Wingdings" w:hAnsi="Wingdings"/>
+        <w:rFonts w:ascii="Wingdings" w:hAnsi="Wingdings" w:hint="default"/>
         <w:sz w:val="20"/>
       </w:rPr>
     </w:lvl>
@@ -2129,7 +2281,7 @@
         <w:ind w:left="3600" w:hanging="360"/>
       </w:pPr>
       <w:rPr>
-        <w:rFonts w:hint="default" w:ascii="Wingdings" w:hAnsi="Wingdings"/>
+        <w:rFonts w:ascii="Wingdings" w:hAnsi="Wingdings" w:hint="default"/>
         <w:sz w:val="20"/>
       </w:rPr>
     </w:lvl>
@@ -2145,7 +2297,7 @@
         <w:ind w:left="4320" w:hanging="360"/>
       </w:pPr>
       <w:rPr>
-        <w:rFonts w:hint="default" w:ascii="Wingdings" w:hAnsi="Wingdings"/>
+        <w:rFonts w:ascii="Wingdings" w:hAnsi="Wingdings" w:hint="default"/>
         <w:sz w:val="20"/>
       </w:rPr>
     </w:lvl>
@@ -2161,7 +2313,7 @@
         <w:ind w:left="5040" w:hanging="360"/>
       </w:pPr>
       <w:rPr>
-        <w:rFonts w:hint="default" w:ascii="Wingdings" w:hAnsi="Wingdings"/>
+        <w:rFonts w:ascii="Wingdings" w:hAnsi="Wingdings" w:hint="default"/>
         <w:sz w:val="20"/>
       </w:rPr>
     </w:lvl>
@@ -2177,7 +2329,7 @@
         <w:ind w:left="5760" w:hanging="360"/>
       </w:pPr>
       <w:rPr>
-        <w:rFonts w:hint="default" w:ascii="Wingdings" w:hAnsi="Wingdings"/>
+        <w:rFonts w:ascii="Wingdings" w:hAnsi="Wingdings" w:hint="default"/>
         <w:sz w:val="20"/>
       </w:rPr>
     </w:lvl>
@@ -2193,7 +2345,7 @@
         <w:ind w:left="6480" w:hanging="360"/>
       </w:pPr>
       <w:rPr>
-        <w:rFonts w:hint="default" w:ascii="Wingdings" w:hAnsi="Wingdings"/>
+        <w:rFonts w:ascii="Wingdings" w:hAnsi="Wingdings" w:hint="default"/>
         <w:sz w:val="20"/>
       </w:rPr>
     </w:lvl>
@@ -2214,7 +2366,7 @@
         <w:ind w:left="720" w:hanging="360"/>
       </w:pPr>
       <w:rPr>
-        <w:rFonts w:hint="default" w:ascii="Symbol" w:hAnsi="Symbol"/>
+        <w:rFonts w:ascii="Symbol" w:hAnsi="Symbol" w:hint="default"/>
         <w:sz w:val="20"/>
       </w:rPr>
     </w:lvl>
@@ -2230,7 +2382,7 @@
         <w:ind w:left="1440" w:hanging="360"/>
       </w:pPr>
       <w:rPr>
-        <w:rFonts w:hint="default" w:ascii="Courier New" w:hAnsi="Courier New"/>
+        <w:rFonts w:ascii="Courier New" w:hAnsi="Courier New" w:hint="default"/>
         <w:sz w:val="20"/>
       </w:rPr>
     </w:lvl>
@@ -2246,7 +2398,7 @@
         <w:ind w:left="2160" w:hanging="360"/>
       </w:pPr>
       <w:rPr>
-        <w:rFonts w:hint="default" w:ascii="Wingdings" w:hAnsi="Wingdings"/>
+        <w:rFonts w:ascii="Wingdings" w:hAnsi="Wingdings" w:hint="default"/>
         <w:sz w:val="20"/>
       </w:rPr>
     </w:lvl>
@@ -2262,7 +2414,7 @@
         <w:ind w:left="2880" w:hanging="360"/>
       </w:pPr>
       <w:rPr>
-        <w:rFonts w:hint="default" w:ascii="Wingdings" w:hAnsi="Wingdings"/>
+        <w:rFonts w:ascii="Wingdings" w:hAnsi="Wingdings" w:hint="default"/>
         <w:sz w:val="20"/>
       </w:rPr>
     </w:lvl>
@@ -2278,7 +2430,7 @@
         <w:ind w:left="3600" w:hanging="360"/>
       </w:pPr>
       <w:rPr>
-        <w:rFonts w:hint="default" w:ascii="Wingdings" w:hAnsi="Wingdings"/>
+        <w:rFonts w:ascii="Wingdings" w:hAnsi="Wingdings" w:hint="default"/>
         <w:sz w:val="20"/>
       </w:rPr>
     </w:lvl>
@@ -2294,7 +2446,7 @@
         <w:ind w:left="4320" w:hanging="360"/>
       </w:pPr>
       <w:rPr>
-        <w:rFonts w:hint="default" w:ascii="Wingdings" w:hAnsi="Wingdings"/>
+        <w:rFonts w:ascii="Wingdings" w:hAnsi="Wingdings" w:hint="default"/>
         <w:sz w:val="20"/>
       </w:rPr>
     </w:lvl>
@@ -2310,7 +2462,7 @@
         <w:ind w:left="5040" w:hanging="360"/>
       </w:pPr>
       <w:rPr>
-        <w:rFonts w:hint="default" w:ascii="Wingdings" w:hAnsi="Wingdings"/>
+        <w:rFonts w:ascii="Wingdings" w:hAnsi="Wingdings" w:hint="default"/>
         <w:sz w:val="20"/>
       </w:rPr>
     </w:lvl>
@@ -2326,7 +2478,7 @@
         <w:ind w:left="5760" w:hanging="360"/>
       </w:pPr>
       <w:rPr>
-        <w:rFonts w:hint="default" w:ascii="Wingdings" w:hAnsi="Wingdings"/>
+        <w:rFonts w:ascii="Wingdings" w:hAnsi="Wingdings" w:hint="default"/>
         <w:sz w:val="20"/>
       </w:rPr>
     </w:lvl>
@@ -2342,7 +2494,7 @@
         <w:ind w:left="6480" w:hanging="360"/>
       </w:pPr>
       <w:rPr>
-        <w:rFonts w:hint="default" w:ascii="Wingdings" w:hAnsi="Wingdings"/>
+        <w:rFonts w:ascii="Wingdings" w:hAnsi="Wingdings" w:hint="default"/>
         <w:sz w:val="20"/>
       </w:rPr>
     </w:lvl>
@@ -2363,7 +2515,7 @@
         <w:ind w:left="720" w:hanging="360"/>
       </w:pPr>
       <w:rPr>
-        <w:rFonts w:hint="default" w:ascii="Symbol" w:hAnsi="Symbol"/>
+        <w:rFonts w:ascii="Symbol" w:hAnsi="Symbol" w:hint="default"/>
         <w:sz w:val="20"/>
       </w:rPr>
     </w:lvl>
@@ -2379,7 +2531,7 @@
         <w:ind w:left="1440" w:hanging="360"/>
       </w:pPr>
       <w:rPr>
-        <w:rFonts w:hint="default" w:ascii="Courier New" w:hAnsi="Courier New"/>
+        <w:rFonts w:ascii="Courier New" w:hAnsi="Courier New" w:hint="default"/>
         <w:sz w:val="20"/>
       </w:rPr>
     </w:lvl>
@@ -2395,7 +2547,7 @@
         <w:ind w:left="2160" w:hanging="360"/>
       </w:pPr>
       <w:rPr>
-        <w:rFonts w:hint="default" w:ascii="Wingdings" w:hAnsi="Wingdings"/>
+        <w:rFonts w:ascii="Wingdings" w:hAnsi="Wingdings" w:hint="default"/>
         <w:sz w:val="20"/>
       </w:rPr>
     </w:lvl>
@@ -2411,7 +2563,7 @@
         <w:ind w:left="2880" w:hanging="360"/>
       </w:pPr>
       <w:rPr>
-        <w:rFonts w:hint="default" w:ascii="Wingdings" w:hAnsi="Wingdings"/>
+        <w:rFonts w:ascii="Wingdings" w:hAnsi="Wingdings" w:hint="default"/>
         <w:sz w:val="20"/>
       </w:rPr>
     </w:lvl>
@@ -2427,7 +2579,7 @@
         <w:ind w:left="3600" w:hanging="360"/>
       </w:pPr>
       <w:rPr>
-        <w:rFonts w:hint="default" w:ascii="Wingdings" w:hAnsi="Wingdings"/>
+        <w:rFonts w:ascii="Wingdings" w:hAnsi="Wingdings" w:hint="default"/>
         <w:sz w:val="20"/>
       </w:rPr>
     </w:lvl>
@@ -2443,7 +2595,7 @@
         <w:ind w:left="4320" w:hanging="360"/>
       </w:pPr>
       <w:rPr>
-        <w:rFonts w:hint="default" w:ascii="Wingdings" w:hAnsi="Wingdings"/>
+        <w:rFonts w:ascii="Wingdings" w:hAnsi="Wingdings" w:hint="default"/>
         <w:sz w:val="20"/>
       </w:rPr>
     </w:lvl>
@@ -2459,7 +2611,7 @@
         <w:ind w:left="5040" w:hanging="360"/>
       </w:pPr>
       <w:rPr>
-        <w:rFonts w:hint="default" w:ascii="Wingdings" w:hAnsi="Wingdings"/>
+        <w:rFonts w:ascii="Wingdings" w:hAnsi="Wingdings" w:hint="default"/>
         <w:sz w:val="20"/>
       </w:rPr>
     </w:lvl>
@@ -2475,7 +2627,7 @@
         <w:ind w:left="5760" w:hanging="360"/>
       </w:pPr>
       <w:rPr>
-        <w:rFonts w:hint="default" w:ascii="Wingdings" w:hAnsi="Wingdings"/>
+        <w:rFonts w:ascii="Wingdings" w:hAnsi="Wingdings" w:hint="default"/>
         <w:sz w:val="20"/>
       </w:rPr>
     </w:lvl>
@@ -2491,7 +2643,7 @@
         <w:ind w:left="6480" w:hanging="360"/>
       </w:pPr>
       <w:rPr>
-        <w:rFonts w:hint="default" w:ascii="Wingdings" w:hAnsi="Wingdings"/>
+        <w:rFonts w:ascii="Wingdings" w:hAnsi="Wingdings" w:hint="default"/>
         <w:sz w:val="20"/>
       </w:rPr>
     </w:lvl>
@@ -2509,7 +2661,7 @@
         <w:ind w:left="360" w:hanging="360"/>
       </w:pPr>
       <w:rPr>
-        <w:rFonts w:hint="default" w:ascii="Symbol" w:hAnsi="Symbol"/>
+        <w:rFonts w:ascii="Symbol" w:hAnsi="Symbol" w:hint="default"/>
       </w:rPr>
     </w:lvl>
     <w:lvl w:ilvl="1" w:tplc="08130003" w:tentative="1">
@@ -2521,7 +2673,7 @@
         <w:ind w:left="1080" w:hanging="360"/>
       </w:pPr>
       <w:rPr>
-        <w:rFonts w:hint="default" w:ascii="Courier New" w:hAnsi="Courier New" w:cs="Courier New"/>
+        <w:rFonts w:ascii="Courier New" w:hAnsi="Courier New" w:cs="Courier New" w:hint="default"/>
       </w:rPr>
     </w:lvl>
     <w:lvl w:ilvl="2" w:tplc="08130005" w:tentative="1">
@@ -2533,7 +2685,7 @@
         <w:ind w:left="1800" w:hanging="360"/>
       </w:pPr>
       <w:rPr>
-        <w:rFonts w:hint="default" w:ascii="Wingdings" w:hAnsi="Wingdings"/>
+        <w:rFonts w:ascii="Wingdings" w:hAnsi="Wingdings" w:hint="default"/>
       </w:rPr>
     </w:lvl>
     <w:lvl w:ilvl="3" w:tplc="08130001" w:tentative="1">
@@ -2545,7 +2697,7 @@
         <w:ind w:left="2520" w:hanging="360"/>
       </w:pPr>
       <w:rPr>
-        <w:rFonts w:hint="default" w:ascii="Symbol" w:hAnsi="Symbol"/>
+        <w:rFonts w:ascii="Symbol" w:hAnsi="Symbol" w:hint="default"/>
       </w:rPr>
     </w:lvl>
     <w:lvl w:ilvl="4" w:tplc="08130003" w:tentative="1">
@@ -2557,7 +2709,7 @@
         <w:ind w:left="3240" w:hanging="360"/>
       </w:pPr>
       <w:rPr>
-        <w:rFonts w:hint="default" w:ascii="Courier New" w:hAnsi="Courier New" w:cs="Courier New"/>
+        <w:rFonts w:ascii="Courier New" w:hAnsi="Courier New" w:cs="Courier New" w:hint="default"/>
       </w:rPr>
     </w:lvl>
     <w:lvl w:ilvl="5" w:tplc="08130005" w:tentative="1">
@@ -2569,7 +2721,7 @@
         <w:ind w:left="3960" w:hanging="360"/>
       </w:pPr>
       <w:rPr>
-        <w:rFonts w:hint="default" w:ascii="Wingdings" w:hAnsi="Wingdings"/>
+        <w:rFonts w:ascii="Wingdings" w:hAnsi="Wingdings" w:hint="default"/>
       </w:rPr>
     </w:lvl>
     <w:lvl w:ilvl="6" w:tplc="08130001" w:tentative="1">
@@ -2581,7 +2733,7 @@
         <w:ind w:left="4680" w:hanging="360"/>
       </w:pPr>
       <w:rPr>
-        <w:rFonts w:hint="default" w:ascii="Symbol" w:hAnsi="Symbol"/>
+        <w:rFonts w:ascii="Symbol" w:hAnsi="Symbol" w:hint="default"/>
       </w:rPr>
     </w:lvl>
     <w:lvl w:ilvl="7" w:tplc="08130003" w:tentative="1">
@@ -2593,7 +2745,7 @@
         <w:ind w:left="5400" w:hanging="360"/>
       </w:pPr>
       <w:rPr>
-        <w:rFonts w:hint="default" w:ascii="Courier New" w:hAnsi="Courier New" w:cs="Courier New"/>
+        <w:rFonts w:ascii="Courier New" w:hAnsi="Courier New" w:cs="Courier New" w:hint="default"/>
       </w:rPr>
     </w:lvl>
     <w:lvl w:ilvl="8" w:tplc="08130005" w:tentative="1">
@@ -2605,7 +2757,7 @@
         <w:ind w:left="6120" w:hanging="360"/>
       </w:pPr>
       <w:rPr>
-        <w:rFonts w:hint="default" w:ascii="Wingdings" w:hAnsi="Wingdings"/>
+        <w:rFonts w:ascii="Wingdings" w:hAnsi="Wingdings" w:hint="default"/>
       </w:rPr>
     </w:lvl>
   </w:abstractNum>
@@ -2918,7 +3070,7 @@
         <w:ind w:left="720" w:hanging="360"/>
       </w:pPr>
       <w:rPr>
-        <w:rFonts w:hint="default" w:ascii="Symbol" w:hAnsi="Symbol"/>
+        <w:rFonts w:ascii="Symbol" w:hAnsi="Symbol" w:hint="default"/>
         <w:sz w:val="20"/>
       </w:rPr>
     </w:lvl>
@@ -2934,7 +3086,7 @@
         <w:ind w:left="1440" w:hanging="360"/>
       </w:pPr>
       <w:rPr>
-        <w:rFonts w:hint="default" w:ascii="Courier New" w:hAnsi="Courier New"/>
+        <w:rFonts w:ascii="Courier New" w:hAnsi="Courier New" w:hint="default"/>
         <w:sz w:val="20"/>
       </w:rPr>
     </w:lvl>
@@ -2950,7 +3102,7 @@
         <w:ind w:left="2160" w:hanging="360"/>
       </w:pPr>
       <w:rPr>
-        <w:rFonts w:hint="default" w:ascii="Wingdings" w:hAnsi="Wingdings"/>
+        <w:rFonts w:ascii="Wingdings" w:hAnsi="Wingdings" w:hint="default"/>
         <w:sz w:val="20"/>
       </w:rPr>
     </w:lvl>
@@ -2966,7 +3118,7 @@
         <w:ind w:left="2880" w:hanging="360"/>
       </w:pPr>
       <w:rPr>
-        <w:rFonts w:hint="default" w:ascii="Wingdings" w:hAnsi="Wingdings"/>
+        <w:rFonts w:ascii="Wingdings" w:hAnsi="Wingdings" w:hint="default"/>
         <w:sz w:val="20"/>
       </w:rPr>
     </w:lvl>
@@ -2982,7 +3134,7 @@
         <w:ind w:left="3600" w:hanging="360"/>
       </w:pPr>
       <w:rPr>
-        <w:rFonts w:hint="default" w:ascii="Wingdings" w:hAnsi="Wingdings"/>
+        <w:rFonts w:ascii="Wingdings" w:hAnsi="Wingdings" w:hint="default"/>
         <w:sz w:val="20"/>
       </w:rPr>
     </w:lvl>
@@ -2998,7 +3150,7 @@
         <w:ind w:left="4320" w:hanging="360"/>
       </w:pPr>
       <w:rPr>
-        <w:rFonts w:hint="default" w:ascii="Wingdings" w:hAnsi="Wingdings"/>
+        <w:rFonts w:ascii="Wingdings" w:hAnsi="Wingdings" w:hint="default"/>
         <w:sz w:val="20"/>
       </w:rPr>
     </w:lvl>
@@ -3014,7 +3166,7 @@
         <w:ind w:left="5040" w:hanging="360"/>
       </w:pPr>
       <w:rPr>
-        <w:rFonts w:hint="default" w:ascii="Wingdings" w:hAnsi="Wingdings"/>
+        <w:rFonts w:ascii="Wingdings" w:hAnsi="Wingdings" w:hint="default"/>
         <w:sz w:val="20"/>
       </w:rPr>
     </w:lvl>
@@ -3030,7 +3182,7 @@
         <w:ind w:left="5760" w:hanging="360"/>
       </w:pPr>
       <w:rPr>
-        <w:rFonts w:hint="default" w:ascii="Wingdings" w:hAnsi="Wingdings"/>
+        <w:rFonts w:ascii="Wingdings" w:hAnsi="Wingdings" w:hint="default"/>
         <w:sz w:val="20"/>
       </w:rPr>
     </w:lvl>
@@ -3046,7 +3198,7 @@
         <w:ind w:left="6480" w:hanging="360"/>
       </w:pPr>
       <w:rPr>
-        <w:rFonts w:hint="default" w:ascii="Wingdings" w:hAnsi="Wingdings"/>
+        <w:rFonts w:ascii="Wingdings" w:hAnsi="Wingdings" w:hint="default"/>
         <w:sz w:val="20"/>
       </w:rPr>
     </w:lvl>
@@ -3156,7 +3308,7 @@
         <w:ind w:left="720" w:hanging="360"/>
       </w:pPr>
       <w:rPr>
-        <w:rFonts w:hint="default" w:ascii="Symbol" w:hAnsi="Symbol"/>
+        <w:rFonts w:ascii="Symbol" w:hAnsi="Symbol" w:hint="default"/>
         <w:sz w:val="20"/>
       </w:rPr>
     </w:lvl>
@@ -3172,7 +3324,7 @@
         <w:ind w:left="1440" w:hanging="360"/>
       </w:pPr>
       <w:rPr>
-        <w:rFonts w:hint="default" w:ascii="Courier New" w:hAnsi="Courier New"/>
+        <w:rFonts w:ascii="Courier New" w:hAnsi="Courier New" w:hint="default"/>
         <w:sz w:val="20"/>
       </w:rPr>
     </w:lvl>
@@ -3188,7 +3340,7 @@
         <w:ind w:left="2160" w:hanging="360"/>
       </w:pPr>
       <w:rPr>
-        <w:rFonts w:hint="default" w:ascii="Wingdings" w:hAnsi="Wingdings"/>
+        <w:rFonts w:ascii="Wingdings" w:hAnsi="Wingdings" w:hint="default"/>
         <w:sz w:val="20"/>
       </w:rPr>
     </w:lvl>
@@ -3204,7 +3356,7 @@
         <w:ind w:left="2880" w:hanging="360"/>
       </w:pPr>
       <w:rPr>
-        <w:rFonts w:hint="default" w:ascii="Wingdings" w:hAnsi="Wingdings"/>
+        <w:rFonts w:ascii="Wingdings" w:hAnsi="Wingdings" w:hint="default"/>
         <w:sz w:val="20"/>
       </w:rPr>
     </w:lvl>
@@ -3220,7 +3372,7 @@
         <w:ind w:left="3600" w:hanging="360"/>
       </w:pPr>
       <w:rPr>
-        <w:rFonts w:hint="default" w:ascii="Wingdings" w:hAnsi="Wingdings"/>
+        <w:rFonts w:ascii="Wingdings" w:hAnsi="Wingdings" w:hint="default"/>
         <w:sz w:val="20"/>
       </w:rPr>
     </w:lvl>
@@ -3236,7 +3388,7 @@
         <w:ind w:left="4320" w:hanging="360"/>
       </w:pPr>
       <w:rPr>
-        <w:rFonts w:hint="default" w:ascii="Wingdings" w:hAnsi="Wingdings"/>
+        <w:rFonts w:ascii="Wingdings" w:hAnsi="Wingdings" w:hint="default"/>
         <w:sz w:val="20"/>
       </w:rPr>
     </w:lvl>
@@ -3252,7 +3404,7 @@
         <w:ind w:left="5040" w:hanging="360"/>
       </w:pPr>
       <w:rPr>
-        <w:rFonts w:hint="default" w:ascii="Wingdings" w:hAnsi="Wingdings"/>
+        <w:rFonts w:ascii="Wingdings" w:hAnsi="Wingdings" w:hint="default"/>
         <w:sz w:val="20"/>
       </w:rPr>
     </w:lvl>
@@ -3268,7 +3420,7 @@
         <w:ind w:left="5760" w:hanging="360"/>
       </w:pPr>
       <w:rPr>
-        <w:rFonts w:hint="default" w:ascii="Wingdings" w:hAnsi="Wingdings"/>
+        <w:rFonts w:ascii="Wingdings" w:hAnsi="Wingdings" w:hint="default"/>
         <w:sz w:val="20"/>
       </w:rPr>
     </w:lvl>
@@ -3284,7 +3436,7 @@
         <w:ind w:left="6480" w:hanging="360"/>
       </w:pPr>
       <w:rPr>
-        <w:rFonts w:hint="default" w:ascii="Wingdings" w:hAnsi="Wingdings"/>
+        <w:rFonts w:ascii="Wingdings" w:hAnsi="Wingdings" w:hint="default"/>
         <w:sz w:val="20"/>
       </w:rPr>
     </w:lvl>
@@ -3305,7 +3457,7 @@
         <w:ind w:left="720" w:hanging="360"/>
       </w:pPr>
       <w:rPr>
-        <w:rFonts w:hint="default" w:ascii="Symbol" w:hAnsi="Symbol"/>
+        <w:rFonts w:ascii="Symbol" w:hAnsi="Symbol" w:hint="default"/>
         <w:sz w:val="20"/>
       </w:rPr>
     </w:lvl>
@@ -3321,7 +3473,7 @@
         <w:ind w:left="1440" w:hanging="360"/>
       </w:pPr>
       <w:rPr>
-        <w:rFonts w:hint="default" w:ascii="Courier New" w:hAnsi="Courier New"/>
+        <w:rFonts w:ascii="Courier New" w:hAnsi="Courier New" w:hint="default"/>
         <w:sz w:val="20"/>
       </w:rPr>
     </w:lvl>
@@ -3337,7 +3489,7 @@
         <w:ind w:left="2160" w:hanging="360"/>
       </w:pPr>
       <w:rPr>
-        <w:rFonts w:hint="default" w:ascii="Wingdings" w:hAnsi="Wingdings"/>
+        <w:rFonts w:ascii="Wingdings" w:hAnsi="Wingdings" w:hint="default"/>
         <w:sz w:val="20"/>
       </w:rPr>
     </w:lvl>
@@ -3353,7 +3505,7 @@
         <w:ind w:left="2880" w:hanging="360"/>
       </w:pPr>
       <w:rPr>
-        <w:rFonts w:hint="default" w:ascii="Wingdings" w:hAnsi="Wingdings"/>
+        <w:rFonts w:ascii="Wingdings" w:hAnsi="Wingdings" w:hint="default"/>
         <w:sz w:val="20"/>
       </w:rPr>
     </w:lvl>
@@ -3369,7 +3521,7 @@
         <w:ind w:left="3600" w:hanging="360"/>
       </w:pPr>
       <w:rPr>
-        <w:rFonts w:hint="default" w:ascii="Wingdings" w:hAnsi="Wingdings"/>
+        <w:rFonts w:ascii="Wingdings" w:hAnsi="Wingdings" w:hint="default"/>
         <w:sz w:val="20"/>
       </w:rPr>
     </w:lvl>
@@ -3385,7 +3537,7 @@
         <w:ind w:left="4320" w:hanging="360"/>
       </w:pPr>
       <w:rPr>
-        <w:rFonts w:hint="default" w:ascii="Wingdings" w:hAnsi="Wingdings"/>
+        <w:rFonts w:ascii="Wingdings" w:hAnsi="Wingdings" w:hint="default"/>
         <w:sz w:val="20"/>
       </w:rPr>
     </w:lvl>
@@ -3401,7 +3553,7 @@
         <w:ind w:left="5040" w:hanging="360"/>
       </w:pPr>
       <w:rPr>
-        <w:rFonts w:hint="default" w:ascii="Wingdings" w:hAnsi="Wingdings"/>
+        <w:rFonts w:ascii="Wingdings" w:hAnsi="Wingdings" w:hint="default"/>
         <w:sz w:val="20"/>
       </w:rPr>
     </w:lvl>
@@ -3417,7 +3569,7 @@
         <w:ind w:left="5760" w:hanging="360"/>
       </w:pPr>
       <w:rPr>
-        <w:rFonts w:hint="default" w:ascii="Wingdings" w:hAnsi="Wingdings"/>
+        <w:rFonts w:ascii="Wingdings" w:hAnsi="Wingdings" w:hint="default"/>
         <w:sz w:val="20"/>
       </w:rPr>
     </w:lvl>
@@ -3433,7 +3585,7 @@
         <w:ind w:left="6480" w:hanging="360"/>
       </w:pPr>
       <w:rPr>
-        <w:rFonts w:hint="default" w:ascii="Wingdings" w:hAnsi="Wingdings"/>
+        <w:rFonts w:ascii="Wingdings" w:hAnsi="Wingdings" w:hint="default"/>
         <w:sz w:val="20"/>
       </w:rPr>
     </w:lvl>
@@ -3454,7 +3606,7 @@
         <w:ind w:left="720" w:hanging="360"/>
       </w:pPr>
       <w:rPr>
-        <w:rFonts w:hint="default" w:ascii="Symbol" w:hAnsi="Symbol"/>
+        <w:rFonts w:ascii="Symbol" w:hAnsi="Symbol" w:hint="default"/>
         <w:sz w:val="20"/>
       </w:rPr>
     </w:lvl>
@@ -3487,7 +3639,7 @@
         <w:ind w:left="2160" w:hanging="360"/>
       </w:pPr>
       <w:rPr>
-        <w:rFonts w:hint="default" w:ascii="Wingdings" w:hAnsi="Wingdings"/>
+        <w:rFonts w:ascii="Wingdings" w:hAnsi="Wingdings" w:hint="default"/>
         <w:sz w:val="20"/>
       </w:rPr>
     </w:lvl>
@@ -3503,7 +3655,7 @@
         <w:ind w:left="2880" w:hanging="360"/>
       </w:pPr>
       <w:rPr>
-        <w:rFonts w:hint="default" w:ascii="Wingdings" w:hAnsi="Wingdings"/>
+        <w:rFonts w:ascii="Wingdings" w:hAnsi="Wingdings" w:hint="default"/>
         <w:sz w:val="20"/>
       </w:rPr>
     </w:lvl>
@@ -3519,7 +3671,7 @@
         <w:ind w:left="3600" w:hanging="360"/>
       </w:pPr>
       <w:rPr>
-        <w:rFonts w:hint="default" w:ascii="Wingdings" w:hAnsi="Wingdings"/>
+        <w:rFonts w:ascii="Wingdings" w:hAnsi="Wingdings" w:hint="default"/>
         <w:sz w:val="20"/>
       </w:rPr>
     </w:lvl>
@@ -3535,7 +3687,7 @@
         <w:ind w:left="4320" w:hanging="360"/>
       </w:pPr>
       <w:rPr>
-        <w:rFonts w:hint="default" w:ascii="Wingdings" w:hAnsi="Wingdings"/>
+        <w:rFonts w:ascii="Wingdings" w:hAnsi="Wingdings" w:hint="default"/>
         <w:sz w:val="20"/>
       </w:rPr>
     </w:lvl>
@@ -3551,7 +3703,7 @@
         <w:ind w:left="5040" w:hanging="360"/>
       </w:pPr>
       <w:rPr>
-        <w:rFonts w:hint="default" w:ascii="Wingdings" w:hAnsi="Wingdings"/>
+        <w:rFonts w:ascii="Wingdings" w:hAnsi="Wingdings" w:hint="default"/>
         <w:sz w:val="20"/>
       </w:rPr>
     </w:lvl>
@@ -3567,7 +3719,7 @@
         <w:ind w:left="5760" w:hanging="360"/>
       </w:pPr>
       <w:rPr>
-        <w:rFonts w:hint="default" w:ascii="Wingdings" w:hAnsi="Wingdings"/>
+        <w:rFonts w:ascii="Wingdings" w:hAnsi="Wingdings" w:hint="default"/>
         <w:sz w:val="20"/>
       </w:rPr>
     </w:lvl>
@@ -3583,7 +3735,7 @@
         <w:ind w:left="6480" w:hanging="360"/>
       </w:pPr>
       <w:rPr>
-        <w:rFonts w:hint="default" w:ascii="Wingdings" w:hAnsi="Wingdings"/>
+        <w:rFonts w:ascii="Wingdings" w:hAnsi="Wingdings" w:hint="default"/>
         <w:sz w:val="20"/>
       </w:rPr>
     </w:lvl>
@@ -3717,7 +3869,7 @@
         <w:ind w:left="720" w:hanging="360"/>
       </w:pPr>
       <w:rPr>
-        <w:rFonts w:hint="default" w:ascii="Symbol" w:hAnsi="Symbol"/>
+        <w:rFonts w:ascii="Symbol" w:hAnsi="Symbol" w:hint="default"/>
         <w:sz w:val="20"/>
       </w:rPr>
     </w:lvl>
@@ -3733,7 +3885,7 @@
         <w:ind w:left="1440" w:hanging="360"/>
       </w:pPr>
       <w:rPr>
-        <w:rFonts w:hint="default" w:ascii="Courier New" w:hAnsi="Courier New"/>
+        <w:rFonts w:ascii="Courier New" w:hAnsi="Courier New" w:hint="default"/>
         <w:sz w:val="20"/>
       </w:rPr>
     </w:lvl>
@@ -3749,7 +3901,7 @@
         <w:ind w:left="2160" w:hanging="360"/>
       </w:pPr>
       <w:rPr>
-        <w:rFonts w:hint="default" w:ascii="Wingdings" w:hAnsi="Wingdings"/>
+        <w:rFonts w:ascii="Wingdings" w:hAnsi="Wingdings" w:hint="default"/>
         <w:sz w:val="20"/>
       </w:rPr>
     </w:lvl>
@@ -3765,7 +3917,7 @@
         <w:ind w:left="2880" w:hanging="360"/>
       </w:pPr>
       <w:rPr>
-        <w:rFonts w:hint="default" w:ascii="Wingdings" w:hAnsi="Wingdings"/>
+        <w:rFonts w:ascii="Wingdings" w:hAnsi="Wingdings" w:hint="default"/>
         <w:sz w:val="20"/>
       </w:rPr>
     </w:lvl>
@@ -3781,7 +3933,7 @@
         <w:ind w:left="3600" w:hanging="360"/>
       </w:pPr>
       <w:rPr>
-        <w:rFonts w:hint="default" w:ascii="Wingdings" w:hAnsi="Wingdings"/>
+        <w:rFonts w:ascii="Wingdings" w:hAnsi="Wingdings" w:hint="default"/>
         <w:sz w:val="20"/>
       </w:rPr>
     </w:lvl>
@@ -3797,7 +3949,7 @@
         <w:ind w:left="4320" w:hanging="360"/>
       </w:pPr>
       <w:rPr>
-        <w:rFonts w:hint="default" w:ascii="Wingdings" w:hAnsi="Wingdings"/>
+        <w:rFonts w:ascii="Wingdings" w:hAnsi="Wingdings" w:hint="default"/>
         <w:sz w:val="20"/>
       </w:rPr>
     </w:lvl>
@@ -3813,7 +3965,7 @@
         <w:ind w:left="5040" w:hanging="360"/>
       </w:pPr>
       <w:rPr>
-        <w:rFonts w:hint="default" w:ascii="Wingdings" w:hAnsi="Wingdings"/>
+        <w:rFonts w:ascii="Wingdings" w:hAnsi="Wingdings" w:hint="default"/>
         <w:sz w:val="20"/>
       </w:rPr>
     </w:lvl>
@@ -3829,7 +3981,7 @@
         <w:ind w:left="5760" w:hanging="360"/>
       </w:pPr>
       <w:rPr>
-        <w:rFonts w:hint="default" w:ascii="Wingdings" w:hAnsi="Wingdings"/>
+        <w:rFonts w:ascii="Wingdings" w:hAnsi="Wingdings" w:hint="default"/>
         <w:sz w:val="20"/>
       </w:rPr>
     </w:lvl>
@@ -3845,7 +3997,7 @@
         <w:ind w:left="6480" w:hanging="360"/>
       </w:pPr>
       <w:rPr>
-        <w:rFonts w:hint="default" w:ascii="Wingdings" w:hAnsi="Wingdings"/>
+        <w:rFonts w:ascii="Wingdings" w:hAnsi="Wingdings" w:hint="default"/>
         <w:sz w:val="20"/>
       </w:rPr>
     </w:lvl>
@@ -4035,6 +4187,18 @@
   <w:num w:numId="24" w16cid:durableId="348333031">
     <w:abstractNumId w:val="8"/>
   </w:num>
+  <w:num w:numId="25" w16cid:durableId="1543515537">
+    <w:abstractNumId w:val="6"/>
+    <w:lvlOverride w:ilvl="0"/>
+    <w:lvlOverride w:ilvl="1"/>
+    <w:lvlOverride w:ilvl="2"/>
+    <w:lvlOverride w:ilvl="3"/>
+    <w:lvlOverride w:ilvl="4"/>
+    <w:lvlOverride w:ilvl="5"/>
+    <w:lvlOverride w:ilvl="6"/>
+    <w:lvlOverride w:ilvl="7"/>
+    <w:lvlOverride w:ilvl="8"/>
+  </w:num>
 </w:numbering>
 </file>
 
@@ -4043,7 +4207,7 @@
   <w:docDefaults>
     <w:rPrDefault>
       <w:rPr>
-        <w:rFonts w:asciiTheme="minorHAnsi" w:hAnsiTheme="minorHAnsi" w:eastAsiaTheme="minorHAnsi" w:cstheme="minorBidi"/>
+        <w:rFonts w:asciiTheme="minorHAnsi" w:eastAsiaTheme="minorHAnsi" w:hAnsiTheme="minorHAnsi" w:cstheme="minorBidi"/>
         <w:kern w:val="2"/>
         <w:sz w:val="24"/>
         <w:szCs w:val="24"/>
@@ -4060,14 +4224,14 @@
   <w:latentStyles w:defLockedState="0" w:defUIPriority="99" w:defSemiHidden="0" w:defUnhideWhenUsed="0" w:defQFormat="0" w:count="376">
     <w:lsdException w:name="Normal" w:uiPriority="0" w:qFormat="1"/>
     <w:lsdException w:name="heading 1" w:uiPriority="0" w:qFormat="1"/>
-    <w:lsdException w:name="heading 2" w:uiPriority="9" w:semiHidden="1" w:unhideWhenUsed="1" w:qFormat="1"/>
-    <w:lsdException w:name="heading 3" w:uiPriority="9" w:semiHidden="1" w:unhideWhenUsed="1" w:qFormat="1"/>
-    <w:lsdException w:name="heading 4" w:uiPriority="9" w:semiHidden="1" w:unhideWhenUsed="1" w:qFormat="1"/>
-    <w:lsdException w:name="heading 5" w:uiPriority="9" w:semiHidden="1" w:unhideWhenUsed="1" w:qFormat="1"/>
-    <w:lsdException w:name="heading 6" w:uiPriority="9" w:semiHidden="1" w:unhideWhenUsed="1" w:qFormat="1"/>
-    <w:lsdException w:name="heading 7" w:uiPriority="9" w:semiHidden="1" w:unhideWhenUsed="1" w:qFormat="1"/>
-    <w:lsdException w:name="heading 8" w:uiPriority="9" w:semiHidden="1" w:unhideWhenUsed="1" w:qFormat="1"/>
-    <w:lsdException w:name="heading 9" w:uiPriority="9" w:semiHidden="1" w:unhideWhenUsed="1" w:qFormat="1"/>
+    <w:lsdException w:name="heading 2" w:semiHidden="1" w:uiPriority="9" w:unhideWhenUsed="1" w:qFormat="1"/>
+    <w:lsdException w:name="heading 3" w:semiHidden="1" w:uiPriority="9" w:unhideWhenUsed="1" w:qFormat="1"/>
+    <w:lsdException w:name="heading 4" w:semiHidden="1" w:uiPriority="9" w:unhideWhenUsed="1" w:qFormat="1"/>
+    <w:lsdException w:name="heading 5" w:semiHidden="1" w:uiPriority="9" w:unhideWhenUsed="1" w:qFormat="1"/>
+    <w:lsdException w:name="heading 6" w:semiHidden="1" w:uiPriority="9" w:unhideWhenUsed="1" w:qFormat="1"/>
+    <w:lsdException w:name="heading 7" w:semiHidden="1" w:uiPriority="9" w:unhideWhenUsed="1" w:qFormat="1"/>
+    <w:lsdException w:name="heading 8" w:semiHidden="1" w:uiPriority="9" w:unhideWhenUsed="1" w:qFormat="1"/>
+    <w:lsdException w:name="heading 9" w:semiHidden="1" w:uiPriority="9" w:unhideWhenUsed="1" w:qFormat="1"/>
     <w:lsdException w:name="index 1" w:semiHidden="1" w:unhideWhenUsed="1"/>
     <w:lsdException w:name="index 2" w:semiHidden="1" w:unhideWhenUsed="1"/>
     <w:lsdException w:name="index 3" w:semiHidden="1" w:unhideWhenUsed="1"/>
@@ -4077,22 +4241,22 @@
     <w:lsdException w:name="index 7" w:semiHidden="1" w:unhideWhenUsed="1"/>
     <w:lsdException w:name="index 8" w:semiHidden="1" w:unhideWhenUsed="1"/>
     <w:lsdException w:name="index 9" w:semiHidden="1" w:unhideWhenUsed="1"/>
-    <w:lsdException w:name="toc 1" w:uiPriority="39" w:semiHidden="1" w:unhideWhenUsed="1"/>
-    <w:lsdException w:name="toc 2" w:uiPriority="39" w:semiHidden="1" w:unhideWhenUsed="1"/>
-    <w:lsdException w:name="toc 3" w:uiPriority="39" w:semiHidden="1" w:unhideWhenUsed="1"/>
-    <w:lsdException w:name="toc 4" w:uiPriority="39" w:semiHidden="1" w:unhideWhenUsed="1"/>
-    <w:lsdException w:name="toc 5" w:uiPriority="39" w:semiHidden="1" w:unhideWhenUsed="1"/>
-    <w:lsdException w:name="toc 6" w:uiPriority="39" w:semiHidden="1" w:unhideWhenUsed="1"/>
-    <w:lsdException w:name="toc 7" w:uiPriority="39" w:semiHidden="1" w:unhideWhenUsed="1"/>
-    <w:lsdException w:name="toc 8" w:uiPriority="39" w:semiHidden="1" w:unhideWhenUsed="1"/>
-    <w:lsdException w:name="toc 9" w:uiPriority="39" w:semiHidden="1" w:unhideWhenUsed="1"/>
+    <w:lsdException w:name="toc 1" w:semiHidden="1" w:uiPriority="39" w:unhideWhenUsed="1"/>
+    <w:lsdException w:name="toc 2" w:semiHidden="1" w:uiPriority="39" w:unhideWhenUsed="1"/>
+    <w:lsdException w:name="toc 3" w:semiHidden="1" w:uiPriority="39" w:unhideWhenUsed="1"/>
+    <w:lsdException w:name="toc 4" w:semiHidden="1" w:uiPriority="39" w:unhideWhenUsed="1"/>
+    <w:lsdException w:name="toc 5" w:semiHidden="1" w:uiPriority="39" w:unhideWhenUsed="1"/>
+    <w:lsdException w:name="toc 6" w:semiHidden="1" w:uiPriority="39" w:unhideWhenUsed="1"/>
+    <w:lsdException w:name="toc 7" w:semiHidden="1" w:uiPriority="39" w:unhideWhenUsed="1"/>
+    <w:lsdException w:name="toc 8" w:semiHidden="1" w:uiPriority="39" w:unhideWhenUsed="1"/>
+    <w:lsdException w:name="toc 9" w:semiHidden="1" w:uiPriority="39" w:unhideWhenUsed="1"/>
     <w:lsdException w:name="Normal Indent" w:semiHidden="1" w:unhideWhenUsed="1"/>
     <w:lsdException w:name="footnote text" w:semiHidden="1" w:unhideWhenUsed="1"/>
     <w:lsdException w:name="annotation text" w:semiHidden="1" w:unhideWhenUsed="1"/>
     <w:lsdException w:name="header" w:semiHidden="1" w:unhideWhenUsed="1"/>
     <w:lsdException w:name="footer" w:semiHidden="1" w:unhideWhenUsed="1"/>
     <w:lsdException w:name="index heading" w:semiHidden="1" w:unhideWhenUsed="1"/>
-    <w:lsdException w:name="caption" w:uiPriority="35" w:semiHidden="1" w:unhideWhenUsed="1" w:qFormat="1"/>
+    <w:lsdException w:name="caption" w:semiHidden="1" w:uiPriority="35" w:unhideWhenUsed="1" w:qFormat="1"/>
     <w:lsdException w:name="table of figures" w:semiHidden="1" w:unhideWhenUsed="1"/>
     <w:lsdException w:name="envelope address" w:semiHidden="1" w:unhideWhenUsed="1"/>
     <w:lsdException w:name="envelope return" w:semiHidden="1" w:unhideWhenUsed="1"/>
@@ -4123,7 +4287,7 @@
     <w:lsdException w:name="Title" w:uiPriority="10" w:qFormat="1"/>
     <w:lsdException w:name="Closing" w:semiHidden="1" w:unhideWhenUsed="1"/>
     <w:lsdException w:name="Signature" w:semiHidden="1" w:unhideWhenUsed="1"/>
-    <w:lsdException w:name="Default Paragraph Font" w:uiPriority="1" w:semiHidden="1" w:unhideWhenUsed="1"/>
+    <w:lsdException w:name="Default Paragraph Font" w:semiHidden="1" w:uiPriority="1" w:unhideWhenUsed="1"/>
     <w:lsdException w:name="Body Text" w:semiHidden="1" w:unhideWhenUsed="1"/>
     <w:lsdException w:name="Body Text Indent" w:semiHidden="1" w:unhideWhenUsed="1"/>
     <w:lsdException w:name="List Continue" w:semiHidden="1" w:unhideWhenUsed="1"/>
@@ -4323,8 +4487,8 @@
     <w:lsdException w:name="Subtle Reference" w:uiPriority="31" w:qFormat="1"/>
     <w:lsdException w:name="Intense Reference" w:uiPriority="32" w:qFormat="1"/>
     <w:lsdException w:name="Book Title" w:uiPriority="33" w:qFormat="1"/>
-    <w:lsdException w:name="Bibliography" w:uiPriority="37" w:semiHidden="1" w:unhideWhenUsed="1"/>
-    <w:lsdException w:name="TOC Heading" w:uiPriority="39" w:semiHidden="1" w:unhideWhenUsed="1" w:qFormat="1"/>
+    <w:lsdException w:name="Bibliography" w:semiHidden="1" w:uiPriority="37" w:unhideWhenUsed="1"/>
+    <w:lsdException w:name="TOC Heading" w:semiHidden="1" w:uiPriority="39" w:unhideWhenUsed="1" w:qFormat="1"/>
     <w:lsdException w:name="Plain Table 1" w:uiPriority="41"/>
     <w:lsdException w:name="Plain Table 2" w:uiPriority="42"/>
     <w:lsdException w:name="Plain Table 3" w:uiPriority="43"/>
@@ -4435,7 +4599,7 @@
     <w:lsdException w:name="Unresolved Mention" w:semiHidden="1" w:unhideWhenUsed="1"/>
     <w:lsdException w:name="Smart Link" w:semiHidden="1" w:unhideWhenUsed="1"/>
   </w:latentStyles>
-  <w:style w:type="paragraph" w:styleId="Normal" w:default="1">
+  <w:style w:type="paragraph" w:default="1" w:styleId="Standaard">
     <w:name w:val="Normal"/>
     <w:qFormat/>
     <w:rsid w:val="00C22F06"/>
@@ -4443,16 +4607,16 @@
       <w:spacing w:line="259" w:lineRule="auto"/>
     </w:pPr>
     <w:rPr>
-      <w:rFonts w:ascii="Arial" w:hAnsi="Arial" w:eastAsia="Arial" w:cs="Arial"/>
+      <w:rFonts w:ascii="Arial" w:eastAsia="Arial" w:hAnsi="Arial" w:cs="Arial"/>
       <w:sz w:val="22"/>
       <w:szCs w:val="22"/>
     </w:rPr>
   </w:style>
-  <w:style w:type="paragraph" w:styleId="Heading1">
+  <w:style w:type="paragraph" w:styleId="Kop1">
     <w:name w:val="heading 1"/>
-    <w:basedOn w:val="Normal"/>
-    <w:next w:val="Normal"/>
-    <w:link w:val="Heading1Char"/>
+    <w:basedOn w:val="Standaard"/>
+    <w:next w:val="Standaard"/>
+    <w:link w:val="Kop1Char"/>
     <w:qFormat/>
     <w:rsid w:val="003539DF"/>
     <w:pPr>
@@ -4462,17 +4626,17 @@
       <w:outlineLvl w:val="0"/>
     </w:pPr>
     <w:rPr>
-      <w:rFonts w:asciiTheme="majorHAnsi" w:hAnsiTheme="majorHAnsi" w:eastAsiaTheme="majorEastAsia" w:cstheme="majorBidi"/>
+      <w:rFonts w:asciiTheme="majorHAnsi" w:eastAsiaTheme="majorEastAsia" w:hAnsiTheme="majorHAnsi" w:cstheme="majorBidi"/>
       <w:color w:val="0F4761" w:themeColor="accent1" w:themeShade="BF"/>
       <w:sz w:val="40"/>
       <w:szCs w:val="40"/>
     </w:rPr>
   </w:style>
-  <w:style w:type="paragraph" w:styleId="Heading2">
+  <w:style w:type="paragraph" w:styleId="Kop2">
     <w:name w:val="heading 2"/>
-    <w:basedOn w:val="Normal"/>
-    <w:next w:val="Normal"/>
-    <w:link w:val="Heading2Char"/>
+    <w:basedOn w:val="Standaard"/>
+    <w:next w:val="Standaard"/>
+    <w:link w:val="Kop2Char"/>
     <w:uiPriority w:val="9"/>
     <w:unhideWhenUsed/>
     <w:qFormat/>
@@ -4484,17 +4648,17 @@
       <w:outlineLvl w:val="1"/>
     </w:pPr>
     <w:rPr>
-      <w:rFonts w:asciiTheme="majorHAnsi" w:hAnsiTheme="majorHAnsi" w:eastAsiaTheme="majorEastAsia" w:cstheme="majorBidi"/>
+      <w:rFonts w:asciiTheme="majorHAnsi" w:eastAsiaTheme="majorEastAsia" w:hAnsiTheme="majorHAnsi" w:cstheme="majorBidi"/>
       <w:color w:val="0F4761" w:themeColor="accent1" w:themeShade="BF"/>
       <w:sz w:val="32"/>
       <w:szCs w:val="32"/>
     </w:rPr>
   </w:style>
-  <w:style w:type="paragraph" w:styleId="Heading3">
+  <w:style w:type="paragraph" w:styleId="Kop3">
     <w:name w:val="heading 3"/>
-    <w:basedOn w:val="Normal"/>
-    <w:next w:val="Normal"/>
-    <w:link w:val="Heading3Char"/>
+    <w:basedOn w:val="Standaard"/>
+    <w:next w:val="Standaard"/>
+    <w:link w:val="Kop3Char"/>
     <w:uiPriority w:val="9"/>
     <w:semiHidden/>
     <w:unhideWhenUsed/>
@@ -4513,11 +4677,11 @@
       <w:szCs w:val="28"/>
     </w:rPr>
   </w:style>
-  <w:style w:type="paragraph" w:styleId="Heading4">
+  <w:style w:type="paragraph" w:styleId="Kop4">
     <w:name w:val="heading 4"/>
-    <w:basedOn w:val="Normal"/>
-    <w:next w:val="Normal"/>
-    <w:link w:val="Heading4Char"/>
+    <w:basedOn w:val="Standaard"/>
+    <w:next w:val="Standaard"/>
+    <w:link w:val="Kop4Char"/>
     <w:uiPriority w:val="9"/>
     <w:semiHidden/>
     <w:unhideWhenUsed/>
@@ -4536,11 +4700,11 @@
       <w:color w:val="0F4761" w:themeColor="accent1" w:themeShade="BF"/>
     </w:rPr>
   </w:style>
-  <w:style w:type="paragraph" w:styleId="Heading5">
+  <w:style w:type="paragraph" w:styleId="Kop5">
     <w:name w:val="heading 5"/>
-    <w:basedOn w:val="Normal"/>
-    <w:next w:val="Normal"/>
-    <w:link w:val="Heading5Char"/>
+    <w:basedOn w:val="Standaard"/>
+    <w:next w:val="Standaard"/>
+    <w:link w:val="Kop5Char"/>
     <w:uiPriority w:val="9"/>
     <w:semiHidden/>
     <w:unhideWhenUsed/>
@@ -4557,11 +4721,11 @@
       <w:color w:val="0F4761" w:themeColor="accent1" w:themeShade="BF"/>
     </w:rPr>
   </w:style>
-  <w:style w:type="paragraph" w:styleId="Heading6">
+  <w:style w:type="paragraph" w:styleId="Kop6">
     <w:name w:val="heading 6"/>
-    <w:basedOn w:val="Normal"/>
-    <w:next w:val="Normal"/>
-    <w:link w:val="Heading6Char"/>
+    <w:basedOn w:val="Standaard"/>
+    <w:next w:val="Standaard"/>
+    <w:link w:val="Kop6Char"/>
     <w:uiPriority w:val="9"/>
     <w:semiHidden/>
     <w:unhideWhenUsed/>
@@ -4580,11 +4744,11 @@
       <w:color w:val="595959" w:themeColor="text1" w:themeTint="A6"/>
     </w:rPr>
   </w:style>
-  <w:style w:type="paragraph" w:styleId="Heading7">
+  <w:style w:type="paragraph" w:styleId="Kop7">
     <w:name w:val="heading 7"/>
-    <w:basedOn w:val="Normal"/>
-    <w:next w:val="Normal"/>
-    <w:link w:val="Heading7Char"/>
+    <w:basedOn w:val="Standaard"/>
+    <w:next w:val="Standaard"/>
+    <w:link w:val="Kop7Char"/>
     <w:uiPriority w:val="9"/>
     <w:semiHidden/>
     <w:unhideWhenUsed/>
@@ -4601,11 +4765,11 @@
       <w:color w:val="595959" w:themeColor="text1" w:themeTint="A6"/>
     </w:rPr>
   </w:style>
-  <w:style w:type="paragraph" w:styleId="Heading8">
+  <w:style w:type="paragraph" w:styleId="Kop8">
     <w:name w:val="heading 8"/>
-    <w:basedOn w:val="Normal"/>
-    <w:next w:val="Normal"/>
-    <w:link w:val="Heading8Char"/>
+    <w:basedOn w:val="Standaard"/>
+    <w:next w:val="Standaard"/>
+    <w:link w:val="Kop8Char"/>
     <w:uiPriority w:val="9"/>
     <w:semiHidden/>
     <w:unhideWhenUsed/>
@@ -4624,11 +4788,11 @@
       <w:color w:val="272727" w:themeColor="text1" w:themeTint="D8"/>
     </w:rPr>
   </w:style>
-  <w:style w:type="paragraph" w:styleId="Heading9">
+  <w:style w:type="paragraph" w:styleId="Kop9">
     <w:name w:val="heading 9"/>
-    <w:basedOn w:val="Normal"/>
-    <w:next w:val="Normal"/>
-    <w:link w:val="Heading9Char"/>
+    <w:basedOn w:val="Standaard"/>
+    <w:next w:val="Standaard"/>
+    <w:link w:val="Kop9Char"/>
     <w:uiPriority w:val="9"/>
     <w:semiHidden/>
     <w:unhideWhenUsed/>
@@ -4645,12 +4809,13 @@
       <w:color w:val="272727" w:themeColor="text1" w:themeTint="D8"/>
     </w:rPr>
   </w:style>
-  <w:style w:type="character" w:styleId="DefaultParagraphFont" w:default="1">
+  <w:style w:type="character" w:default="1" w:styleId="Standaardalinea-lettertype">
     <w:name w:val="Default Paragraph Font"/>
     <w:uiPriority w:val="1"/>
+    <w:semiHidden/>
     <w:unhideWhenUsed/>
   </w:style>
-  <w:style w:type="table" w:styleId="TableNormal" w:default="1">
+  <w:style w:type="table" w:default="1" w:styleId="Standaardtabel">
     <w:name w:val="Normal Table"/>
     <w:uiPriority w:val="99"/>
     <w:semiHidden/>
@@ -4665,41 +4830,41 @@
       </w:tblCellMar>
     </w:tblPr>
   </w:style>
-  <w:style w:type="numbering" w:styleId="NoList" w:default="1">
+  <w:style w:type="numbering" w:default="1" w:styleId="Geenlijst">
     <w:name w:val="No List"/>
     <w:uiPriority w:val="99"/>
     <w:semiHidden/>
     <w:unhideWhenUsed/>
   </w:style>
-  <w:style w:type="character" w:styleId="Heading1Char" w:customStyle="1">
-    <w:name w:val="Heading 1 Char"/>
-    <w:basedOn w:val="DefaultParagraphFont"/>
-    <w:link w:val="Heading1"/>
+  <w:style w:type="character" w:customStyle="1" w:styleId="Kop1Char">
+    <w:name w:val="Kop 1 Char"/>
+    <w:basedOn w:val="Standaardalinea-lettertype"/>
+    <w:link w:val="Kop1"/>
     <w:rsid w:val="003539DF"/>
     <w:rPr>
-      <w:rFonts w:asciiTheme="majorHAnsi" w:hAnsiTheme="majorHAnsi" w:eastAsiaTheme="majorEastAsia" w:cstheme="majorBidi"/>
+      <w:rFonts w:asciiTheme="majorHAnsi" w:eastAsiaTheme="majorEastAsia" w:hAnsiTheme="majorHAnsi" w:cstheme="majorBidi"/>
       <w:color w:val="0F4761" w:themeColor="accent1" w:themeShade="BF"/>
       <w:sz w:val="40"/>
       <w:szCs w:val="40"/>
     </w:rPr>
   </w:style>
-  <w:style w:type="character" w:styleId="Heading2Char" w:customStyle="1">
-    <w:name w:val="Heading 2 Char"/>
-    <w:basedOn w:val="DefaultParagraphFont"/>
-    <w:link w:val="Heading2"/>
+  <w:style w:type="character" w:customStyle="1" w:styleId="Kop2Char">
+    <w:name w:val="Kop 2 Char"/>
+    <w:basedOn w:val="Standaardalinea-lettertype"/>
+    <w:link w:val="Kop2"/>
     <w:uiPriority w:val="9"/>
     <w:rsid w:val="003539DF"/>
     <w:rPr>
-      <w:rFonts w:asciiTheme="majorHAnsi" w:hAnsiTheme="majorHAnsi" w:eastAsiaTheme="majorEastAsia" w:cstheme="majorBidi"/>
+      <w:rFonts w:asciiTheme="majorHAnsi" w:eastAsiaTheme="majorEastAsia" w:hAnsiTheme="majorHAnsi" w:cstheme="majorBidi"/>
       <w:color w:val="0F4761" w:themeColor="accent1" w:themeShade="BF"/>
       <w:sz w:val="32"/>
       <w:szCs w:val="32"/>
     </w:rPr>
   </w:style>
-  <w:style w:type="character" w:styleId="Heading3Char" w:customStyle="1">
-    <w:name w:val="Heading 3 Char"/>
-    <w:basedOn w:val="DefaultParagraphFont"/>
-    <w:link w:val="Heading3"/>
+  <w:style w:type="character" w:customStyle="1" w:styleId="Kop3Char">
+    <w:name w:val="Kop 3 Char"/>
+    <w:basedOn w:val="Standaardalinea-lettertype"/>
+    <w:link w:val="Kop3"/>
     <w:uiPriority w:val="9"/>
     <w:semiHidden/>
     <w:rsid w:val="003539DF"/>
@@ -4710,10 +4875,10 @@
       <w:szCs w:val="28"/>
     </w:rPr>
   </w:style>
-  <w:style w:type="character" w:styleId="Heading4Char" w:customStyle="1">
-    <w:name w:val="Heading 4 Char"/>
-    <w:basedOn w:val="DefaultParagraphFont"/>
-    <w:link w:val="Heading4"/>
+  <w:style w:type="character" w:customStyle="1" w:styleId="Kop4Char">
+    <w:name w:val="Kop 4 Char"/>
+    <w:basedOn w:val="Standaardalinea-lettertype"/>
+    <w:link w:val="Kop4"/>
     <w:uiPriority w:val="9"/>
     <w:semiHidden/>
     <w:rsid w:val="003539DF"/>
@@ -4724,10 +4889,10 @@
       <w:color w:val="0F4761" w:themeColor="accent1" w:themeShade="BF"/>
     </w:rPr>
   </w:style>
-  <w:style w:type="character" w:styleId="Heading5Char" w:customStyle="1">
-    <w:name w:val="Heading 5 Char"/>
-    <w:basedOn w:val="DefaultParagraphFont"/>
-    <w:link w:val="Heading5"/>
+  <w:style w:type="character" w:customStyle="1" w:styleId="Kop5Char">
+    <w:name w:val="Kop 5 Char"/>
+    <w:basedOn w:val="Standaardalinea-lettertype"/>
+    <w:link w:val="Kop5"/>
     <w:uiPriority w:val="9"/>
     <w:semiHidden/>
     <w:rsid w:val="003539DF"/>
@@ -4736,10 +4901,10 @@
       <w:color w:val="0F4761" w:themeColor="accent1" w:themeShade="BF"/>
     </w:rPr>
   </w:style>
-  <w:style w:type="character" w:styleId="Heading6Char" w:customStyle="1">
-    <w:name w:val="Heading 6 Char"/>
-    <w:basedOn w:val="DefaultParagraphFont"/>
-    <w:link w:val="Heading6"/>
+  <w:style w:type="character" w:customStyle="1" w:styleId="Kop6Char">
+    <w:name w:val="Kop 6 Char"/>
+    <w:basedOn w:val="Standaardalinea-lettertype"/>
+    <w:link w:val="Kop6"/>
     <w:uiPriority w:val="9"/>
     <w:semiHidden/>
     <w:rsid w:val="003539DF"/>
@@ -4750,10 +4915,10 @@
       <w:color w:val="595959" w:themeColor="text1" w:themeTint="A6"/>
     </w:rPr>
   </w:style>
-  <w:style w:type="character" w:styleId="Heading7Char" w:customStyle="1">
-    <w:name w:val="Heading 7 Char"/>
-    <w:basedOn w:val="DefaultParagraphFont"/>
-    <w:link w:val="Heading7"/>
+  <w:style w:type="character" w:customStyle="1" w:styleId="Kop7Char">
+    <w:name w:val="Kop 7 Char"/>
+    <w:basedOn w:val="Standaardalinea-lettertype"/>
+    <w:link w:val="Kop7"/>
     <w:uiPriority w:val="9"/>
     <w:semiHidden/>
     <w:rsid w:val="003539DF"/>
@@ -4762,10 +4927,10 @@
       <w:color w:val="595959" w:themeColor="text1" w:themeTint="A6"/>
     </w:rPr>
   </w:style>
-  <w:style w:type="character" w:styleId="Heading8Char" w:customStyle="1">
-    <w:name w:val="Heading 8 Char"/>
-    <w:basedOn w:val="DefaultParagraphFont"/>
-    <w:link w:val="Heading8"/>
+  <w:style w:type="character" w:customStyle="1" w:styleId="Kop8Char">
+    <w:name w:val="Kop 8 Char"/>
+    <w:basedOn w:val="Standaardalinea-lettertype"/>
+    <w:link w:val="Kop8"/>
     <w:uiPriority w:val="9"/>
     <w:semiHidden/>
     <w:rsid w:val="003539DF"/>
@@ -4776,10 +4941,10 @@
       <w:color w:val="272727" w:themeColor="text1" w:themeTint="D8"/>
     </w:rPr>
   </w:style>
-  <w:style w:type="character" w:styleId="Heading9Char" w:customStyle="1">
-    <w:name w:val="Heading 9 Char"/>
-    <w:basedOn w:val="DefaultParagraphFont"/>
-    <w:link w:val="Heading9"/>
+  <w:style w:type="character" w:customStyle="1" w:styleId="Kop9Char">
+    <w:name w:val="Kop 9 Char"/>
+    <w:basedOn w:val="Standaardalinea-lettertype"/>
+    <w:link w:val="Kop9"/>
     <w:uiPriority w:val="9"/>
     <w:semiHidden/>
     <w:rsid w:val="003539DF"/>
@@ -4788,11 +4953,11 @@
       <w:color w:val="272727" w:themeColor="text1" w:themeTint="D8"/>
     </w:rPr>
   </w:style>
-  <w:style w:type="paragraph" w:styleId="Title">
+  <w:style w:type="paragraph" w:styleId="Titel">
     <w:name w:val="Title"/>
-    <w:basedOn w:val="Normal"/>
-    <w:next w:val="Normal"/>
-    <w:link w:val="TitleChar"/>
+    <w:basedOn w:val="Standaard"/>
+    <w:next w:val="Standaard"/>
+    <w:link w:val="TitelChar"/>
     <w:uiPriority w:val="10"/>
     <w:qFormat/>
     <w:rsid w:val="003539DF"/>
@@ -4801,32 +4966,32 @@
       <w:contextualSpacing/>
     </w:pPr>
     <w:rPr>
-      <w:rFonts w:asciiTheme="majorHAnsi" w:hAnsiTheme="majorHAnsi" w:eastAsiaTheme="majorEastAsia" w:cstheme="majorBidi"/>
+      <w:rFonts w:asciiTheme="majorHAnsi" w:eastAsiaTheme="majorEastAsia" w:hAnsiTheme="majorHAnsi" w:cstheme="majorBidi"/>
       <w:spacing w:val="-10"/>
       <w:kern w:val="28"/>
       <w:sz w:val="56"/>
       <w:szCs w:val="56"/>
     </w:rPr>
   </w:style>
-  <w:style w:type="character" w:styleId="TitleChar" w:customStyle="1">
-    <w:name w:val="Title Char"/>
-    <w:basedOn w:val="DefaultParagraphFont"/>
-    <w:link w:val="Title"/>
+  <w:style w:type="character" w:customStyle="1" w:styleId="TitelChar">
+    <w:name w:val="Titel Char"/>
+    <w:basedOn w:val="Standaardalinea-lettertype"/>
+    <w:link w:val="Titel"/>
     <w:uiPriority w:val="10"/>
     <w:rsid w:val="003539DF"/>
     <w:rPr>
-      <w:rFonts w:asciiTheme="majorHAnsi" w:hAnsiTheme="majorHAnsi" w:eastAsiaTheme="majorEastAsia" w:cstheme="majorBidi"/>
+      <w:rFonts w:asciiTheme="majorHAnsi" w:eastAsiaTheme="majorEastAsia" w:hAnsiTheme="majorHAnsi" w:cstheme="majorBidi"/>
       <w:spacing w:val="-10"/>
       <w:kern w:val="28"/>
       <w:sz w:val="56"/>
       <w:szCs w:val="56"/>
     </w:rPr>
   </w:style>
-  <w:style w:type="paragraph" w:styleId="Subtitle">
+  <w:style w:type="paragraph" w:styleId="Ondertitel">
     <w:name w:val="Subtitle"/>
-    <w:basedOn w:val="Normal"/>
-    <w:next w:val="Normal"/>
-    <w:link w:val="SubtitleChar"/>
+    <w:basedOn w:val="Standaard"/>
+    <w:next w:val="Standaard"/>
+    <w:link w:val="OndertitelChar"/>
     <w:uiPriority w:val="11"/>
     <w:qFormat/>
     <w:rsid w:val="003539DF"/>
@@ -4843,10 +5008,10 @@
       <w:szCs w:val="28"/>
     </w:rPr>
   </w:style>
-  <w:style w:type="character" w:styleId="SubtitleChar" w:customStyle="1">
-    <w:name w:val="Subtitle Char"/>
-    <w:basedOn w:val="DefaultParagraphFont"/>
-    <w:link w:val="Subtitle"/>
+  <w:style w:type="character" w:customStyle="1" w:styleId="OndertitelChar">
+    <w:name w:val="Ondertitel Char"/>
+    <w:basedOn w:val="Standaardalinea-lettertype"/>
+    <w:link w:val="Ondertitel"/>
     <w:uiPriority w:val="11"/>
     <w:rsid w:val="003539DF"/>
     <w:rPr>
@@ -4857,11 +5022,11 @@
       <w:szCs w:val="28"/>
     </w:rPr>
   </w:style>
-  <w:style w:type="paragraph" w:styleId="Quote">
+  <w:style w:type="paragraph" w:styleId="Citaat">
     <w:name w:val="Quote"/>
-    <w:basedOn w:val="Normal"/>
-    <w:next w:val="Normal"/>
-    <w:link w:val="QuoteChar"/>
+    <w:basedOn w:val="Standaard"/>
+    <w:next w:val="Standaard"/>
+    <w:link w:val="CitaatChar"/>
     <w:uiPriority w:val="29"/>
     <w:qFormat/>
     <w:rsid w:val="003539DF"/>
@@ -4875,10 +5040,10 @@
       <w:color w:val="404040" w:themeColor="text1" w:themeTint="BF"/>
     </w:rPr>
   </w:style>
-  <w:style w:type="character" w:styleId="QuoteChar" w:customStyle="1">
-    <w:name w:val="Quote Char"/>
-    <w:basedOn w:val="DefaultParagraphFont"/>
-    <w:link w:val="Quote"/>
+  <w:style w:type="character" w:customStyle="1" w:styleId="CitaatChar">
+    <w:name w:val="Citaat Char"/>
+    <w:basedOn w:val="Standaardalinea-lettertype"/>
+    <w:link w:val="Citaat"/>
     <w:uiPriority w:val="29"/>
     <w:rsid w:val="003539DF"/>
     <w:rPr>
@@ -4887,10 +5052,10 @@
       <w:color w:val="404040" w:themeColor="text1" w:themeTint="BF"/>
     </w:rPr>
   </w:style>
-  <w:style w:type="paragraph" w:styleId="ListParagraph">
+  <w:style w:type="paragraph" w:styleId="Lijstalinea">
     <w:name w:val="List Paragraph"/>
-    <w:basedOn w:val="Normal"/>
-    <w:link w:val="ListParagraphChar"/>
+    <w:basedOn w:val="Standaard"/>
+    <w:link w:val="LijstalineaChar"/>
     <w:uiPriority w:val="34"/>
     <w:qFormat/>
     <w:rsid w:val="003539DF"/>
@@ -4899,9 +5064,9 @@
       <w:contextualSpacing/>
     </w:pPr>
   </w:style>
-  <w:style w:type="character" w:styleId="IntenseEmphasis">
+  <w:style w:type="character" w:styleId="Intensievebenadrukking">
     <w:name w:val="Intense Emphasis"/>
-    <w:basedOn w:val="DefaultParagraphFont"/>
+    <w:basedOn w:val="Standaardalinea-lettertype"/>
     <w:uiPriority w:val="21"/>
     <w:qFormat/>
     <w:rsid w:val="003539DF"/>
@@ -4911,18 +5076,18 @@
       <w:color w:val="0F4761" w:themeColor="accent1" w:themeShade="BF"/>
     </w:rPr>
   </w:style>
-  <w:style w:type="paragraph" w:styleId="IntenseQuote">
+  <w:style w:type="paragraph" w:styleId="Duidelijkcitaat">
     <w:name w:val="Intense Quote"/>
-    <w:basedOn w:val="Normal"/>
-    <w:next w:val="Normal"/>
-    <w:link w:val="IntenseQuoteChar"/>
+    <w:basedOn w:val="Standaard"/>
+    <w:next w:val="Standaard"/>
+    <w:link w:val="DuidelijkcitaatChar"/>
     <w:uiPriority w:val="30"/>
     <w:qFormat/>
     <w:rsid w:val="003539DF"/>
     <w:pPr>
       <w:pBdr>
-        <w:top w:val="single" w:color="0F4761" w:themeColor="accent1" w:themeShade="BF" w:sz="4" w:space="10"/>
-        <w:bottom w:val="single" w:color="0F4761" w:themeColor="accent1" w:themeShade="BF" w:sz="4" w:space="10"/>
+        <w:top w:val="single" w:sz="4" w:space="10" w:color="0F4761" w:themeColor="accent1" w:themeShade="BF"/>
+        <w:bottom w:val="single" w:sz="4" w:space="10" w:color="0F4761" w:themeColor="accent1" w:themeShade="BF"/>
       </w:pBdr>
       <w:spacing w:before="360" w:after="360"/>
       <w:ind w:left="864" w:right="864"/>
@@ -4934,10 +5099,10 @@
       <w:color w:val="0F4761" w:themeColor="accent1" w:themeShade="BF"/>
     </w:rPr>
   </w:style>
-  <w:style w:type="character" w:styleId="IntenseQuoteChar" w:customStyle="1">
-    <w:name w:val="Intense Quote Char"/>
-    <w:basedOn w:val="DefaultParagraphFont"/>
-    <w:link w:val="IntenseQuote"/>
+  <w:style w:type="character" w:customStyle="1" w:styleId="DuidelijkcitaatChar">
+    <w:name w:val="Duidelijk citaat Char"/>
+    <w:basedOn w:val="Standaardalinea-lettertype"/>
+    <w:link w:val="Duidelijkcitaat"/>
     <w:uiPriority w:val="30"/>
     <w:rsid w:val="003539DF"/>
     <w:rPr>
@@ -4946,9 +5111,9 @@
       <w:color w:val="0F4761" w:themeColor="accent1" w:themeShade="BF"/>
     </w:rPr>
   </w:style>
-  <w:style w:type="character" w:styleId="IntenseReference">
+  <w:style w:type="character" w:styleId="Intensieveverwijzing">
     <w:name w:val="Intense Reference"/>
-    <w:basedOn w:val="DefaultParagraphFont"/>
+    <w:basedOn w:val="Standaardalinea-lettertype"/>
     <w:uiPriority w:val="32"/>
     <w:qFormat/>
     <w:rsid w:val="003539DF"/>
@@ -4960,17 +5125,17 @@
       <w:spacing w:val="5"/>
     </w:rPr>
   </w:style>
-  <w:style w:type="character" w:styleId="ListParagraphChar" w:customStyle="1">
-    <w:name w:val="List Paragraph Char"/>
-    <w:basedOn w:val="DefaultParagraphFont"/>
-    <w:link w:val="ListParagraph"/>
+  <w:style w:type="character" w:customStyle="1" w:styleId="LijstalineaChar">
+    <w:name w:val="Lijstalinea Char"/>
+    <w:basedOn w:val="Standaardalinea-lettertype"/>
+    <w:link w:val="Lijstalinea"/>
     <w:uiPriority w:val="34"/>
     <w:qFormat/>
     <w:rsid w:val="00C22F06"/>
   </w:style>
-  <w:style w:type="table" w:styleId="TableGrid">
+  <w:style w:type="table" w:styleId="Tabelraster">
     <w:name w:val="Table Grid"/>
-    <w:basedOn w:val="TableNormal"/>
+    <w:basedOn w:val="Standaardtabel"/>
     <w:uiPriority w:val="39"/>
     <w:rsid w:val="00C22F06"/>
     <w:pPr>
@@ -4982,19 +5147,19 @@
     </w:rPr>
     <w:tblPr>
       <w:tblBorders>
-        <w:top w:val="single" w:color="auto" w:sz="4" w:space="0"/>
-        <w:left w:val="single" w:color="auto" w:sz="4" w:space="0"/>
-        <w:bottom w:val="single" w:color="auto" w:sz="4" w:space="0"/>
-        <w:right w:val="single" w:color="auto" w:sz="4" w:space="0"/>
-        <w:insideH w:val="single" w:color="auto" w:sz="4" w:space="0"/>
-        <w:insideV w:val="single" w:color="auto" w:sz="4" w:space="0"/>
+        <w:top w:val="single" w:sz="4" w:space="0" w:color="auto"/>
+        <w:left w:val="single" w:sz="4" w:space="0" w:color="auto"/>
+        <w:bottom w:val="single" w:sz="4" w:space="0" w:color="auto"/>
+        <w:right w:val="single" w:sz="4" w:space="0" w:color="auto"/>
+        <w:insideH w:val="single" w:sz="4" w:space="0" w:color="auto"/>
+        <w:insideV w:val="single" w:sz="4" w:space="0" w:color="auto"/>
       </w:tblBorders>
     </w:tblPr>
   </w:style>
-  <w:style w:type="paragraph" w:styleId="Header">
+  <w:style w:type="paragraph" w:styleId="Koptekst">
     <w:name w:val="header"/>
-    <w:basedOn w:val="Normal"/>
-    <w:link w:val="HeaderChar"/>
+    <w:basedOn w:val="Standaard"/>
+    <w:link w:val="KoptekstChar"/>
     <w:uiPriority w:val="99"/>
     <w:unhideWhenUsed/>
     <w:rsid w:val="00F65961"/>
@@ -5006,10 +5171,10 @@
       <w:spacing w:after="0" w:line="240" w:lineRule="auto"/>
     </w:pPr>
   </w:style>
-  <w:style w:type="character" w:styleId="HeaderChar" w:customStyle="1">
-    <w:name w:val="Header Char"/>
-    <w:basedOn w:val="DefaultParagraphFont"/>
-    <w:link w:val="Header"/>
+  <w:style w:type="character" w:customStyle="1" w:styleId="KoptekstChar">
+    <w:name w:val="Koptekst Char"/>
+    <w:basedOn w:val="Standaardalinea-lettertype"/>
+    <w:link w:val="Koptekst"/>
     <w:uiPriority w:val="99"/>
     <w:rsid w:val="00F65961"/>
     <w:rPr>
@@ -5018,10 +5183,10 @@
       <w:lang w:val="en-GB"/>
     </w:rPr>
   </w:style>
-  <w:style w:type="paragraph" w:styleId="Footer">
+  <w:style w:type="paragraph" w:styleId="Voettekst">
     <w:name w:val="footer"/>
-    <w:basedOn w:val="Normal"/>
-    <w:link w:val="FooterChar"/>
+    <w:basedOn w:val="Standaard"/>
+    <w:link w:val="VoettekstChar"/>
     <w:uiPriority w:val="99"/>
     <w:unhideWhenUsed/>
     <w:rsid w:val="00F65961"/>
@@ -5033,10 +5198,10 @@
       <w:spacing w:after="0" w:line="240" w:lineRule="auto"/>
     </w:pPr>
   </w:style>
-  <w:style w:type="character" w:styleId="FooterChar" w:customStyle="1">
-    <w:name w:val="Footer Char"/>
-    <w:basedOn w:val="DefaultParagraphFont"/>
-    <w:link w:val="Footer"/>
+  <w:style w:type="character" w:customStyle="1" w:styleId="VoettekstChar">
+    <w:name w:val="Voettekst Char"/>
+    <w:basedOn w:val="Standaardalinea-lettertype"/>
+    <w:link w:val="Voettekst"/>
     <w:uiPriority w:val="99"/>
     <w:rsid w:val="00F65961"/>
     <w:rPr>
@@ -5045,9 +5210,9 @@
       <w:lang w:val="en-GB"/>
     </w:rPr>
   </w:style>
-  <w:style w:type="character" w:styleId="CommentReference">
+  <w:style w:type="character" w:styleId="Verwijzingopmerking">
     <w:name w:val="annotation reference"/>
-    <w:basedOn w:val="DefaultParagraphFont"/>
+    <w:basedOn w:val="Standaardalinea-lettertype"/>
     <w:uiPriority w:val="99"/>
     <w:semiHidden/>
     <w:unhideWhenUsed/>
@@ -5057,10 +5222,10 @@
       <w:szCs w:val="16"/>
     </w:rPr>
   </w:style>
-  <w:style w:type="paragraph" w:styleId="CommentText">
+  <w:style w:type="paragraph" w:styleId="Tekstopmerking">
     <w:name w:val="annotation text"/>
-    <w:basedOn w:val="Normal"/>
-    <w:link w:val="CommentTextChar"/>
+    <w:basedOn w:val="Standaard"/>
+    <w:link w:val="TekstopmerkingChar"/>
     <w:uiPriority w:val="99"/>
     <w:unhideWhenUsed/>
     <w:rsid w:val="002C3698"/>
@@ -5073,10 +5238,10 @@
       <w:lang w:val="en-GB"/>
     </w:rPr>
   </w:style>
-  <w:style w:type="character" w:styleId="CommentTextChar" w:customStyle="1">
-    <w:name w:val="Comment Text Char"/>
-    <w:basedOn w:val="DefaultParagraphFont"/>
-    <w:link w:val="CommentText"/>
+  <w:style w:type="character" w:customStyle="1" w:styleId="TekstopmerkingChar">
+    <w:name w:val="Tekst opmerking Char"/>
+    <w:basedOn w:val="Standaardalinea-lettertype"/>
+    <w:link w:val="Tekstopmerking"/>
     <w:uiPriority w:val="99"/>
     <w:rsid w:val="002C3698"/>
     <w:rPr>
@@ -5087,7 +5252,7 @@
   </w:style>
   <w:style w:type="character" w:styleId="Hyperlink">
     <w:name w:val="Hyperlink"/>
-    <w:basedOn w:val="DefaultParagraphFont"/>
+    <w:basedOn w:val="Standaardalinea-lettertype"/>
     <w:uiPriority w:val="99"/>
     <w:unhideWhenUsed/>
     <w:rsid w:val="007E4F29"/>
@@ -5096,9 +5261,9 @@
       <w:u w:val="single"/>
     </w:rPr>
   </w:style>
-  <w:style w:type="paragraph" w:styleId="CoverBold" w:customStyle="1">
+  <w:style w:type="paragraph" w:customStyle="1" w:styleId="CoverBold">
     <w:name w:val="CoverBold"/>
-    <w:basedOn w:val="Normal"/>
+    <w:basedOn w:val="Standaard"/>
     <w:link w:val="CoverBoldChar"/>
     <w:rsid w:val="007E4F29"/>
     <w:pPr>
@@ -5111,7 +5276,7 @@
       <w:jc w:val="both"/>
     </w:pPr>
     <w:rPr>
-      <w:rFonts w:ascii="Arial" w:hAnsi="Arial" w:eastAsia="Times New Roman" w:cs="Arial"/>
+      <w:rFonts w:eastAsia="Times New Roman"/>
       <w:b/>
       <w:kern w:val="0"/>
       <w:sz w:val="28"/>
@@ -5120,12 +5285,12 @@
       <w14:ligatures w14:val="none"/>
     </w:rPr>
   </w:style>
-  <w:style w:type="character" w:styleId="CoverBoldChar" w:customStyle="1">
+  <w:style w:type="character" w:customStyle="1" w:styleId="CoverBoldChar">
     <w:name w:val="CoverBold Char"/>
     <w:link w:val="CoverBold"/>
     <w:rsid w:val="007E4F29"/>
     <w:rPr>
-      <w:rFonts w:ascii="Arial" w:hAnsi="Arial" w:eastAsia="Times New Roman" w:cs="Arial"/>
+      <w:rFonts w:ascii="Arial" w:eastAsia="Times New Roman" w:hAnsi="Arial" w:cs="Arial"/>
       <w:b/>
       <w:kern w:val="0"/>
       <w:sz w:val="28"/>
@@ -5134,9 +5299,9 @@
       <w14:ligatures w14:val="none"/>
     </w:rPr>
   </w:style>
-  <w:style w:type="paragraph" w:styleId="TableParagraph" w:customStyle="1">
+  <w:style w:type="paragraph" w:customStyle="1" w:styleId="TableParagraph">
     <w:name w:val="Table Paragraph"/>
-    <w:basedOn w:val="Normal"/>
+    <w:basedOn w:val="Standaard"/>
     <w:uiPriority w:val="1"/>
     <w:qFormat/>
     <w:rsid w:val="007E4F29"/>
@@ -5145,15 +5310,15 @@
       <w:spacing w:after="0" w:line="240" w:lineRule="auto"/>
     </w:pPr>
     <w:rPr>
-      <w:rFonts w:ascii="Calibri" w:hAnsi="Calibri" w:eastAsia="Calibri" w:cs="Times New Roman"/>
+      <w:rFonts w:ascii="Calibri" w:eastAsia="Calibri" w:hAnsi="Calibri" w:cs="Times New Roman"/>
       <w:kern w:val="0"/>
       <w:lang w:val="en-US"/>
       <w14:ligatures w14:val="none"/>
     </w:rPr>
   </w:style>
-  <w:style w:type="table" w:styleId="Vragenlijst" w:customStyle="1">
+  <w:style w:type="table" w:customStyle="1" w:styleId="Vragenlijst">
     <w:name w:val="Vragenlijst"/>
-    <w:basedOn w:val="TableNormal"/>
+    <w:basedOn w:val="Standaardtabel"/>
     <w:uiPriority w:val="99"/>
     <w:rsid w:val="007E4F29"/>
     <w:pPr>
@@ -5188,9 +5353,9 @@
       </w:tcPr>
     </w:tblStylePr>
   </w:style>
-  <w:style w:type="table" w:styleId="Stijl1" w:customStyle="1">
+  <w:style w:type="table" w:customStyle="1" w:styleId="Stijl1">
     <w:name w:val="Stijl1"/>
-    <w:basedOn w:val="TableNormal"/>
+    <w:basedOn w:val="Standaardtabel"/>
     <w:uiPriority w:val="99"/>
     <w:rsid w:val="007E4F29"/>
     <w:pPr>
@@ -5216,16 +5381,16 @@
       </w:tcPr>
     </w:tblStylePr>
   </w:style>
-  <w:style w:type="paragraph" w:styleId="EndNoteBibliography" w:customStyle="1">
+  <w:style w:type="paragraph" w:customStyle="1" w:styleId="EndNoteBibliography">
     <w:name w:val="EndNote Bibliography"/>
-    <w:basedOn w:val="Normal"/>
+    <w:basedOn w:val="Standaard"/>
     <w:link w:val="EndNoteBibliographyChar"/>
     <w:rsid w:val="007E4F29"/>
     <w:pPr>
       <w:spacing w:after="0" w:line="240" w:lineRule="auto"/>
     </w:pPr>
     <w:rPr>
-      <w:rFonts w:ascii="Univers" w:hAnsi="Univers" w:eastAsia="Times New Roman" w:cs="Times New Roman"/>
+      <w:rFonts w:ascii="Univers" w:eastAsia="Times New Roman" w:hAnsi="Univers" w:cs="Times New Roman"/>
       <w:noProof/>
       <w:kern w:val="0"/>
       <w:sz w:val="20"/>
@@ -5234,13 +5399,13 @@
       <w14:ligatures w14:val="none"/>
     </w:rPr>
   </w:style>
-  <w:style w:type="character" w:styleId="EndNoteBibliographyChar" w:customStyle="1">
+  <w:style w:type="character" w:customStyle="1" w:styleId="EndNoteBibliographyChar">
     <w:name w:val="EndNote Bibliography Char"/>
-    <w:basedOn w:val="DefaultParagraphFont"/>
+    <w:basedOn w:val="Standaardalinea-lettertype"/>
     <w:link w:val="EndNoteBibliography"/>
     <w:rsid w:val="007E4F29"/>
     <w:rPr>
-      <w:rFonts w:ascii="Univers" w:hAnsi="Univers" w:eastAsia="Times New Roman" w:cs="Times New Roman"/>
+      <w:rFonts w:ascii="Univers" w:eastAsia="Times New Roman" w:hAnsi="Univers" w:cs="Times New Roman"/>
       <w:noProof/>
       <w:kern w:val="0"/>
       <w:sz w:val="20"/>
@@ -5253,7 +5418,7 @@
 </file>
 
 <file path=word/theme/theme1.xml><?xml version="1.0" encoding="utf-8"?>
-<a:theme xmlns:a="http://schemas.openxmlformats.org/drawingml/2006/main" xmlns:thm15="http://schemas.microsoft.com/office/thememl/2012/main" name="Office Theme">
+<a:theme xmlns:a="http://schemas.openxmlformats.org/drawingml/2006/main" name="Office Theme">
   <a:themeElements>
     <a:clrScheme name="Office">
       <a:dk1>
@@ -5568,6 +5733,21 @@
 </file>
 
 <file path=customXml/item1.xml><?xml version="1.0" encoding="utf-8"?>
+<p:properties xmlns:p="http://schemas.microsoft.com/office/2006/metadata/properties" xmlns:xsi="http://www.w3.org/2001/XMLSchema-instance" xmlns:pc="http://schemas.microsoft.com/office/infopath/2007/PartnerControls">
+  <documentManagement/>
+</p:properties>
+</file>
+
+<file path=customXml/item2.xml><?xml version="1.0" encoding="utf-8"?>
+<?mso-contentType ?>
+<FormTemplates xmlns="http://schemas.microsoft.com/sharepoint/v3/contenttype/forms">
+  <Display>DocumentLibraryForm</Display>
+  <Edit>DocumentLibraryForm</Edit>
+  <New>DocumentLibraryForm</New>
+</FormTemplates>
+</file>
+
+<file path=customXml/item3.xml><?xml version="1.0" encoding="utf-8"?>
 <ct:contentTypeSchema xmlns:ct="http://schemas.microsoft.com/office/2006/metadata/contentType" xmlns:ma="http://schemas.microsoft.com/office/2006/metadata/properties/metaAttributes" ct:_="" ma:_="" ma:contentTypeName="Document" ma:contentTypeID="0x010100F1B33D7B57FFEC4BB77B5001C5B93838" ma:contentTypeVersion="6" ma:contentTypeDescription="Een nieuw document maken." ma:contentTypeScope="" ma:versionID="59579db12405a868ad0e92c5e4f74ae1">
   <xsd:schema xmlns:xsd="http://www.w3.org/2001/XMLSchema" xmlns:xs="http://www.w3.org/2001/XMLSchema" xmlns:p="http://schemas.microsoft.com/office/2006/metadata/properties" xmlns:ns2="f44e6bd5-09db-4117-8b15-adf399208dc6" targetNamespace="http://schemas.microsoft.com/office/2006/metadata/properties" ma:root="true" ma:fieldsID="98cf673e6ff17a9b7a889e3f7df574b2" ns2:_="">
     <xsd:import namespace="f44e6bd5-09db-4117-8b15-adf399208dc6"/>
@@ -5723,29 +5903,37 @@
 </ct:contentTypeSchema>
 </file>
 
-<file path=customXml/item2.xml><?xml version="1.0" encoding="utf-8"?>
-<?mso-contentType ?>
-<FormTemplates xmlns="http://schemas.microsoft.com/sharepoint/v3/contenttype/forms">
-  <Display>DocumentLibraryForm</Display>
-  <Edit>DocumentLibraryForm</Edit>
-  <New>DocumentLibraryForm</New>
-</FormTemplates>
-</file>
-
-<file path=customXml/item3.xml><?xml version="1.0" encoding="utf-8"?>
-<p:properties xmlns:p="http://schemas.microsoft.com/office/2006/metadata/properties" xmlns:xsi="http://www.w3.org/2001/XMLSchema-instance" xmlns:pc="http://schemas.microsoft.com/office/infopath/2007/PartnerControls">
-  <documentManagement/>
-</p:properties>
-</file>
-
 <file path=customXml/itemProps1.xml><?xml version="1.0" encoding="utf-8"?>
-<ds:datastoreItem xmlns:ds="http://schemas.openxmlformats.org/officeDocument/2006/customXml" ds:itemID="{826ECD2E-755A-49AE-AA02-7C27F17103EA}"/>
+<ds:datastoreItem xmlns:ds="http://schemas.openxmlformats.org/officeDocument/2006/customXml" ds:itemID="{639FD63A-789D-4AE3-A5BA-33340F8EA329}">
+  <ds:schemaRefs>
+    <ds:schemaRef ds:uri="http://schemas.microsoft.com/office/2006/metadata/properties"/>
+    <ds:schemaRef ds:uri="http://schemas.microsoft.com/office/infopath/2007/PartnerControls"/>
+  </ds:schemaRefs>
+</ds:datastoreItem>
 </file>
 
 <file path=customXml/itemProps2.xml><?xml version="1.0" encoding="utf-8"?>
-<ds:datastoreItem xmlns:ds="http://schemas.openxmlformats.org/officeDocument/2006/customXml" ds:itemID="{B8172A8E-9AAD-4DBC-9A7B-95CA37CA2A9A}"/>
+<ds:datastoreItem xmlns:ds="http://schemas.openxmlformats.org/officeDocument/2006/customXml" ds:itemID="{B8172A8E-9AAD-4DBC-9A7B-95CA37CA2A9A}">
+  <ds:schemaRefs>
+    <ds:schemaRef ds:uri="http://schemas.microsoft.com/sharepoint/v3/contenttype/forms"/>
+  </ds:schemaRefs>
+</ds:datastoreItem>
 </file>
 
 <file path=customXml/itemProps3.xml><?xml version="1.0" encoding="utf-8"?>
-<ds:datastoreItem xmlns:ds="http://schemas.openxmlformats.org/officeDocument/2006/customXml" ds:itemID="{639FD63A-789D-4AE3-A5BA-33340F8EA329}"/>
+<ds:datastoreItem xmlns:ds="http://schemas.openxmlformats.org/officeDocument/2006/customXml" ds:itemID="{826ECD2E-755A-49AE-AA02-7C27F17103EA}">
+  <ds:schemaRefs>
+    <ds:schemaRef ds:uri="http://schemas.microsoft.com/office/2006/metadata/contentType"/>
+    <ds:schemaRef ds:uri="http://schemas.microsoft.com/office/2006/metadata/properties/metaAttributes"/>
+    <ds:schemaRef ds:uri="http://www.w3.org/2001/XMLSchema"/>
+    <ds:schemaRef ds:uri="http://schemas.microsoft.com/office/2006/metadata/properties"/>
+    <ds:schemaRef ds:uri="f44e6bd5-09db-4117-8b15-adf399208dc6"/>
+    <ds:schemaRef ds:uri="http://schemas.microsoft.com/office/2006/documentManagement/types"/>
+    <ds:schemaRef ds:uri="http://schemas.microsoft.com/office/infopath/2007/PartnerControls"/>
+    <ds:schemaRef ds:uri="http://schemas.openxmlformats.org/package/2006/metadata/core-properties"/>
+    <ds:schemaRef ds:uri="http://purl.org/dc/elements/1.1/"/>
+    <ds:schemaRef ds:uri="http://purl.org/dc/terms/"/>
+    <ds:schemaRef ds:uri="http://schemas.microsoft.com/internal/obd"/>
+  </ds:schemaRefs>
+</ds:datastoreItem>
 </file>